--- a/CASA_MSc_Dissertation_Template.docx
+++ b/CASA_MSc_Dissertation_Template.docx
@@ -317,7 +317,7 @@
     </w:p>
     <w:p>
       <w:r>
-        <w:t>Provide a concise summary of your research background, aims, methodology, results, and contributions (150–300 words).</w:t>
+        <w:t>(150–300 words).</w:t>
       </w:r>
     </w:p>
     <w:p>
@@ -326,11 +326,6 @@
       </w:pPr>
       <w:r>
         <w:t>Acknowledgements</w:t>
-      </w:r>
-    </w:p>
-    <w:p>
-      <w:r>
-        <w:t>Acknowledge any individuals, institutions, or funding bodies who supported your research.</w:t>
       </w:r>
     </w:p>
     <w:p>
@@ -342,6 +337,9 @@
       <w:sdtPr>
         <w:rPr>
           <w:rFonts w:ascii="Times New Roman" w:eastAsiaTheme="minorEastAsia" w:hAnsi="Times New Roman" w:cstheme="minorBidi"/>
+          <w:b w:val="0"/>
+          <w:bCs w:val="0"/>
+          <w:iCs w:val="0"/>
           <w:color w:val="auto"/>
           <w:sz w:val="24"/>
           <w:lang w:val="zh-CN" w:eastAsia="zh-CN"/>
@@ -354,9 +352,6 @@
       </w:sdtPr>
       <w:sdtEndPr>
         <w:rPr>
-          <w:b w:val="0"/>
-          <w:bCs w:val="0"/>
-          <w:iCs w:val="0"/>
           <w:lang w:eastAsia="en-US"/>
         </w:rPr>
       </w:sdtEndPr>
@@ -400,7 +395,7 @@
           <w:r>
             <w:fldChar w:fldCharType="separate"/>
           </w:r>
-          <w:hyperlink w:anchor="_Toc205575902" w:history="1">
+          <w:hyperlink w:anchor="_Toc205748843" w:history="1">
             <w:r>
               <w:rPr>
                 <w:rStyle w:val="affe"/>
@@ -446,7 +441,7 @@
                 <w:noProof/>
                 <w:webHidden/>
               </w:rPr>
-              <w:instrText xml:space="preserve"> PAGEREF _Toc205575902 \h </w:instrText>
+              <w:instrText xml:space="preserve"> PAGEREF _Toc205748843 \h </w:instrText>
             </w:r>
             <w:r>
               <w:rPr>
@@ -466,7 +461,7 @@
                 <w:noProof/>
                 <w:webHidden/>
               </w:rPr>
-              <w:t>- 5 -</w:t>
+              <w:t>- 6 -</w:t>
             </w:r>
             <w:r>
               <w:rPr>
@@ -493,7 +488,7 @@
               <w14:ligatures w14:val="standardContextual"/>
             </w:rPr>
           </w:pPr>
-          <w:hyperlink w:anchor="_Toc205575903" w:history="1">
+          <w:hyperlink w:anchor="_Toc205748844" w:history="1">
             <w:r>
               <w:rPr>
                 <w:rStyle w:val="affe"/>
@@ -540,7 +535,7 @@
                 <w:noProof/>
                 <w:webHidden/>
               </w:rPr>
-              <w:instrText xml:space="preserve"> PAGEREF _Toc205575903 \h </w:instrText>
+              <w:instrText xml:space="preserve"> PAGEREF _Toc205748844 \h </w:instrText>
             </w:r>
             <w:r>
               <w:rPr>
@@ -560,7 +555,7 @@
                 <w:noProof/>
                 <w:webHidden/>
               </w:rPr>
-              <w:t>- 5 -</w:t>
+              <w:t>- 6 -</w:t>
             </w:r>
             <w:r>
               <w:rPr>
@@ -587,7 +582,7 @@
               <w14:ligatures w14:val="standardContextual"/>
             </w:rPr>
           </w:pPr>
-          <w:hyperlink w:anchor="_Toc205575904" w:history="1">
+          <w:hyperlink w:anchor="_Toc205748845" w:history="1">
             <w:r>
               <w:rPr>
                 <w:rStyle w:val="affe"/>
@@ -634,7 +629,7 @@
                 <w:noProof/>
                 <w:webHidden/>
               </w:rPr>
-              <w:instrText xml:space="preserve"> PAGEREF _Toc205575904 \h </w:instrText>
+              <w:instrText xml:space="preserve"> PAGEREF _Toc205748845 \h </w:instrText>
             </w:r>
             <w:r>
               <w:rPr>
@@ -654,7 +649,7 @@
                 <w:noProof/>
                 <w:webHidden/>
               </w:rPr>
-              <w:t>- 6 -</w:t>
+              <w:t>- 7 -</w:t>
             </w:r>
             <w:r>
               <w:rPr>
@@ -681,7 +676,7 @@
               <w14:ligatures w14:val="standardContextual"/>
             </w:rPr>
           </w:pPr>
-          <w:hyperlink w:anchor="_Toc205575905" w:history="1">
+          <w:hyperlink w:anchor="_Toc205748846" w:history="1">
             <w:r>
               <w:rPr>
                 <w:rStyle w:val="affe"/>
@@ -728,7 +723,7 @@
                 <w:noProof/>
                 <w:webHidden/>
               </w:rPr>
-              <w:instrText xml:space="preserve"> PAGEREF _Toc205575905 \h </w:instrText>
+              <w:instrText xml:space="preserve"> PAGEREF _Toc205748846 \h </w:instrText>
             </w:r>
             <w:r>
               <w:rPr>
@@ -748,7 +743,7 @@
                 <w:noProof/>
                 <w:webHidden/>
               </w:rPr>
-              <w:t>- 6 -</w:t>
+              <w:t>- 7 -</w:t>
             </w:r>
             <w:r>
               <w:rPr>
@@ -775,7 +770,7 @@
               <w14:ligatures w14:val="standardContextual"/>
             </w:rPr>
           </w:pPr>
-          <w:hyperlink w:anchor="_Toc205575906" w:history="1">
+          <w:hyperlink w:anchor="_Toc205748847" w:history="1">
             <w:r>
               <w:rPr>
                 <w:rStyle w:val="affe"/>
@@ -822,7 +817,7 @@
                 <w:noProof/>
                 <w:webHidden/>
               </w:rPr>
-              <w:instrText xml:space="preserve"> PAGEREF _Toc205575906 \h </w:instrText>
+              <w:instrText xml:space="preserve"> PAGEREF _Toc205748847 \h </w:instrText>
             </w:r>
             <w:r>
               <w:rPr>
@@ -842,7 +837,7 @@
                 <w:noProof/>
                 <w:webHidden/>
               </w:rPr>
-              <w:t>- 7 -</w:t>
+              <w:t>- 8 -</w:t>
             </w:r>
             <w:r>
               <w:rPr>
@@ -869,7 +864,7 @@
               <w14:ligatures w14:val="standardContextual"/>
             </w:rPr>
           </w:pPr>
-          <w:hyperlink w:anchor="_Toc205575907" w:history="1">
+          <w:hyperlink w:anchor="_Toc205748848" w:history="1">
             <w:r>
               <w:rPr>
                 <w:rStyle w:val="affe"/>
@@ -914,7 +909,7 @@
                 <w:noProof/>
                 <w:webHidden/>
               </w:rPr>
-              <w:instrText xml:space="preserve"> PAGEREF _Toc205575907 \h </w:instrText>
+              <w:instrText xml:space="preserve"> PAGEREF _Toc205748848 \h </w:instrText>
             </w:r>
             <w:r>
               <w:rPr>
@@ -934,7 +929,7 @@
                 <w:noProof/>
                 <w:webHidden/>
               </w:rPr>
-              <w:t>- 8 -</w:t>
+              <w:t>- 9 -</w:t>
             </w:r>
             <w:r>
               <w:rPr>
@@ -961,7 +956,7 @@
               <w14:ligatures w14:val="standardContextual"/>
             </w:rPr>
           </w:pPr>
-          <w:hyperlink w:anchor="_Toc205575910" w:history="1">
+          <w:hyperlink w:anchor="_Toc205748851" w:history="1">
             <w:r>
               <w:rPr>
                 <w:rStyle w:val="affe"/>
@@ -1006,7 +1001,7 @@
                 <w:noProof/>
                 <w:webHidden/>
               </w:rPr>
-              <w:instrText xml:space="preserve"> PAGEREF _Toc205575910 \h </w:instrText>
+              <w:instrText xml:space="preserve"> PAGEREF _Toc205748851 \h </w:instrText>
             </w:r>
             <w:r>
               <w:rPr>
@@ -1026,7 +1021,7 @@
                 <w:noProof/>
                 <w:webHidden/>
               </w:rPr>
-              <w:t>- 8 -</w:t>
+              <w:t>- 9 -</w:t>
             </w:r>
             <w:r>
               <w:rPr>
@@ -1053,7 +1048,7 @@
               <w14:ligatures w14:val="standardContextual"/>
             </w:rPr>
           </w:pPr>
-          <w:hyperlink w:anchor="_Toc205575911" w:history="1">
+          <w:hyperlink w:anchor="_Toc205748852" w:history="1">
             <w:r>
               <w:rPr>
                 <w:rStyle w:val="affe"/>
@@ -1098,7 +1093,7 @@
                 <w:noProof/>
                 <w:webHidden/>
               </w:rPr>
-              <w:instrText xml:space="preserve"> PAGEREF _Toc205575911 \h </w:instrText>
+              <w:instrText xml:space="preserve"> PAGEREF _Toc205748852 \h </w:instrText>
             </w:r>
             <w:r>
               <w:rPr>
@@ -1118,7 +1113,7 @@
                 <w:noProof/>
                 <w:webHidden/>
               </w:rPr>
-              <w:t>- 9 -</w:t>
+              <w:t>- 10 -</w:t>
             </w:r>
             <w:r>
               <w:rPr>
@@ -1145,7 +1140,7 @@
               <w14:ligatures w14:val="standardContextual"/>
             </w:rPr>
           </w:pPr>
-          <w:hyperlink w:anchor="_Toc205575912" w:history="1">
+          <w:hyperlink w:anchor="_Toc205748853" w:history="1">
             <w:r>
               <w:rPr>
                 <w:rStyle w:val="affe"/>
@@ -1190,7 +1185,7 @@
                 <w:noProof/>
                 <w:webHidden/>
               </w:rPr>
-              <w:instrText xml:space="preserve"> PAGEREF _Toc205575912 \h </w:instrText>
+              <w:instrText xml:space="preserve"> PAGEREF _Toc205748853 \h </w:instrText>
             </w:r>
             <w:r>
               <w:rPr>
@@ -1210,7 +1205,7 @@
                 <w:noProof/>
                 <w:webHidden/>
               </w:rPr>
-              <w:t>- 10 -</w:t>
+              <w:t>- 11 -</w:t>
             </w:r>
             <w:r>
               <w:rPr>
@@ -1237,7 +1232,7 @@
               <w14:ligatures w14:val="standardContextual"/>
             </w:rPr>
           </w:pPr>
-          <w:hyperlink w:anchor="_Toc205575913" w:history="1">
+          <w:hyperlink w:anchor="_Toc205748854" w:history="1">
             <w:r>
               <w:rPr>
                 <w:rStyle w:val="affe"/>
@@ -1282,7 +1277,7 @@
                 <w:noProof/>
                 <w:webHidden/>
               </w:rPr>
-              <w:instrText xml:space="preserve"> PAGEREF _Toc205575913 \h </w:instrText>
+              <w:instrText xml:space="preserve"> PAGEREF _Toc205748854 \h </w:instrText>
             </w:r>
             <w:r>
               <w:rPr>
@@ -1302,7 +1297,7 @@
                 <w:noProof/>
                 <w:webHidden/>
               </w:rPr>
-              <w:t>- 12 -</w:t>
+              <w:t>- 13 -</w:t>
             </w:r>
             <w:r>
               <w:rPr>
@@ -1329,7 +1324,7 @@
               <w14:ligatures w14:val="standardContextual"/>
             </w:rPr>
           </w:pPr>
-          <w:hyperlink w:anchor="_Toc205575914" w:history="1">
+          <w:hyperlink w:anchor="_Toc205748855" w:history="1">
             <w:r>
               <w:rPr>
                 <w:rStyle w:val="affe"/>
@@ -1374,7 +1369,7 @@
                 <w:noProof/>
                 <w:webHidden/>
               </w:rPr>
-              <w:instrText xml:space="preserve"> PAGEREF _Toc205575914 \h </w:instrText>
+              <w:instrText xml:space="preserve"> PAGEREF _Toc205748855 \h </w:instrText>
             </w:r>
             <w:r>
               <w:rPr>
@@ -1394,7 +1389,7 @@
                 <w:noProof/>
                 <w:webHidden/>
               </w:rPr>
-              <w:t>- 12 -</w:t>
+              <w:t>- 14 -</w:t>
             </w:r>
             <w:r>
               <w:rPr>
@@ -1421,7 +1416,7 @@
               <w14:ligatures w14:val="standardContextual"/>
             </w:rPr>
           </w:pPr>
-          <w:hyperlink w:anchor="_Toc205575915" w:history="1">
+          <w:hyperlink w:anchor="_Toc205748856" w:history="1">
             <w:r>
               <w:rPr>
                 <w:rStyle w:val="affe"/>
@@ -1445,7 +1440,23 @@
                 <w:rStyle w:val="affe"/>
                 <w:noProof/>
               </w:rPr>
-              <w:t>Data % Research Area</w:t>
+              <w:t xml:space="preserve">Data </w:t>
+            </w:r>
+            <w:r>
+              <w:rPr>
+                <w:rStyle w:val="affe"/>
+                <w:rFonts w:eastAsia="宋体"/>
+                <w:noProof/>
+                <w:lang w:eastAsia="zh-CN"/>
+              </w:rPr>
+              <w:t>&amp;</w:t>
+            </w:r>
+            <w:r>
+              <w:rPr>
+                <w:rStyle w:val="affe"/>
+                <w:noProof/>
+              </w:rPr>
+              <w:t xml:space="preserve"> Research Area</w:t>
             </w:r>
             <w:r>
               <w:rPr>
@@ -1466,7 +1477,7 @@
                 <w:noProof/>
                 <w:webHidden/>
               </w:rPr>
-              <w:instrText xml:space="preserve"> PAGEREF _Toc205575915 \h </w:instrText>
+              <w:instrText xml:space="preserve"> PAGEREF _Toc205748856 \h </w:instrText>
             </w:r>
             <w:r>
               <w:rPr>
@@ -1486,7 +1497,7 @@
                 <w:noProof/>
                 <w:webHidden/>
               </w:rPr>
-              <w:t>- 14 -</w:t>
+              <w:t>- 15 -</w:t>
             </w:r>
             <w:r>
               <w:rPr>
@@ -1513,7 +1524,7 @@
               <w14:ligatures w14:val="standardContextual"/>
             </w:rPr>
           </w:pPr>
-          <w:hyperlink w:anchor="_Toc205575917" w:history="1">
+          <w:hyperlink w:anchor="_Toc205748858" w:history="1">
             <w:r>
               <w:rPr>
                 <w:rStyle w:val="affe"/>
@@ -1558,7 +1569,7 @@
                 <w:noProof/>
                 <w:webHidden/>
               </w:rPr>
-              <w:instrText xml:space="preserve"> PAGEREF _Toc205575917 \h </w:instrText>
+              <w:instrText xml:space="preserve"> PAGEREF _Toc205748858 \h </w:instrText>
             </w:r>
             <w:r>
               <w:rPr>
@@ -1578,7 +1589,7 @@
                 <w:noProof/>
                 <w:webHidden/>
               </w:rPr>
-              <w:t>- 14 -</w:t>
+              <w:t>- 15 -</w:t>
             </w:r>
             <w:r>
               <w:rPr>
@@ -1605,7 +1616,7 @@
               <w14:ligatures w14:val="standardContextual"/>
             </w:rPr>
           </w:pPr>
-          <w:hyperlink w:anchor="_Toc205575918" w:history="1">
+          <w:hyperlink w:anchor="_Toc205748859" w:history="1">
             <w:r>
               <w:rPr>
                 <w:rStyle w:val="affe"/>
@@ -1650,7 +1661,7 @@
                 <w:noProof/>
                 <w:webHidden/>
               </w:rPr>
-              <w:instrText xml:space="preserve"> PAGEREF _Toc205575918 \h </w:instrText>
+              <w:instrText xml:space="preserve"> PAGEREF _Toc205748859 \h </w:instrText>
             </w:r>
             <w:r>
               <w:rPr>
@@ -1670,7 +1681,7 @@
                 <w:noProof/>
                 <w:webHidden/>
               </w:rPr>
-              <w:t>- 15 -</w:t>
+              <w:t>- 16 -</w:t>
             </w:r>
             <w:r>
               <w:rPr>
@@ -1697,7 +1708,7 @@
               <w14:ligatures w14:val="standardContextual"/>
             </w:rPr>
           </w:pPr>
-          <w:hyperlink w:anchor="_Toc205575919" w:history="1">
+          <w:hyperlink w:anchor="_Toc205748860" w:history="1">
             <w:r>
               <w:rPr>
                 <w:rStyle w:val="affe"/>
@@ -1742,7 +1753,7 @@
                 <w:noProof/>
                 <w:webHidden/>
               </w:rPr>
-              <w:instrText xml:space="preserve"> PAGEREF _Toc205575919 \h </w:instrText>
+              <w:instrText xml:space="preserve"> PAGEREF _Toc205748860 \h </w:instrText>
             </w:r>
             <w:r>
               <w:rPr>
@@ -1762,7 +1773,7 @@
                 <w:noProof/>
                 <w:webHidden/>
               </w:rPr>
-              <w:t>- 17 -</w:t>
+              <w:t>- 19 -</w:t>
             </w:r>
             <w:r>
               <w:rPr>
@@ -1789,11 +1800,12 @@
               <w14:ligatures w14:val="standardContextual"/>
             </w:rPr>
           </w:pPr>
-          <w:hyperlink w:anchor="_Toc205575920" w:history="1">
+          <w:hyperlink w:anchor="_Toc205748861" w:history="1">
             <w:r>
               <w:rPr>
                 <w:rStyle w:val="affe"/>
                 <w:noProof/>
+                <w:lang w:eastAsia="zh-CN"/>
               </w:rPr>
               <w:t>4</w:t>
             </w:r>
@@ -1834,7 +1846,7 @@
                 <w:noProof/>
                 <w:webHidden/>
               </w:rPr>
-              <w:instrText xml:space="preserve"> PAGEREF _Toc205575920 \h </w:instrText>
+              <w:instrText xml:space="preserve"> PAGEREF _Toc205748861 \h </w:instrText>
             </w:r>
             <w:r>
               <w:rPr>
@@ -1854,7 +1866,652 @@
                 <w:noProof/>
                 <w:webHidden/>
               </w:rPr>
-              <w:t>- 18 -</w:t>
+              <w:t>- 20 -</w:t>
+            </w:r>
+            <w:r>
+              <w:rPr>
+                <w:noProof/>
+                <w:webHidden/>
+              </w:rPr>
+              <w:fldChar w:fldCharType="end"/>
+            </w:r>
+          </w:hyperlink>
+        </w:p>
+        <w:p>
+          <w:pPr>
+            <w:pStyle w:val="TOC2"/>
+            <w:tabs>
+              <w:tab w:val="left" w:pos="960"/>
+              <w:tab w:val="right" w:leader="dot" w:pos="8630"/>
+            </w:tabs>
+            <w:rPr>
+              <w:rFonts w:asciiTheme="minorHAnsi" w:hAnsiTheme="minorHAnsi"/>
+              <w:noProof/>
+              <w:kern w:val="2"/>
+              <w:szCs w:val="24"/>
+              <w:lang w:val="en-GB" w:eastAsia="zh-CN"/>
+              <w14:ligatures w14:val="standardContextual"/>
+            </w:rPr>
+          </w:pPr>
+          <w:hyperlink w:anchor="_Toc205748863" w:history="1">
+            <w:r>
+              <w:rPr>
+                <w:rStyle w:val="affe"/>
+                <w:noProof/>
+                <w:lang w:eastAsia="zh-CN"/>
+              </w:rPr>
+              <w:t>4.1</w:t>
+            </w:r>
+            <w:r>
+              <w:rPr>
+                <w:rFonts w:asciiTheme="minorHAnsi" w:hAnsiTheme="minorHAnsi"/>
+                <w:noProof/>
+                <w:kern w:val="2"/>
+                <w:szCs w:val="24"/>
+                <w:lang w:val="en-GB" w:eastAsia="zh-CN"/>
+                <w14:ligatures w14:val="standardContextual"/>
+              </w:rPr>
+              <w:tab/>
+            </w:r>
+            <w:r>
+              <w:rPr>
+                <w:rStyle w:val="affe"/>
+                <w:noProof/>
+              </w:rPr>
+              <w:t>Data Acquisition &amp; Preprocessing (400–450 words)</w:t>
+            </w:r>
+            <w:r>
+              <w:rPr>
+                <w:noProof/>
+                <w:webHidden/>
+              </w:rPr>
+              <w:tab/>
+            </w:r>
+            <w:r>
+              <w:rPr>
+                <w:noProof/>
+                <w:webHidden/>
+              </w:rPr>
+              <w:fldChar w:fldCharType="begin"/>
+            </w:r>
+            <w:r>
+              <w:rPr>
+                <w:noProof/>
+                <w:webHidden/>
+              </w:rPr>
+              <w:instrText xml:space="preserve"> PAGEREF _Toc205748863 \h </w:instrText>
+            </w:r>
+            <w:r>
+              <w:rPr>
+                <w:noProof/>
+                <w:webHidden/>
+              </w:rPr>
+            </w:r>
+            <w:r>
+              <w:rPr>
+                <w:noProof/>
+                <w:webHidden/>
+              </w:rPr>
+              <w:fldChar w:fldCharType="separate"/>
+            </w:r>
+            <w:r>
+              <w:rPr>
+                <w:noProof/>
+                <w:webHidden/>
+              </w:rPr>
+              <w:t>- 22 -</w:t>
+            </w:r>
+            <w:r>
+              <w:rPr>
+                <w:noProof/>
+                <w:webHidden/>
+              </w:rPr>
+              <w:fldChar w:fldCharType="end"/>
+            </w:r>
+          </w:hyperlink>
+        </w:p>
+        <w:p>
+          <w:pPr>
+            <w:pStyle w:val="TOC2"/>
+            <w:tabs>
+              <w:tab w:val="left" w:pos="960"/>
+              <w:tab w:val="right" w:leader="dot" w:pos="8630"/>
+            </w:tabs>
+            <w:rPr>
+              <w:rFonts w:asciiTheme="minorHAnsi" w:hAnsiTheme="minorHAnsi"/>
+              <w:noProof/>
+              <w:kern w:val="2"/>
+              <w:szCs w:val="24"/>
+              <w:lang w:val="en-GB" w:eastAsia="zh-CN"/>
+              <w14:ligatures w14:val="standardContextual"/>
+            </w:rPr>
+          </w:pPr>
+          <w:hyperlink w:anchor="_Toc205748864" w:history="1">
+            <w:r>
+              <w:rPr>
+                <w:rStyle w:val="affe"/>
+                <w:noProof/>
+              </w:rPr>
+              <w:t>4.2</w:t>
+            </w:r>
+            <w:r>
+              <w:rPr>
+                <w:rFonts w:asciiTheme="minorHAnsi" w:hAnsiTheme="minorHAnsi"/>
+                <w:noProof/>
+                <w:kern w:val="2"/>
+                <w:szCs w:val="24"/>
+                <w:lang w:val="en-GB" w:eastAsia="zh-CN"/>
+                <w14:ligatures w14:val="standardContextual"/>
+              </w:rPr>
+              <w:tab/>
+            </w:r>
+            <w:r>
+              <w:rPr>
+                <w:rStyle w:val="affe"/>
+                <w:noProof/>
+              </w:rPr>
+              <w:t>Dataset Construction (300–350 words)</w:t>
+            </w:r>
+            <w:r>
+              <w:rPr>
+                <w:noProof/>
+                <w:webHidden/>
+              </w:rPr>
+              <w:tab/>
+            </w:r>
+            <w:r>
+              <w:rPr>
+                <w:noProof/>
+                <w:webHidden/>
+              </w:rPr>
+              <w:fldChar w:fldCharType="begin"/>
+            </w:r>
+            <w:r>
+              <w:rPr>
+                <w:noProof/>
+                <w:webHidden/>
+              </w:rPr>
+              <w:instrText xml:space="preserve"> PAGEREF _Toc205748864 \h </w:instrText>
+            </w:r>
+            <w:r>
+              <w:rPr>
+                <w:noProof/>
+                <w:webHidden/>
+              </w:rPr>
+            </w:r>
+            <w:r>
+              <w:rPr>
+                <w:noProof/>
+                <w:webHidden/>
+              </w:rPr>
+              <w:fldChar w:fldCharType="separate"/>
+            </w:r>
+            <w:r>
+              <w:rPr>
+                <w:noProof/>
+                <w:webHidden/>
+              </w:rPr>
+              <w:t>- 22 -</w:t>
+            </w:r>
+            <w:r>
+              <w:rPr>
+                <w:noProof/>
+                <w:webHidden/>
+              </w:rPr>
+              <w:fldChar w:fldCharType="end"/>
+            </w:r>
+          </w:hyperlink>
+        </w:p>
+        <w:p>
+          <w:pPr>
+            <w:pStyle w:val="TOC2"/>
+            <w:tabs>
+              <w:tab w:val="left" w:pos="960"/>
+              <w:tab w:val="right" w:leader="dot" w:pos="8630"/>
+            </w:tabs>
+            <w:rPr>
+              <w:rFonts w:asciiTheme="minorHAnsi" w:hAnsiTheme="minorHAnsi"/>
+              <w:noProof/>
+              <w:kern w:val="2"/>
+              <w:szCs w:val="24"/>
+              <w:lang w:val="en-GB" w:eastAsia="zh-CN"/>
+              <w14:ligatures w14:val="standardContextual"/>
+            </w:rPr>
+          </w:pPr>
+          <w:hyperlink w:anchor="_Toc205748865" w:history="1">
+            <w:r>
+              <w:rPr>
+                <w:rStyle w:val="affe"/>
+                <w:noProof/>
+              </w:rPr>
+              <w:t>4.3</w:t>
+            </w:r>
+            <w:r>
+              <w:rPr>
+                <w:rFonts w:asciiTheme="minorHAnsi" w:hAnsiTheme="minorHAnsi"/>
+                <w:noProof/>
+                <w:kern w:val="2"/>
+                <w:szCs w:val="24"/>
+                <w:lang w:val="en-GB" w:eastAsia="zh-CN"/>
+                <w14:ligatures w14:val="standardContextual"/>
+              </w:rPr>
+              <w:tab/>
+            </w:r>
+            <w:r>
+              <w:rPr>
+                <w:rStyle w:val="affe"/>
+                <w:noProof/>
+              </w:rPr>
+              <w:t>Variable Definitions and Transformations (200–250 words)</w:t>
+            </w:r>
+            <w:r>
+              <w:rPr>
+                <w:noProof/>
+                <w:webHidden/>
+              </w:rPr>
+              <w:tab/>
+            </w:r>
+            <w:r>
+              <w:rPr>
+                <w:noProof/>
+                <w:webHidden/>
+              </w:rPr>
+              <w:fldChar w:fldCharType="begin"/>
+            </w:r>
+            <w:r>
+              <w:rPr>
+                <w:noProof/>
+                <w:webHidden/>
+              </w:rPr>
+              <w:instrText xml:space="preserve"> PAGEREF _Toc205748865 \h </w:instrText>
+            </w:r>
+            <w:r>
+              <w:rPr>
+                <w:noProof/>
+                <w:webHidden/>
+              </w:rPr>
+            </w:r>
+            <w:r>
+              <w:rPr>
+                <w:noProof/>
+                <w:webHidden/>
+              </w:rPr>
+              <w:fldChar w:fldCharType="separate"/>
+            </w:r>
+            <w:r>
+              <w:rPr>
+                <w:noProof/>
+                <w:webHidden/>
+              </w:rPr>
+              <w:t>- 23 -</w:t>
+            </w:r>
+            <w:r>
+              <w:rPr>
+                <w:noProof/>
+                <w:webHidden/>
+              </w:rPr>
+              <w:fldChar w:fldCharType="end"/>
+            </w:r>
+          </w:hyperlink>
+        </w:p>
+        <w:p>
+          <w:pPr>
+            <w:pStyle w:val="TOC2"/>
+            <w:tabs>
+              <w:tab w:val="left" w:pos="960"/>
+              <w:tab w:val="right" w:leader="dot" w:pos="8630"/>
+            </w:tabs>
+            <w:rPr>
+              <w:rFonts w:asciiTheme="minorHAnsi" w:hAnsiTheme="minorHAnsi"/>
+              <w:noProof/>
+              <w:kern w:val="2"/>
+              <w:szCs w:val="24"/>
+              <w:lang w:val="en-GB" w:eastAsia="zh-CN"/>
+              <w14:ligatures w14:val="standardContextual"/>
+            </w:rPr>
+          </w:pPr>
+          <w:hyperlink w:anchor="_Toc205748866" w:history="1">
+            <w:r>
+              <w:rPr>
+                <w:rStyle w:val="affe"/>
+                <w:noProof/>
+              </w:rPr>
+              <w:t>4.4</w:t>
+            </w:r>
+            <w:r>
+              <w:rPr>
+                <w:rFonts w:asciiTheme="minorHAnsi" w:hAnsiTheme="minorHAnsi"/>
+                <w:noProof/>
+                <w:kern w:val="2"/>
+                <w:szCs w:val="24"/>
+                <w:lang w:val="en-GB" w:eastAsia="zh-CN"/>
+                <w14:ligatures w14:val="standardContextual"/>
+              </w:rPr>
+              <w:tab/>
+            </w:r>
+            <w:r>
+              <w:rPr>
+                <w:rStyle w:val="affe"/>
+                <w:noProof/>
+              </w:rPr>
+              <w:t>Empirical Strategy (450–500 words)</w:t>
+            </w:r>
+            <w:r>
+              <w:rPr>
+                <w:noProof/>
+                <w:webHidden/>
+              </w:rPr>
+              <w:tab/>
+            </w:r>
+            <w:r>
+              <w:rPr>
+                <w:noProof/>
+                <w:webHidden/>
+              </w:rPr>
+              <w:fldChar w:fldCharType="begin"/>
+            </w:r>
+            <w:r>
+              <w:rPr>
+                <w:noProof/>
+                <w:webHidden/>
+              </w:rPr>
+              <w:instrText xml:space="preserve"> PAGEREF _Toc205748866 \h </w:instrText>
+            </w:r>
+            <w:r>
+              <w:rPr>
+                <w:noProof/>
+                <w:webHidden/>
+              </w:rPr>
+            </w:r>
+            <w:r>
+              <w:rPr>
+                <w:noProof/>
+                <w:webHidden/>
+              </w:rPr>
+              <w:fldChar w:fldCharType="separate"/>
+            </w:r>
+            <w:r>
+              <w:rPr>
+                <w:noProof/>
+                <w:webHidden/>
+              </w:rPr>
+              <w:t>- 23 -</w:t>
+            </w:r>
+            <w:r>
+              <w:rPr>
+                <w:noProof/>
+                <w:webHidden/>
+              </w:rPr>
+              <w:fldChar w:fldCharType="end"/>
+            </w:r>
+          </w:hyperlink>
+        </w:p>
+        <w:p>
+          <w:pPr>
+            <w:pStyle w:val="TOC2"/>
+            <w:tabs>
+              <w:tab w:val="left" w:pos="960"/>
+              <w:tab w:val="right" w:leader="dot" w:pos="8630"/>
+            </w:tabs>
+            <w:rPr>
+              <w:rFonts w:asciiTheme="minorHAnsi" w:hAnsiTheme="minorHAnsi"/>
+              <w:noProof/>
+              <w:kern w:val="2"/>
+              <w:szCs w:val="24"/>
+              <w:lang w:val="en-GB" w:eastAsia="zh-CN"/>
+              <w14:ligatures w14:val="standardContextual"/>
+            </w:rPr>
+          </w:pPr>
+          <w:hyperlink w:anchor="_Toc205748867" w:history="1">
+            <w:r>
+              <w:rPr>
+                <w:rStyle w:val="affe"/>
+                <w:noProof/>
+              </w:rPr>
+              <w:t>4.5</w:t>
+            </w:r>
+            <w:r>
+              <w:rPr>
+                <w:rFonts w:asciiTheme="minorHAnsi" w:hAnsiTheme="minorHAnsi"/>
+                <w:noProof/>
+                <w:kern w:val="2"/>
+                <w:szCs w:val="24"/>
+                <w:lang w:val="en-GB" w:eastAsia="zh-CN"/>
+                <w14:ligatures w14:val="standardContextual"/>
+              </w:rPr>
+              <w:tab/>
+            </w:r>
+            <w:r>
+              <w:rPr>
+                <w:rStyle w:val="affe"/>
+                <w:noProof/>
+              </w:rPr>
+              <w:t>Robustness Checks (300–350 words)</w:t>
+            </w:r>
+            <w:r>
+              <w:rPr>
+                <w:noProof/>
+                <w:webHidden/>
+              </w:rPr>
+              <w:tab/>
+            </w:r>
+            <w:r>
+              <w:rPr>
+                <w:noProof/>
+                <w:webHidden/>
+              </w:rPr>
+              <w:fldChar w:fldCharType="begin"/>
+            </w:r>
+            <w:r>
+              <w:rPr>
+                <w:noProof/>
+                <w:webHidden/>
+              </w:rPr>
+              <w:instrText xml:space="preserve"> PAGEREF _Toc205748867 \h </w:instrText>
+            </w:r>
+            <w:r>
+              <w:rPr>
+                <w:noProof/>
+                <w:webHidden/>
+              </w:rPr>
+            </w:r>
+            <w:r>
+              <w:rPr>
+                <w:noProof/>
+                <w:webHidden/>
+              </w:rPr>
+              <w:fldChar w:fldCharType="separate"/>
+            </w:r>
+            <w:r>
+              <w:rPr>
+                <w:noProof/>
+                <w:webHidden/>
+              </w:rPr>
+              <w:t>- 23 -</w:t>
+            </w:r>
+            <w:r>
+              <w:rPr>
+                <w:noProof/>
+                <w:webHidden/>
+              </w:rPr>
+              <w:fldChar w:fldCharType="end"/>
+            </w:r>
+          </w:hyperlink>
+        </w:p>
+        <w:p>
+          <w:pPr>
+            <w:pStyle w:val="TOC2"/>
+            <w:tabs>
+              <w:tab w:val="left" w:pos="960"/>
+              <w:tab w:val="right" w:leader="dot" w:pos="8630"/>
+            </w:tabs>
+            <w:rPr>
+              <w:rFonts w:asciiTheme="minorHAnsi" w:hAnsiTheme="minorHAnsi"/>
+              <w:noProof/>
+              <w:kern w:val="2"/>
+              <w:szCs w:val="24"/>
+              <w:lang w:val="en-GB" w:eastAsia="zh-CN"/>
+              <w14:ligatures w14:val="standardContextual"/>
+            </w:rPr>
+          </w:pPr>
+          <w:hyperlink w:anchor="_Toc205748868" w:history="1">
+            <w:r>
+              <w:rPr>
+                <w:rStyle w:val="affe"/>
+                <w:noProof/>
+              </w:rPr>
+              <w:t>4.6</w:t>
+            </w:r>
+            <w:r>
+              <w:rPr>
+                <w:rFonts w:asciiTheme="minorHAnsi" w:hAnsiTheme="minorHAnsi"/>
+                <w:noProof/>
+                <w:kern w:val="2"/>
+                <w:szCs w:val="24"/>
+                <w:lang w:val="en-GB" w:eastAsia="zh-CN"/>
+                <w14:ligatures w14:val="standardContextual"/>
+              </w:rPr>
+              <w:tab/>
+            </w:r>
+            <w:r>
+              <w:rPr>
+                <w:rStyle w:val="affe"/>
+                <w:noProof/>
+              </w:rPr>
+              <w:t>Model Diagnostics and Validation (150–200 words)</w:t>
+            </w:r>
+            <w:r>
+              <w:rPr>
+                <w:noProof/>
+                <w:webHidden/>
+              </w:rPr>
+              <w:tab/>
+            </w:r>
+            <w:r>
+              <w:rPr>
+                <w:noProof/>
+                <w:webHidden/>
+              </w:rPr>
+              <w:fldChar w:fldCharType="begin"/>
+            </w:r>
+            <w:r>
+              <w:rPr>
+                <w:noProof/>
+                <w:webHidden/>
+              </w:rPr>
+              <w:instrText xml:space="preserve"> PAGEREF _Toc205748868 \h </w:instrText>
+            </w:r>
+            <w:r>
+              <w:rPr>
+                <w:noProof/>
+                <w:webHidden/>
+              </w:rPr>
+            </w:r>
+            <w:r>
+              <w:rPr>
+                <w:noProof/>
+                <w:webHidden/>
+              </w:rPr>
+              <w:fldChar w:fldCharType="separate"/>
+            </w:r>
+            <w:r>
+              <w:rPr>
+                <w:noProof/>
+                <w:webHidden/>
+              </w:rPr>
+              <w:t>- 23 -</w:t>
+            </w:r>
+            <w:r>
+              <w:rPr>
+                <w:noProof/>
+                <w:webHidden/>
+              </w:rPr>
+              <w:fldChar w:fldCharType="end"/>
+            </w:r>
+          </w:hyperlink>
+        </w:p>
+        <w:p>
+          <w:pPr>
+            <w:pStyle w:val="TOC2"/>
+            <w:tabs>
+              <w:tab w:val="left" w:pos="960"/>
+              <w:tab w:val="right" w:leader="dot" w:pos="8630"/>
+            </w:tabs>
+            <w:rPr>
+              <w:rFonts w:asciiTheme="minorHAnsi" w:hAnsiTheme="minorHAnsi"/>
+              <w:noProof/>
+              <w:kern w:val="2"/>
+              <w:szCs w:val="24"/>
+              <w:lang w:val="en-GB" w:eastAsia="zh-CN"/>
+              <w14:ligatures w14:val="standardContextual"/>
+            </w:rPr>
+          </w:pPr>
+          <w:hyperlink w:anchor="_Toc205748869" w:history="1">
+            <w:r>
+              <w:rPr>
+                <w:rStyle w:val="affe"/>
+                <w:noProof/>
+              </w:rPr>
+              <w:t>4.7</w:t>
+            </w:r>
+            <w:r>
+              <w:rPr>
+                <w:rFonts w:asciiTheme="minorHAnsi" w:hAnsiTheme="minorHAnsi"/>
+                <w:noProof/>
+                <w:kern w:val="2"/>
+                <w:szCs w:val="24"/>
+                <w:lang w:val="en-GB" w:eastAsia="zh-CN"/>
+                <w14:ligatures w14:val="standardContextual"/>
+              </w:rPr>
+              <w:tab/>
+            </w:r>
+            <w:r>
+              <w:rPr>
+                <w:rStyle w:val="affe"/>
+                <w:noProof/>
+              </w:rPr>
+              <w:t>Interpretation &amp; Mechanism Exploration (200–250 words)</w:t>
+            </w:r>
+            <w:r>
+              <w:rPr>
+                <w:noProof/>
+                <w:webHidden/>
+              </w:rPr>
+              <w:tab/>
+            </w:r>
+            <w:r>
+              <w:rPr>
+                <w:noProof/>
+                <w:webHidden/>
+              </w:rPr>
+              <w:fldChar w:fldCharType="begin"/>
+            </w:r>
+            <w:r>
+              <w:rPr>
+                <w:noProof/>
+                <w:webHidden/>
+              </w:rPr>
+              <w:instrText xml:space="preserve"> PAGEREF _Toc205748869 \h </w:instrText>
+            </w:r>
+            <w:r>
+              <w:rPr>
+                <w:noProof/>
+                <w:webHidden/>
+              </w:rPr>
+            </w:r>
+            <w:r>
+              <w:rPr>
+                <w:noProof/>
+                <w:webHidden/>
+              </w:rPr>
+              <w:fldChar w:fldCharType="separate"/>
+            </w:r>
+            <w:r>
+              <w:rPr>
+                <w:noProof/>
+                <w:webHidden/>
+              </w:rPr>
+              <w:t>- 24 -</w:t>
             </w:r>
             <w:r>
               <w:rPr>
@@ -1881,11 +2538,12 @@
               <w14:ligatures w14:val="standardContextual"/>
             </w:rPr>
           </w:pPr>
-          <w:hyperlink w:anchor="_Toc205575921" w:history="1">
+          <w:hyperlink w:anchor="_Toc205748870" w:history="1">
             <w:r>
               <w:rPr>
                 <w:rStyle w:val="affe"/>
                 <w:noProof/>
+                <w:lang w:eastAsia="zh-CN"/>
               </w:rPr>
               <w:t>5</w:t>
             </w:r>
@@ -1926,7 +2584,7 @@
                 <w:noProof/>
                 <w:webHidden/>
               </w:rPr>
-              <w:instrText xml:space="preserve"> PAGEREF _Toc205575921 \h </w:instrText>
+              <w:instrText xml:space="preserve"> PAGEREF _Toc205748870 \h </w:instrText>
             </w:r>
             <w:r>
               <w:rPr>
@@ -1946,7 +2604,7 @@
                 <w:noProof/>
                 <w:webHidden/>
               </w:rPr>
-              <w:t>- 18 -</w:t>
+              <w:t>- 24 -</w:t>
             </w:r>
             <w:r>
               <w:rPr>
@@ -1973,11 +2631,12 @@
               <w14:ligatures w14:val="standardContextual"/>
             </w:rPr>
           </w:pPr>
-          <w:hyperlink w:anchor="_Toc205575922" w:history="1">
+          <w:hyperlink w:anchor="_Toc205748871" w:history="1">
             <w:r>
               <w:rPr>
                 <w:rStyle w:val="affe"/>
                 <w:noProof/>
+                <w:lang w:eastAsia="zh-CN"/>
               </w:rPr>
               <w:t>6</w:t>
             </w:r>
@@ -2018,7 +2677,7 @@
                 <w:noProof/>
                 <w:webHidden/>
               </w:rPr>
-              <w:instrText xml:space="preserve"> PAGEREF _Toc205575922 \h </w:instrText>
+              <w:instrText xml:space="preserve"> PAGEREF _Toc205748871 \h </w:instrText>
             </w:r>
             <w:r>
               <w:rPr>
@@ -2038,7 +2697,685 @@
                 <w:noProof/>
                 <w:webHidden/>
               </w:rPr>
-              <w:t>- 18 -</w:t>
+              <w:t>- 24 -</w:t>
+            </w:r>
+            <w:r>
+              <w:rPr>
+                <w:noProof/>
+                <w:webHidden/>
+              </w:rPr>
+              <w:fldChar w:fldCharType="end"/>
+            </w:r>
+          </w:hyperlink>
+        </w:p>
+        <w:p>
+          <w:pPr>
+            <w:pStyle w:val="TOC2"/>
+            <w:tabs>
+              <w:tab w:val="left" w:pos="960"/>
+              <w:tab w:val="right" w:leader="dot" w:pos="8630"/>
+            </w:tabs>
+            <w:rPr>
+              <w:rFonts w:asciiTheme="minorHAnsi" w:hAnsiTheme="minorHAnsi"/>
+              <w:noProof/>
+              <w:kern w:val="2"/>
+              <w:szCs w:val="24"/>
+              <w:lang w:val="en-GB" w:eastAsia="zh-CN"/>
+              <w14:ligatures w14:val="standardContextual"/>
+            </w:rPr>
+          </w:pPr>
+          <w:hyperlink w:anchor="_Toc205748874" w:history="1">
+            <w:r>
+              <w:rPr>
+                <w:rStyle w:val="affe"/>
+                <w:noProof/>
+              </w:rPr>
+              <w:t>6.1</w:t>
+            </w:r>
+            <w:r>
+              <w:rPr>
+                <w:rFonts w:asciiTheme="minorHAnsi" w:hAnsiTheme="minorHAnsi"/>
+                <w:noProof/>
+                <w:kern w:val="2"/>
+                <w:szCs w:val="24"/>
+                <w:lang w:val="en-GB" w:eastAsia="zh-CN"/>
+                <w14:ligatures w14:val="standardContextual"/>
+              </w:rPr>
+              <w:tab/>
+            </w:r>
+            <w:r>
+              <w:rPr>
+                <w:rStyle w:val="affe"/>
+                <w:noProof/>
+              </w:rPr>
+              <w:t>Summary of Key Findings</w:t>
+            </w:r>
+            <w:r>
+              <w:rPr>
+                <w:rStyle w:val="affe"/>
+                <w:rFonts w:eastAsia="宋体"/>
+                <w:noProof/>
+                <w:lang w:eastAsia="zh-CN"/>
+              </w:rPr>
+              <w:t xml:space="preserve"> (200-250 </w:t>
+            </w:r>
+            <w:r>
+              <w:rPr>
+                <w:rStyle w:val="affe"/>
+                <w:noProof/>
+              </w:rPr>
+              <w:t>words</w:t>
+            </w:r>
+            <w:r>
+              <w:rPr>
+                <w:rStyle w:val="affe"/>
+                <w:rFonts w:eastAsia="宋体"/>
+                <w:noProof/>
+                <w:lang w:eastAsia="zh-CN"/>
+              </w:rPr>
+              <w:t>)</w:t>
+            </w:r>
+            <w:r>
+              <w:rPr>
+                <w:noProof/>
+                <w:webHidden/>
+              </w:rPr>
+              <w:tab/>
+            </w:r>
+            <w:r>
+              <w:rPr>
+                <w:noProof/>
+                <w:webHidden/>
+              </w:rPr>
+              <w:fldChar w:fldCharType="begin"/>
+            </w:r>
+            <w:r>
+              <w:rPr>
+                <w:noProof/>
+                <w:webHidden/>
+              </w:rPr>
+              <w:instrText xml:space="preserve"> PAGEREF _Toc205748874 \h </w:instrText>
+            </w:r>
+            <w:r>
+              <w:rPr>
+                <w:noProof/>
+                <w:webHidden/>
+              </w:rPr>
+            </w:r>
+            <w:r>
+              <w:rPr>
+                <w:noProof/>
+                <w:webHidden/>
+              </w:rPr>
+              <w:fldChar w:fldCharType="separate"/>
+            </w:r>
+            <w:r>
+              <w:rPr>
+                <w:noProof/>
+                <w:webHidden/>
+              </w:rPr>
+              <w:t>- 24 -</w:t>
+            </w:r>
+            <w:r>
+              <w:rPr>
+                <w:noProof/>
+                <w:webHidden/>
+              </w:rPr>
+              <w:fldChar w:fldCharType="end"/>
+            </w:r>
+          </w:hyperlink>
+        </w:p>
+        <w:p>
+          <w:pPr>
+            <w:pStyle w:val="TOC2"/>
+            <w:tabs>
+              <w:tab w:val="left" w:pos="960"/>
+              <w:tab w:val="right" w:leader="dot" w:pos="8630"/>
+            </w:tabs>
+            <w:rPr>
+              <w:rFonts w:asciiTheme="minorHAnsi" w:hAnsiTheme="minorHAnsi"/>
+              <w:noProof/>
+              <w:kern w:val="2"/>
+              <w:szCs w:val="24"/>
+              <w:lang w:val="en-GB" w:eastAsia="zh-CN"/>
+              <w14:ligatures w14:val="standardContextual"/>
+            </w:rPr>
+          </w:pPr>
+          <w:hyperlink w:anchor="_Toc205748875" w:history="1">
+            <w:r>
+              <w:rPr>
+                <w:rStyle w:val="affe"/>
+                <w:noProof/>
+              </w:rPr>
+              <w:t>6.2</w:t>
+            </w:r>
+            <w:r>
+              <w:rPr>
+                <w:rFonts w:asciiTheme="minorHAnsi" w:hAnsiTheme="minorHAnsi"/>
+                <w:noProof/>
+                <w:kern w:val="2"/>
+                <w:szCs w:val="24"/>
+                <w:lang w:val="en-GB" w:eastAsia="zh-CN"/>
+                <w14:ligatures w14:val="standardContextual"/>
+              </w:rPr>
+              <w:tab/>
+            </w:r>
+            <w:r>
+              <w:rPr>
+                <w:rStyle w:val="affe"/>
+                <w:noProof/>
+              </w:rPr>
+              <w:t>Comparison with International Evidence</w:t>
+            </w:r>
+            <w:r>
+              <w:rPr>
+                <w:rStyle w:val="affe"/>
+                <w:rFonts w:eastAsia="宋体"/>
+                <w:noProof/>
+                <w:lang w:eastAsia="zh-CN"/>
+              </w:rPr>
+              <w:t xml:space="preserve"> (300-350 </w:t>
+            </w:r>
+            <w:r>
+              <w:rPr>
+                <w:rStyle w:val="affe"/>
+                <w:noProof/>
+              </w:rPr>
+              <w:t>words</w:t>
+            </w:r>
+            <w:r>
+              <w:rPr>
+                <w:rStyle w:val="affe"/>
+                <w:rFonts w:eastAsia="宋体"/>
+                <w:noProof/>
+                <w:lang w:eastAsia="zh-CN"/>
+              </w:rPr>
+              <w:t>)</w:t>
+            </w:r>
+            <w:r>
+              <w:rPr>
+                <w:noProof/>
+                <w:webHidden/>
+              </w:rPr>
+              <w:tab/>
+            </w:r>
+            <w:r>
+              <w:rPr>
+                <w:noProof/>
+                <w:webHidden/>
+              </w:rPr>
+              <w:fldChar w:fldCharType="begin"/>
+            </w:r>
+            <w:r>
+              <w:rPr>
+                <w:noProof/>
+                <w:webHidden/>
+              </w:rPr>
+              <w:instrText xml:space="preserve"> PAGEREF _Toc205748875 \h </w:instrText>
+            </w:r>
+            <w:r>
+              <w:rPr>
+                <w:noProof/>
+                <w:webHidden/>
+              </w:rPr>
+            </w:r>
+            <w:r>
+              <w:rPr>
+                <w:noProof/>
+                <w:webHidden/>
+              </w:rPr>
+              <w:fldChar w:fldCharType="separate"/>
+            </w:r>
+            <w:r>
+              <w:rPr>
+                <w:noProof/>
+                <w:webHidden/>
+              </w:rPr>
+              <w:t>- 24 -</w:t>
+            </w:r>
+            <w:r>
+              <w:rPr>
+                <w:noProof/>
+                <w:webHidden/>
+              </w:rPr>
+              <w:fldChar w:fldCharType="end"/>
+            </w:r>
+          </w:hyperlink>
+        </w:p>
+        <w:p>
+          <w:pPr>
+            <w:pStyle w:val="TOC2"/>
+            <w:tabs>
+              <w:tab w:val="left" w:pos="960"/>
+              <w:tab w:val="right" w:leader="dot" w:pos="8630"/>
+            </w:tabs>
+            <w:rPr>
+              <w:rFonts w:asciiTheme="minorHAnsi" w:hAnsiTheme="minorHAnsi"/>
+              <w:noProof/>
+              <w:kern w:val="2"/>
+              <w:szCs w:val="24"/>
+              <w:lang w:val="en-GB" w:eastAsia="zh-CN"/>
+              <w14:ligatures w14:val="standardContextual"/>
+            </w:rPr>
+          </w:pPr>
+          <w:hyperlink w:anchor="_Toc205748876" w:history="1">
+            <w:r>
+              <w:rPr>
+                <w:rStyle w:val="affe"/>
+                <w:noProof/>
+                <w:lang w:eastAsia="zh-CN"/>
+              </w:rPr>
+              <w:t>6.3</w:t>
+            </w:r>
+            <w:r>
+              <w:rPr>
+                <w:rFonts w:asciiTheme="minorHAnsi" w:hAnsiTheme="minorHAnsi"/>
+                <w:noProof/>
+                <w:kern w:val="2"/>
+                <w:szCs w:val="24"/>
+                <w:lang w:val="en-GB" w:eastAsia="zh-CN"/>
+                <w14:ligatures w14:val="standardContextual"/>
+              </w:rPr>
+              <w:tab/>
+            </w:r>
+            <w:r>
+              <w:rPr>
+                <w:rStyle w:val="affe"/>
+                <w:rFonts w:eastAsia="宋体"/>
+                <w:noProof/>
+                <w:lang w:eastAsia="zh-CN"/>
+              </w:rPr>
+              <w:t xml:space="preserve">Explanations in the Chinese Context (550-600 </w:t>
+            </w:r>
+            <w:r>
+              <w:rPr>
+                <w:rStyle w:val="affe"/>
+                <w:noProof/>
+              </w:rPr>
+              <w:t>words</w:t>
+            </w:r>
+            <w:r>
+              <w:rPr>
+                <w:rStyle w:val="affe"/>
+                <w:rFonts w:eastAsia="宋体"/>
+                <w:noProof/>
+                <w:lang w:eastAsia="zh-CN"/>
+              </w:rPr>
+              <w:t>)</w:t>
+            </w:r>
+            <w:r>
+              <w:rPr>
+                <w:noProof/>
+                <w:webHidden/>
+              </w:rPr>
+              <w:tab/>
+            </w:r>
+            <w:r>
+              <w:rPr>
+                <w:noProof/>
+                <w:webHidden/>
+              </w:rPr>
+              <w:fldChar w:fldCharType="begin"/>
+            </w:r>
+            <w:r>
+              <w:rPr>
+                <w:noProof/>
+                <w:webHidden/>
+              </w:rPr>
+              <w:instrText xml:space="preserve"> PAGEREF _Toc205748876 \h </w:instrText>
+            </w:r>
+            <w:r>
+              <w:rPr>
+                <w:noProof/>
+                <w:webHidden/>
+              </w:rPr>
+            </w:r>
+            <w:r>
+              <w:rPr>
+                <w:noProof/>
+                <w:webHidden/>
+              </w:rPr>
+              <w:fldChar w:fldCharType="separate"/>
+            </w:r>
+            <w:r>
+              <w:rPr>
+                <w:noProof/>
+                <w:webHidden/>
+              </w:rPr>
+              <w:t>- 25 -</w:t>
+            </w:r>
+            <w:r>
+              <w:rPr>
+                <w:noProof/>
+                <w:webHidden/>
+              </w:rPr>
+              <w:fldChar w:fldCharType="end"/>
+            </w:r>
+          </w:hyperlink>
+        </w:p>
+        <w:p>
+          <w:pPr>
+            <w:pStyle w:val="TOC2"/>
+            <w:tabs>
+              <w:tab w:val="left" w:pos="960"/>
+              <w:tab w:val="right" w:leader="dot" w:pos="8630"/>
+            </w:tabs>
+            <w:rPr>
+              <w:rFonts w:asciiTheme="minorHAnsi" w:hAnsiTheme="minorHAnsi"/>
+              <w:noProof/>
+              <w:kern w:val="2"/>
+              <w:szCs w:val="24"/>
+              <w:lang w:val="en-GB" w:eastAsia="zh-CN"/>
+              <w14:ligatures w14:val="standardContextual"/>
+            </w:rPr>
+          </w:pPr>
+          <w:hyperlink w:anchor="_Toc205748877" w:history="1">
+            <w:r>
+              <w:rPr>
+                <w:rStyle w:val="affe"/>
+                <w:noProof/>
+                <w:lang w:eastAsia="zh-CN"/>
+              </w:rPr>
+              <w:t>6.4</w:t>
+            </w:r>
+            <w:r>
+              <w:rPr>
+                <w:rFonts w:asciiTheme="minorHAnsi" w:hAnsiTheme="minorHAnsi"/>
+                <w:noProof/>
+                <w:kern w:val="2"/>
+                <w:szCs w:val="24"/>
+                <w:lang w:val="en-GB" w:eastAsia="zh-CN"/>
+                <w14:ligatures w14:val="standardContextual"/>
+              </w:rPr>
+              <w:tab/>
+            </w:r>
+            <w:r>
+              <w:rPr>
+                <w:rStyle w:val="affe"/>
+                <w:rFonts w:eastAsia="宋体"/>
+                <w:noProof/>
+                <w:lang w:eastAsia="zh-CN"/>
+              </w:rPr>
+              <w:t xml:space="preserve">Interpreting Heterogeneity (250-300 </w:t>
+            </w:r>
+            <w:r>
+              <w:rPr>
+                <w:rStyle w:val="affe"/>
+                <w:noProof/>
+              </w:rPr>
+              <w:t>words</w:t>
+            </w:r>
+            <w:r>
+              <w:rPr>
+                <w:rStyle w:val="affe"/>
+                <w:rFonts w:eastAsia="宋体"/>
+                <w:noProof/>
+                <w:lang w:eastAsia="zh-CN"/>
+              </w:rPr>
+              <w:t>)</w:t>
+            </w:r>
+            <w:r>
+              <w:rPr>
+                <w:noProof/>
+                <w:webHidden/>
+              </w:rPr>
+              <w:tab/>
+            </w:r>
+            <w:r>
+              <w:rPr>
+                <w:noProof/>
+                <w:webHidden/>
+              </w:rPr>
+              <w:fldChar w:fldCharType="begin"/>
+            </w:r>
+            <w:r>
+              <w:rPr>
+                <w:noProof/>
+                <w:webHidden/>
+              </w:rPr>
+              <w:instrText xml:space="preserve"> PAGEREF _Toc205748877 \h </w:instrText>
+            </w:r>
+            <w:r>
+              <w:rPr>
+                <w:noProof/>
+                <w:webHidden/>
+              </w:rPr>
+            </w:r>
+            <w:r>
+              <w:rPr>
+                <w:noProof/>
+                <w:webHidden/>
+              </w:rPr>
+              <w:fldChar w:fldCharType="separate"/>
+            </w:r>
+            <w:r>
+              <w:rPr>
+                <w:noProof/>
+                <w:webHidden/>
+              </w:rPr>
+              <w:t>- 25 -</w:t>
+            </w:r>
+            <w:r>
+              <w:rPr>
+                <w:noProof/>
+                <w:webHidden/>
+              </w:rPr>
+              <w:fldChar w:fldCharType="end"/>
+            </w:r>
+          </w:hyperlink>
+        </w:p>
+        <w:p>
+          <w:pPr>
+            <w:pStyle w:val="TOC2"/>
+            <w:tabs>
+              <w:tab w:val="left" w:pos="960"/>
+              <w:tab w:val="right" w:leader="dot" w:pos="8630"/>
+            </w:tabs>
+            <w:rPr>
+              <w:rFonts w:asciiTheme="minorHAnsi" w:hAnsiTheme="minorHAnsi"/>
+              <w:noProof/>
+              <w:kern w:val="2"/>
+              <w:szCs w:val="24"/>
+              <w:lang w:val="en-GB" w:eastAsia="zh-CN"/>
+              <w14:ligatures w14:val="standardContextual"/>
+            </w:rPr>
+          </w:pPr>
+          <w:hyperlink w:anchor="_Toc205748878" w:history="1">
+            <w:r>
+              <w:rPr>
+                <w:rStyle w:val="affe"/>
+                <w:noProof/>
+                <w:lang w:eastAsia="zh-CN"/>
+              </w:rPr>
+              <w:t>6.5</w:t>
+            </w:r>
+            <w:r>
+              <w:rPr>
+                <w:rFonts w:asciiTheme="minorHAnsi" w:hAnsiTheme="minorHAnsi"/>
+                <w:noProof/>
+                <w:kern w:val="2"/>
+                <w:szCs w:val="24"/>
+                <w:lang w:val="en-GB" w:eastAsia="zh-CN"/>
+                <w14:ligatures w14:val="standardContextual"/>
+              </w:rPr>
+              <w:tab/>
+            </w:r>
+            <w:r>
+              <w:rPr>
+                <w:rStyle w:val="affe"/>
+                <w:rFonts w:eastAsia="宋体"/>
+                <w:noProof/>
+                <w:lang w:eastAsia="zh-CN"/>
+              </w:rPr>
+              <w:t xml:space="preserve">Policy Implications (250-300 </w:t>
+            </w:r>
+            <w:r>
+              <w:rPr>
+                <w:rStyle w:val="affe"/>
+                <w:noProof/>
+              </w:rPr>
+              <w:t>words</w:t>
+            </w:r>
+            <w:r>
+              <w:rPr>
+                <w:rStyle w:val="affe"/>
+                <w:rFonts w:eastAsia="宋体"/>
+                <w:noProof/>
+                <w:lang w:eastAsia="zh-CN"/>
+              </w:rPr>
+              <w:t>)</w:t>
+            </w:r>
+            <w:r>
+              <w:rPr>
+                <w:noProof/>
+                <w:webHidden/>
+              </w:rPr>
+              <w:tab/>
+            </w:r>
+            <w:r>
+              <w:rPr>
+                <w:noProof/>
+                <w:webHidden/>
+              </w:rPr>
+              <w:fldChar w:fldCharType="begin"/>
+            </w:r>
+            <w:r>
+              <w:rPr>
+                <w:noProof/>
+                <w:webHidden/>
+              </w:rPr>
+              <w:instrText xml:space="preserve"> PAGEREF _Toc205748878 \h </w:instrText>
+            </w:r>
+            <w:r>
+              <w:rPr>
+                <w:noProof/>
+                <w:webHidden/>
+              </w:rPr>
+            </w:r>
+            <w:r>
+              <w:rPr>
+                <w:noProof/>
+                <w:webHidden/>
+              </w:rPr>
+              <w:fldChar w:fldCharType="separate"/>
+            </w:r>
+            <w:r>
+              <w:rPr>
+                <w:noProof/>
+                <w:webHidden/>
+              </w:rPr>
+              <w:t>- 25 -</w:t>
+            </w:r>
+            <w:r>
+              <w:rPr>
+                <w:noProof/>
+                <w:webHidden/>
+              </w:rPr>
+              <w:fldChar w:fldCharType="end"/>
+            </w:r>
+          </w:hyperlink>
+        </w:p>
+        <w:p>
+          <w:pPr>
+            <w:pStyle w:val="TOC2"/>
+            <w:tabs>
+              <w:tab w:val="left" w:pos="960"/>
+              <w:tab w:val="right" w:leader="dot" w:pos="8630"/>
+            </w:tabs>
+            <w:rPr>
+              <w:rFonts w:asciiTheme="minorHAnsi" w:hAnsiTheme="minorHAnsi"/>
+              <w:noProof/>
+              <w:kern w:val="2"/>
+              <w:szCs w:val="24"/>
+              <w:lang w:val="en-GB" w:eastAsia="zh-CN"/>
+              <w14:ligatures w14:val="standardContextual"/>
+            </w:rPr>
+          </w:pPr>
+          <w:hyperlink w:anchor="_Toc205748879" w:history="1">
+            <w:r>
+              <w:rPr>
+                <w:rStyle w:val="affe"/>
+                <w:noProof/>
+                <w:lang w:eastAsia="zh-CN"/>
+              </w:rPr>
+              <w:t>6.6</w:t>
+            </w:r>
+            <w:r>
+              <w:rPr>
+                <w:rFonts w:asciiTheme="minorHAnsi" w:hAnsiTheme="minorHAnsi"/>
+                <w:noProof/>
+                <w:kern w:val="2"/>
+                <w:szCs w:val="24"/>
+                <w:lang w:val="en-GB" w:eastAsia="zh-CN"/>
+                <w14:ligatures w14:val="standardContextual"/>
+              </w:rPr>
+              <w:tab/>
+            </w:r>
+            <w:r>
+              <w:rPr>
+                <w:rStyle w:val="affe"/>
+                <w:rFonts w:eastAsia="宋体"/>
+                <w:noProof/>
+                <w:lang w:eastAsia="zh-CN"/>
+              </w:rPr>
+              <w:t xml:space="preserve">Limitations and Future Research (250-300 </w:t>
+            </w:r>
+            <w:r>
+              <w:rPr>
+                <w:rStyle w:val="affe"/>
+                <w:noProof/>
+              </w:rPr>
+              <w:t>words</w:t>
+            </w:r>
+            <w:r>
+              <w:rPr>
+                <w:rStyle w:val="affe"/>
+                <w:rFonts w:eastAsia="宋体"/>
+                <w:noProof/>
+                <w:lang w:eastAsia="zh-CN"/>
+              </w:rPr>
+              <w:t>)</w:t>
+            </w:r>
+            <w:r>
+              <w:rPr>
+                <w:noProof/>
+                <w:webHidden/>
+              </w:rPr>
+              <w:tab/>
+            </w:r>
+            <w:r>
+              <w:rPr>
+                <w:noProof/>
+                <w:webHidden/>
+              </w:rPr>
+              <w:fldChar w:fldCharType="begin"/>
+            </w:r>
+            <w:r>
+              <w:rPr>
+                <w:noProof/>
+                <w:webHidden/>
+              </w:rPr>
+              <w:instrText xml:space="preserve"> PAGEREF _Toc205748879 \h </w:instrText>
+            </w:r>
+            <w:r>
+              <w:rPr>
+                <w:noProof/>
+                <w:webHidden/>
+              </w:rPr>
+            </w:r>
+            <w:r>
+              <w:rPr>
+                <w:noProof/>
+                <w:webHidden/>
+              </w:rPr>
+              <w:fldChar w:fldCharType="separate"/>
+            </w:r>
+            <w:r>
+              <w:rPr>
+                <w:noProof/>
+                <w:webHidden/>
+              </w:rPr>
+              <w:t>- 26 -</w:t>
             </w:r>
             <w:r>
               <w:rPr>
@@ -2065,7 +3402,7 @@
               <w14:ligatures w14:val="standardContextual"/>
             </w:rPr>
           </w:pPr>
-          <w:hyperlink w:anchor="_Toc205575923" w:history="1">
+          <w:hyperlink w:anchor="_Toc205748880" w:history="1">
             <w:r>
               <w:rPr>
                 <w:rStyle w:val="affe"/>
@@ -2110,7 +3447,7 @@
                 <w:noProof/>
                 <w:webHidden/>
               </w:rPr>
-              <w:instrText xml:space="preserve"> PAGEREF _Toc205575923 \h </w:instrText>
+              <w:instrText xml:space="preserve"> PAGEREF _Toc205748880 \h </w:instrText>
             </w:r>
             <w:r>
               <w:rPr>
@@ -2130,7 +3467,7 @@
                 <w:noProof/>
                 <w:webHidden/>
               </w:rPr>
-              <w:t>- 18 -</w:t>
+              <w:t>- 26 -</w:t>
             </w:r>
             <w:r>
               <w:rPr>
@@ -2156,7 +3493,7 @@
               <w14:ligatures w14:val="standardContextual"/>
             </w:rPr>
           </w:pPr>
-          <w:hyperlink w:anchor="_Toc205575924" w:history="1">
+          <w:hyperlink w:anchor="_Toc205748881" w:history="1">
             <w:r>
               <w:rPr>
                 <w:rStyle w:val="affe"/>
@@ -2183,7 +3520,7 @@
                 <w:noProof/>
                 <w:webHidden/>
               </w:rPr>
-              <w:instrText xml:space="preserve"> PAGEREF _Toc205575924 \h </w:instrText>
+              <w:instrText xml:space="preserve"> PAGEREF _Toc205748881 \h </w:instrText>
             </w:r>
             <w:r>
               <w:rPr>
@@ -2203,7 +3540,7 @@
                 <w:noProof/>
                 <w:webHidden/>
               </w:rPr>
-              <w:t>- 18 -</w:t>
+              <w:t>- 27 -</w:t>
             </w:r>
             <w:r>
               <w:rPr>
@@ -2229,7 +3566,7 @@
               <w14:ligatures w14:val="standardContextual"/>
             </w:rPr>
           </w:pPr>
-          <w:hyperlink w:anchor="_Toc205575925" w:history="1">
+          <w:hyperlink w:anchor="_Toc205748882" w:history="1">
             <w:r>
               <w:rPr>
                 <w:rStyle w:val="affe"/>
@@ -2256,7 +3593,7 @@
                 <w:noProof/>
                 <w:webHidden/>
               </w:rPr>
-              <w:instrText xml:space="preserve"> PAGEREF _Toc205575925 \h </w:instrText>
+              <w:instrText xml:space="preserve"> PAGEREF _Toc205748882 \h </w:instrText>
             </w:r>
             <w:r>
               <w:rPr>
@@ -2276,7 +3613,7 @@
                 <w:noProof/>
                 <w:webHidden/>
               </w:rPr>
-              <w:t>- 18 -</w:t>
+              <w:t>- 30 -</w:t>
             </w:r>
             <w:r>
               <w:rPr>
@@ -2325,7 +3662,7 @@
       <w:pPr>
         <w:pStyle w:val="4"/>
         <w:rPr>
-          <w:rFonts w:eastAsia="宋体"/>
+          <w:rFonts w:eastAsia="宋体" w:hint="eastAsia"/>
           <w:lang w:eastAsia="zh-CN"/>
         </w:rPr>
       </w:pPr>
@@ -2341,7 +3678,12 @@
           <w:tab w:val="right" w:leader="dot" w:pos="8630"/>
         </w:tabs>
         <w:rPr>
+          <w:rFonts w:asciiTheme="minorHAnsi" w:hAnsiTheme="minorHAnsi"/>
           <w:noProof/>
+          <w:kern w:val="2"/>
+          <w:szCs w:val="24"/>
+          <w:lang w:val="en-GB" w:eastAsia="zh-CN"/>
+          <w14:ligatures w14:val="standardContextual"/>
         </w:rPr>
       </w:pPr>
       <w:r>
@@ -2356,21 +3698,7 @@
           <w:rFonts w:eastAsia="宋体"/>
           <w:lang w:eastAsia="zh-CN"/>
         </w:rPr>
-        <w:instrText xml:space="preserve"> </w:instrText>
-      </w:r>
-      <w:r>
-        <w:rPr>
-          <w:rFonts w:eastAsia="宋体" w:hint="eastAsia"/>
-          <w:lang w:eastAsia="zh-CN"/>
-        </w:rPr>
-        <w:instrText>TOC \h \z \c "Figure"</w:instrText>
-      </w:r>
-      <w:r>
-        <w:rPr>
-          <w:rFonts w:eastAsia="宋体"/>
-          <w:lang w:eastAsia="zh-CN"/>
-        </w:rPr>
-        <w:instrText xml:space="preserve"> </w:instrText>
+        <w:instrText xml:space="preserve"> TOC \h \z \c "Figure" </w:instrText>
       </w:r>
       <w:r>
         <w:rPr>
@@ -2379,13 +3707,13 @@
         </w:rPr>
         <w:fldChar w:fldCharType="separate"/>
       </w:r>
-      <w:hyperlink w:anchor="_Toc205576142" w:history="1">
+      <w:hyperlink w:anchor="_Toc205743245" w:history="1">
         <w:r>
           <w:rPr>
             <w:rStyle w:val="affe"/>
             <w:noProof/>
           </w:rPr>
-          <w:t>Figure 3.1.1</w:t>
+          <w:t>Figure 3.1</w:t>
         </w:r>
         <w:r>
           <w:rPr>
@@ -2394,17 +3722,7 @@
             <w:noProof/>
             <w:lang w:eastAsia="zh-CN"/>
           </w:rPr>
-          <w:t xml:space="preserve"> </w:t>
-        </w:r>
-        <w:r>
-          <w:rPr>
-            <w:rStyle w:val="affe"/>
-            <w:rFonts w:eastAsia="宋体"/>
-            <w:noProof/>
-            <w:color w:val="5959FF" w:themeColor="hyperlink" w:themeTint="A6"/>
-            <w:lang w:eastAsia="zh-CN"/>
-          </w:rPr>
-          <w:t>Location of the study area in Guizhou Province, China, showing county-level boundaries, mean elevation, and drought treatment status in 2010. Treatment counties are defined as those in the top quartile of median drought frequency (SPEI &lt; –1.5, February–June 2010). Data sources: SRTM DEM, SPEIbase v2.10, Guizhou county boundaries.</w:t>
+          <w:t xml:space="preserve"> Location of the study area in Guizhou Province, China, showing county-level boundaries, mean elevation, and drought treatment status in 2010. Treatment counties are defined as those in the top quartile of median drought frequency (SPEI &lt; –1.5, February–June 2010). Data sources: SRTM DEM, SPEIbase v2.10, Guizhou county boundaries.</w:t>
         </w:r>
         <w:r>
           <w:rPr>
@@ -2425,7 +3743,7 @@
             <w:noProof/>
             <w:webHidden/>
           </w:rPr>
-          <w:instrText xml:space="preserve"> PAGEREF _Toc205576142 \h </w:instrText>
+          <w:instrText xml:space="preserve"> PAGEREF _Toc205743245 \h </w:instrText>
         </w:r>
         <w:r>
           <w:rPr>
@@ -2457,6 +3775,170 @@
       </w:hyperlink>
     </w:p>
     <w:p>
+      <w:pPr>
+        <w:pStyle w:val="afff0"/>
+        <w:tabs>
+          <w:tab w:val="right" w:leader="dot" w:pos="8630"/>
+        </w:tabs>
+        <w:rPr>
+          <w:rFonts w:asciiTheme="minorHAnsi" w:hAnsiTheme="minorHAnsi"/>
+          <w:noProof/>
+          <w:kern w:val="2"/>
+          <w:szCs w:val="24"/>
+          <w:lang w:val="en-GB" w:eastAsia="zh-CN"/>
+          <w14:ligatures w14:val="standardContextual"/>
+        </w:rPr>
+      </w:pPr>
+      <w:hyperlink w:anchor="_Toc205743246" w:history="1">
+        <w:r>
+          <w:rPr>
+            <w:rStyle w:val="affe"/>
+            <w:noProof/>
+          </w:rPr>
+          <w:t>Figure 3.2</w:t>
+        </w:r>
+        <w:r>
+          <w:rPr>
+            <w:rStyle w:val="affe"/>
+            <w:rFonts w:eastAsia="宋体"/>
+            <w:noProof/>
+            <w:lang w:eastAsia="zh-CN"/>
+          </w:rPr>
+          <w:t xml:space="preserve"> Simplified workflow for the construction of the county-level panel dataset (2008–2012), integrating climate (SPEI), vegetation (MODIS NDVI), land cover (MODIS MCD12Q1), demographic (Guizhou Statistical Yearbook, Population Census), and topographic (SRTM DEM) datasets. All geospatial processing was conducted in Google Earth Engine (GEE); statistical integration and cleaning were implemented in Python.</w:t>
+        </w:r>
+        <w:r>
+          <w:rPr>
+            <w:noProof/>
+            <w:webHidden/>
+          </w:rPr>
+          <w:tab/>
+        </w:r>
+        <w:r>
+          <w:rPr>
+            <w:noProof/>
+            <w:webHidden/>
+          </w:rPr>
+          <w:fldChar w:fldCharType="begin"/>
+        </w:r>
+        <w:r>
+          <w:rPr>
+            <w:noProof/>
+            <w:webHidden/>
+          </w:rPr>
+          <w:instrText xml:space="preserve"> PAGEREF _Toc205743246 \h </w:instrText>
+        </w:r>
+        <w:r>
+          <w:rPr>
+            <w:noProof/>
+            <w:webHidden/>
+          </w:rPr>
+        </w:r>
+        <w:r>
+          <w:rPr>
+            <w:noProof/>
+            <w:webHidden/>
+          </w:rPr>
+          <w:fldChar w:fldCharType="separate"/>
+        </w:r>
+        <w:r>
+          <w:rPr>
+            <w:noProof/>
+            <w:webHidden/>
+          </w:rPr>
+          <w:t>- 16 -</w:t>
+        </w:r>
+        <w:r>
+          <w:rPr>
+            <w:noProof/>
+            <w:webHidden/>
+          </w:rPr>
+          <w:fldChar w:fldCharType="end"/>
+        </w:r>
+      </w:hyperlink>
+    </w:p>
+    <w:p>
+      <w:pPr>
+        <w:pStyle w:val="afff0"/>
+        <w:tabs>
+          <w:tab w:val="right" w:leader="dot" w:pos="8630"/>
+        </w:tabs>
+        <w:rPr>
+          <w:rFonts w:asciiTheme="minorHAnsi" w:hAnsiTheme="minorHAnsi"/>
+          <w:noProof/>
+          <w:kern w:val="2"/>
+          <w:szCs w:val="24"/>
+          <w:lang w:val="en-GB" w:eastAsia="zh-CN"/>
+          <w14:ligatures w14:val="standardContextual"/>
+        </w:rPr>
+      </w:pPr>
+      <w:hyperlink w:anchor="_Toc205743247" w:history="1">
+        <w:r>
+          <w:rPr>
+            <w:rStyle w:val="affe"/>
+            <w:noProof/>
+          </w:rPr>
+          <w:t>Figure 3.3</w:t>
+        </w:r>
+        <w:r>
+          <w:rPr>
+            <w:rStyle w:val="affe"/>
+            <w:rFonts w:eastAsia="宋体"/>
+            <w:noProof/>
+            <w:lang w:eastAsia="zh-CN"/>
+          </w:rPr>
+          <w:t xml:space="preserve"> Annual trends in cropland-specific Normalised Difference Vegetation Index (NDVI) during the growing season (upper panel) and net migration rates per 1,000 persons (lower panel) for treatment and control counties, 2008–2012. Shaded areas represent ±1 standard error. The vertical dashed line marks the 2010 drought year. Data sources: MODIS MOD13Q1, MODIS MCD12Q1, Guizhou Statistical Yearbook.</w:t>
+        </w:r>
+        <w:r>
+          <w:rPr>
+            <w:noProof/>
+            <w:webHidden/>
+          </w:rPr>
+          <w:tab/>
+        </w:r>
+        <w:r>
+          <w:rPr>
+            <w:noProof/>
+            <w:webHidden/>
+          </w:rPr>
+          <w:fldChar w:fldCharType="begin"/>
+        </w:r>
+        <w:r>
+          <w:rPr>
+            <w:noProof/>
+            <w:webHidden/>
+          </w:rPr>
+          <w:instrText xml:space="preserve"> PAGEREF _Toc205743247 \h </w:instrText>
+        </w:r>
+        <w:r>
+          <w:rPr>
+            <w:noProof/>
+            <w:webHidden/>
+          </w:rPr>
+        </w:r>
+        <w:r>
+          <w:rPr>
+            <w:noProof/>
+            <w:webHidden/>
+          </w:rPr>
+          <w:fldChar w:fldCharType="separate"/>
+        </w:r>
+        <w:r>
+          <w:rPr>
+            <w:noProof/>
+            <w:webHidden/>
+          </w:rPr>
+          <w:t>- 18 -</w:t>
+        </w:r>
+        <w:r>
+          <w:rPr>
+            <w:noProof/>
+            <w:webHidden/>
+          </w:rPr>
+          <w:fldChar w:fldCharType="end"/>
+        </w:r>
+      </w:hyperlink>
+    </w:p>
+    <w:p>
       <w:r>
         <w:rPr>
           <w:rFonts w:eastAsia="宋体"/>
@@ -2495,11 +3977,11 @@
           <w:numId w:val="19"/>
         </w:numPr>
         <w:rPr>
-          <w:rFonts w:eastAsia="宋体" w:hint="eastAsia"/>
-          <w:lang w:eastAsia="zh-CN"/>
-        </w:rPr>
-      </w:pPr>
-      <w:bookmarkStart w:id="2" w:name="_Toc205575902"/>
+          <w:rFonts w:eastAsia="宋体"/>
+          <w:lang w:eastAsia="zh-CN"/>
+        </w:rPr>
+      </w:pPr>
+      <w:bookmarkStart w:id="2" w:name="_Toc205748843"/>
       <w:commentRangeStart w:id="3"/>
       <w:r>
         <w:lastRenderedPageBreak/>
@@ -2530,7 +4012,7 @@
           <w:lang w:eastAsia="zh-CN"/>
         </w:rPr>
       </w:pPr>
-      <w:bookmarkStart w:id="4" w:name="_Toc205575903"/>
+      <w:bookmarkStart w:id="4" w:name="_Toc205748844"/>
       <w:r>
         <w:rPr>
           <w:rFonts w:hint="eastAsia"/>
@@ -2552,7 +4034,69 @@
           <w:rFonts w:eastAsia="宋体"/>
           <w:lang w:eastAsia="zh-CN"/>
         </w:rPr>
-        <w:t>In recent decades, the frequency and severity of extreme weather events have increased, primarily due to human activities (IPCC, 2021). These events</w:t>
+        <w:t>In recent decades, the frequency and severity of extreme weather events have become more pronounced, and human impact on the climate system is now clear and widespread, adversely affecting natural and human systems</w:t>
+      </w:r>
+      <w:r>
+        <w:rPr>
+          <w:rFonts w:eastAsia="宋体" w:hint="eastAsia"/>
+          <w:lang w:eastAsia="zh-CN"/>
+        </w:rPr>
+        <w:t xml:space="preserve"> </w:t>
+      </w:r>
+      <w:r>
+        <w:rPr>
+          <w:rFonts w:eastAsia="宋体"/>
+          <w:lang w:eastAsia="zh-CN"/>
+        </w:rPr>
+        <w:fldChar w:fldCharType="begin"/>
+      </w:r>
+      <w:r>
+        <w:rPr>
+          <w:rFonts w:eastAsia="宋体"/>
+          <w:lang w:eastAsia="zh-CN"/>
+        </w:rPr>
+        <w:instrText xml:space="preserve"> ADDIN ZOTERO_ITEM CSL_CITATION {"citationID":"5ACdOk4Z","properties":{"formattedCitation":"(Intergovernmental Panel On Climate Change (Ipcc), 2023)","plainCitation":"(Intergovernmental Panel On Climate Change (Ipcc), 2023)","noteIndex":0},"citationItems":[{"id":1088,"uris":["http://zotero.org/users/local/l0I20NHz/items/4QD5WFQB"],"itemData":{"id":1088,"type":"book","abstract":"The Working Group II contribution to the Sixth Assessment Report of the Intergovernmental Panel on Climate Change (IPCC) provides a comprehensive assessment of the scientific literature relevant to climate change impacts, adaptation and vulnerability. The report recognizes the interactions of climate, ecosystems and biodiversity, and human societies, and integrates across the natural, ecological, social and economic sciences. It emphasizes how efforts in adaptation and in reducing greenhouse gas emissions can come together in a process called climate resilient development, which enables a liveable future for biodiversity and humankind. The IPCC is the leading body for assessing climate change science. IPCC reports are produced in comprehensive, objective and transparent ways, ensuring they reflect the full range of views in the scientific literature. Novel elements include focused topical assessments, and an atlas presenting observed climate change impacts and future risks from global to regional scales. Available as Open Access on Cambridge Core.","edition":"1","ISBN":"978-1-009-32584-4","language":"en","license":"https://www.cambridge.org/core/terms","note":"DOI: 10.1017/9781009325844","publisher":"Cambridge University Press","source":"DOI.org (Crossref)","title":"Climate Change 2022 – Impacts, Adaptation and Vulnerability: Working Group II Contribution to the Sixth Assessment Report of the Intergovernmental Panel on Climate Change","title-short":"Climate Change 2022 – Impacts, Adaptation and Vulnerability","URL":"https://www.cambridge.org/core/product/identifier/9781009325844/type/book","author":[{"literal":"Intergovernmental Panel On Climate Change (Ipcc)"}],"accessed":{"date-parts":[["2025",8,10]]},"issued":{"date-parts":[["2023",6,22]]}}}],"schema":"https://github.com/citation-style-language/schema/raw/master/csl-citation.json"} </w:instrText>
+      </w:r>
+      <w:r>
+        <w:rPr>
+          <w:rFonts w:eastAsia="宋体"/>
+          <w:lang w:eastAsia="zh-CN"/>
+        </w:rPr>
+        <w:fldChar w:fldCharType="separate"/>
+      </w:r>
+      <w:r>
+        <w:rPr>
+          <w:rFonts w:cs="Times New Roman"/>
+        </w:rPr>
+        <w:t>(Intergovernmental Panel On Climate Change (IPCC), 2023)</w:t>
+      </w:r>
+      <w:r>
+        <w:rPr>
+          <w:rFonts w:eastAsia="宋体"/>
+          <w:lang w:eastAsia="zh-CN"/>
+        </w:rPr>
+        <w:fldChar w:fldCharType="end"/>
+      </w:r>
+      <w:r>
+        <w:rPr>
+          <w:rFonts w:eastAsia="宋体"/>
+          <w:lang w:eastAsia="zh-CN"/>
+        </w:rPr>
+        <w:t>.</w:t>
+      </w:r>
+      <w:r>
+        <w:rPr>
+          <w:rFonts w:eastAsia="宋体" w:hint="eastAsia"/>
+          <w:lang w:eastAsia="zh-CN"/>
+        </w:rPr>
+        <w:t xml:space="preserve"> </w:t>
+      </w:r>
+      <w:r>
+        <w:rPr>
+          <w:rFonts w:eastAsia="宋体"/>
+          <w:lang w:eastAsia="zh-CN"/>
+        </w:rPr>
+        <w:t>These events</w:t>
       </w:r>
       <w:r>
         <w:rPr>
@@ -2671,21 +4215,55 @@
           <w:rFonts w:eastAsia="宋体"/>
           <w:lang w:eastAsia="zh-CN"/>
         </w:rPr>
-        <w:t>Worldwide, the Intergovernmental Panel on Climate Change (IPCC) reports that the intensity and frequency of compound extreme events are expected to increase under all future warming scenarios. In China, the average temperature has risen by more than 1.</w:t>
+        <w:t>Worldwide, the IPCC reports that compound extreme events are projected to become more frequent and severe under all future warming scenarios</w:t>
       </w:r>
       <w:r>
         <w:rPr>
           <w:rFonts w:eastAsia="宋体" w:hint="eastAsia"/>
           <w:lang w:eastAsia="zh-CN"/>
         </w:rPr>
-        <w:t>6</w:t>
-      </w:r>
-      <w:r>
-        <w:rPr>
-          <w:rFonts w:eastAsia="宋体"/>
-          <w:lang w:eastAsia="zh-CN"/>
-        </w:rPr>
-        <w:t xml:space="preserve"> degrees Celsius over the past 60 years, and extreme drought events have become more frequent in the southwestern region</w:t>
+        <w:t xml:space="preserve"> </w:t>
+      </w:r>
+      <w:r>
+        <w:rPr>
+          <w:rFonts w:eastAsia="宋体"/>
+          <w:lang w:eastAsia="zh-CN"/>
+        </w:rPr>
+        <w:fldChar w:fldCharType="begin"/>
+      </w:r>
+      <w:r>
+        <w:rPr>
+          <w:rFonts w:eastAsia="宋体"/>
+          <w:lang w:eastAsia="zh-CN"/>
+        </w:rPr>
+        <w:instrText xml:space="preserve"> ADDIN ZOTERO_ITEM CSL_CITATION {"citationID":"ogVfj7vp","properties":{"formattedCitation":"(Intergovernmental Panel On Climate Change (Ipcc), 2023)","plainCitation":"(Intergovernmental Panel On Climate Change (Ipcc), 2023)","noteIndex":0},"citationItems":[{"id":1088,"uris":["http://zotero.org/users/local/l0I20NHz/items/4QD5WFQB"],"itemData":{"id":1088,"type":"book","abstract":"The Working Group II contribution to the Sixth Assessment Report of the Intergovernmental Panel on Climate Change (IPCC) provides a comprehensive assessment of the scientific literature relevant to climate change impacts, adaptation and vulnerability. The report recognizes the interactions of climate, ecosystems and biodiversity, and human societies, and integrates across the natural, ecological, social and economic sciences. It emphasizes how efforts in adaptation and in reducing greenhouse gas emissions can come together in a process called climate resilient development, which enables a liveable future for biodiversity and humankind. The IPCC is the leading body for assessing climate change science. IPCC reports are produced in comprehensive, objective and transparent ways, ensuring they reflect the full range of views in the scientific literature. Novel elements include focused topical assessments, and an atlas presenting observed climate change impacts and future risks from global to regional scales. Available as Open Access on Cambridge Core.","edition":"1","ISBN":"978-1-009-32584-4","language":"en","license":"https://www.cambridge.org/core/terms","note":"DOI: 10.1017/9781009325844","publisher":"Cambridge University Press","source":"DOI.org (Crossref)","title":"Climate Change 2022 – Impacts, Adaptation and Vulnerability: Working Group II Contribution to the Sixth Assessment Report of the Intergovernmental Panel on Climate Change","title-short":"Climate Change 2022 – Impacts, Adaptation and Vulnerability","URL":"https://www.cambridge.org/core/product/identifier/9781009325844/type/book","author":[{"literal":"Intergovernmental Panel On Climate Change (Ipcc)"}],"accessed":{"date-parts":[["2025",8,10]]},"issued":{"date-parts":[["2023",6,22]]}}}],"schema":"https://github.com/citation-style-language/schema/raw/master/csl-citation.json"} </w:instrText>
+      </w:r>
+      <w:r>
+        <w:rPr>
+          <w:rFonts w:eastAsia="宋体"/>
+          <w:lang w:eastAsia="zh-CN"/>
+        </w:rPr>
+        <w:fldChar w:fldCharType="separate"/>
+      </w:r>
+      <w:r>
+        <w:rPr>
+          <w:rFonts w:cs="Times New Roman"/>
+        </w:rPr>
+        <w:t>(Intergovernmental Panel On Climate Change (IPCC), 2023)</w:t>
+      </w:r>
+      <w:r>
+        <w:rPr>
+          <w:rFonts w:eastAsia="宋体"/>
+          <w:lang w:eastAsia="zh-CN"/>
+        </w:rPr>
+        <w:fldChar w:fldCharType="end"/>
+      </w:r>
+      <w:r>
+        <w:rPr>
+          <w:rFonts w:eastAsia="宋体"/>
+          <w:lang w:eastAsia="zh-CN"/>
+        </w:rPr>
+        <w:t>.</w:t>
       </w:r>
       <w:r>
         <w:rPr>
@@ -2699,14 +4277,132 @@
           <w:rFonts w:eastAsia="宋体"/>
           <w:lang w:eastAsia="zh-CN"/>
         </w:rPr>
-        <w:t>(China Meteorological Administration, 2023)</w:t>
-      </w:r>
-      <w:r>
-        <w:rPr>
-          <w:rFonts w:eastAsia="宋体"/>
-          <w:lang w:eastAsia="zh-CN"/>
-        </w:rPr>
-        <w:t xml:space="preserve">. This trend poses a particular risk to agricultural sustainability in areas where more than half of the rural population is directly dependent on agricultural income for their livelihoods </w:t>
+        <w:t>In China, the annual mean surface air temperature increased by 0.31°C per decade from 1961 to 2024, exceeding the concurrent global average warming rate. In 2024, the national mean surface air temperature was 1.0°C above the 1991–2020 average, marking the warmest year since 1901</w:t>
+      </w:r>
+      <w:r>
+        <w:rPr>
+          <w:rFonts w:eastAsia="宋体" w:hint="eastAsia"/>
+          <w:lang w:eastAsia="zh-CN"/>
+        </w:rPr>
+        <w:t xml:space="preserve"> </w:t>
+      </w:r>
+      <w:r>
+        <w:rPr>
+          <w:rFonts w:eastAsia="宋体"/>
+          <w:lang w:eastAsia="zh-CN"/>
+        </w:rPr>
+        <w:fldChar w:fldCharType="begin"/>
+      </w:r>
+      <w:r>
+        <w:rPr>
+          <w:rFonts w:eastAsia="宋体"/>
+          <w:lang w:eastAsia="zh-CN"/>
+        </w:rPr>
+        <w:instrText xml:space="preserve"> ADDIN ZOTERO_ITEM CSL_CITATION {"citationID":"QcKLm681","properties":{"formattedCitation":"(National Climate Center, 2025)","plainCitation":"(National Climate Center, 2025)","noteIndex":0},"citationItems":[{"id":1090,"uris":["http://zotero.org/users/local/l0I20NHz/items/TAEDLZ9Q"],"itemData":{"id":1090,"type":"report","abstract":"The report notes that from 1961 to 2024, China’s annual mean surface air temperature increased by 0.31°C per decade, exceeding the concurrent global average warming rate. In 202</w:instrText>
+      </w:r>
+      <w:r>
+        <w:rPr>
+          <w:rFonts w:eastAsia="宋体" w:hint="eastAsia"/>
+          <w:lang w:eastAsia="zh-CN"/>
+        </w:rPr>
+        <w:instrText>4, the national mean surface air temperature was 1.0</w:instrText>
+      </w:r>
+      <w:r>
+        <w:rPr>
+          <w:rFonts w:eastAsia="宋体" w:hint="eastAsia"/>
+          <w:lang w:eastAsia="zh-CN"/>
+        </w:rPr>
+        <w:instrText>°</w:instrText>
+      </w:r>
+      <w:r>
+        <w:rPr>
+          <w:rFonts w:eastAsia="宋体" w:hint="eastAsia"/>
+          <w:lang w:eastAsia="zh-CN"/>
+        </w:rPr>
+        <w:instrText>C above the 1991</w:instrText>
+      </w:r>
+      <w:r>
+        <w:rPr>
+          <w:rFonts w:eastAsia="宋体" w:hint="eastAsia"/>
+          <w:lang w:eastAsia="zh-CN"/>
+        </w:rPr>
+        <w:instrText>–</w:instrText>
+      </w:r>
+      <w:r>
+        <w:rPr>
+          <w:rFonts w:eastAsia="宋体" w:hint="eastAsia"/>
+          <w:lang w:eastAsia="zh-CN"/>
+        </w:rPr>
+        <w:instrText>2020 average, marking the warmest year since 1901.","collection-title":"</w:instrText>
+      </w:r>
+      <w:r>
+        <w:rPr>
+          <w:rFonts w:eastAsia="宋体" w:hint="eastAsia"/>
+          <w:lang w:eastAsia="zh-CN"/>
+        </w:rPr>
+        <w:instrText>中国气候变化蓝皮书（</w:instrText>
+      </w:r>
+      <w:r>
+        <w:rPr>
+          <w:rFonts w:eastAsia="宋体" w:hint="eastAsia"/>
+          <w:lang w:eastAsia="zh-CN"/>
+        </w:rPr>
+        <w:instrText>2025</w:instrText>
+      </w:r>
+      <w:r>
+        <w:rPr>
+          <w:rFonts w:eastAsia="宋体" w:hint="eastAsia"/>
+          <w:lang w:eastAsia="zh-CN"/>
+        </w:rPr>
+        <w:instrText>）</w:instrText>
+      </w:r>
+      <w:r>
+        <w:rPr>
+          <w:rFonts w:eastAsia="宋体" w:hint="eastAsia"/>
+          <w:lang w:eastAsia="zh-CN"/>
+        </w:rPr>
+        <w:instrText>","event-place":"Beijing, China","language":"en","number":"9787030824820","publisher":"Science Pre</w:instrText>
+      </w:r>
+      <w:r>
+        <w:rPr>
+          <w:rFonts w:eastAsia="宋体"/>
+          <w:lang w:eastAsia="zh-CN"/>
+        </w:rPr>
+        <w:instrText xml:space="preserve">ss","publisher-place":"Beijing, China","title":"China Climate Change Blue Book (2025)","author":[{"family":"National Climate Center","given":"China Meteorological Administration"}],"issued":{"date-parts":[["2025",7,1]]}}}],"schema":"https://github.com/citation-style-language/schema/raw/master/csl-citation.json"} </w:instrText>
+      </w:r>
+      <w:r>
+        <w:rPr>
+          <w:rFonts w:eastAsia="宋体"/>
+          <w:lang w:eastAsia="zh-CN"/>
+        </w:rPr>
+        <w:fldChar w:fldCharType="separate"/>
+      </w:r>
+      <w:r>
+        <w:rPr>
+          <w:rFonts w:cs="Times New Roman"/>
+        </w:rPr>
+        <w:t>(National Climate Center, 2025)</w:t>
+      </w:r>
+      <w:r>
+        <w:rPr>
+          <w:rFonts w:eastAsia="宋体"/>
+          <w:lang w:eastAsia="zh-CN"/>
+        </w:rPr>
+        <w:fldChar w:fldCharType="end"/>
+      </w:r>
+      <w:r>
+        <w:rPr>
+          <w:rFonts w:eastAsia="宋体"/>
+          <w:lang w:eastAsia="zh-CN"/>
+        </w:rPr>
+        <w:t>.</w:t>
+      </w:r>
+      <w:r>
+        <w:rPr>
+          <w:rFonts w:eastAsia="宋体"/>
+          <w:lang w:eastAsia="zh-CN"/>
+        </w:rPr>
+        <w:t xml:space="preserve">This trend poses a particular risk to agricultural sustainability in areas where more than half of the rural population is directly dependent on agricultural income for their livelihoods </w:t>
       </w:r>
       <w:r>
         <w:rPr>
@@ -2776,23 +4472,69 @@
           <w:rFonts w:eastAsia="宋体"/>
           <w:lang w:eastAsia="zh-CN"/>
         </w:rPr>
-        <w:t xml:space="preserve">Southwest China, including Guizhou Province, is highly susceptible to such risks. In 2010, the region experienced the most severe drought in decades, classified as an extreme El Niño-La Niña transition event (Luo </w:t>
-      </w:r>
-      <w:r>
-        <w:rPr>
-          <w:rFonts w:eastAsia="宋体"/>
+        <w:t xml:space="preserve">Southwest China, including Guizhou Province, is highly susceptible to such risks. In 2010, the region experienced the most severe drought in decades, classified as an extreme El Niño-La Niña transition event </w:t>
+      </w:r>
+      <w:r>
+        <w:rPr>
+          <w:rFonts w:eastAsia="宋体"/>
+          <w:lang w:eastAsia="zh-CN"/>
+        </w:rPr>
+        <w:fldChar w:fldCharType="begin"/>
+      </w:r>
+      <w:r>
+        <w:rPr>
+          <w:rFonts w:eastAsia="宋体"/>
+          <w:lang w:eastAsia="zh-CN"/>
+        </w:rPr>
+        <w:instrText xml:space="preserve"> ADDIN ZOTERO_ITEM CSL_CITATION {"citationID":"E1RPxuJj","properties":{"formattedCitation":"(Luo {\\i{}et al.}, 2019)","plainCitation":"(Luo et al., 2019)","noteIndex":0},"citationItems":[{"id":1071,"uris":["http://zotero.org/users/local/l0I20NHz/items/QNEFB52K"],"itemData":{"id":1071,"type":"article-journal","container-title":"Jilin Agriculture","DOI":"10.14025/j.cnki.jlny.2019.10.071","issue":"10","language":"en-US","page":"108-112","title":"Spatio-temporal distribution and climatic background of agricultural drought in Guizhou Province","author":[{"family":"Luo","given":"Yang"},{"family":"Tian","given":"Mengqin"},{"family":"Wu","given":"Haoruo"},{"family":"Wang","given":"Chao"},{"family":"Zhang","given":"Jie"}],"issued":{"date-parts":[["2019"]]}}}],"schema":"https://github.com/citation-style-language/schema/raw/master/csl-citation.json"} </w:instrText>
+      </w:r>
+      <w:r>
+        <w:rPr>
+          <w:rFonts w:eastAsia="宋体"/>
+          <w:lang w:eastAsia="zh-CN"/>
+        </w:rPr>
+        <w:fldChar w:fldCharType="separate"/>
+      </w:r>
+      <w:r>
+        <w:rPr>
+          <w:rFonts w:cs="Times New Roman"/>
+        </w:rPr>
+        <w:t xml:space="preserve">(Luo </w:t>
+      </w:r>
+      <w:r>
+        <w:rPr>
+          <w:rFonts w:cs="Times New Roman"/>
           <w:i/>
           <w:iCs/>
-          <w:lang w:eastAsia="zh-CN"/>
         </w:rPr>
         <w:t>et al.</w:t>
       </w:r>
       <w:r>
         <w:rPr>
-          <w:rFonts w:eastAsia="宋体"/>
-          <w:lang w:eastAsia="zh-CN"/>
-        </w:rPr>
-        <w:t xml:space="preserve">, 2019). Official statistics from Guizhou Province indicate that the drought affected over 1.5 million hectares of farmland, with disaster rates exceeding 70% in core high-risk counties, including </w:t>
+          <w:rFonts w:cs="Times New Roman"/>
+        </w:rPr>
+        <w:t>, 2019)</w:t>
+      </w:r>
+      <w:r>
+        <w:rPr>
+          <w:rFonts w:eastAsia="宋体"/>
+          <w:lang w:eastAsia="zh-CN"/>
+        </w:rPr>
+        <w:fldChar w:fldCharType="end"/>
+      </w:r>
+      <w:r>
+        <w:rPr>
+          <w:rFonts w:eastAsia="宋体" w:hint="eastAsia"/>
+          <w:lang w:eastAsia="zh-CN"/>
+        </w:rPr>
+        <w:t xml:space="preserve">. </w:t>
+      </w:r>
+      <w:r>
+        <w:rPr>
+          <w:rFonts w:eastAsia="宋体"/>
+          <w:lang w:eastAsia="zh-CN"/>
+        </w:rPr>
+        <w:t xml:space="preserve">Official statistics from Guizhou Province indicate that the drought affected over 1.5 million hectares of farmland, with disaster rates exceeding 70% in core high-risk counties, including </w:t>
       </w:r>
       <w:proofErr w:type="spellStart"/>
       <w:r>
@@ -2840,23 +4582,117 @@
           <w:rFonts w:eastAsia="宋体"/>
           <w:lang w:eastAsia="zh-CN"/>
         </w:rPr>
-        <w:t xml:space="preserve"> (Guizhou Provincial Bureau of Statistics, 2011). This drought was one of the most severe in the past 30 years, second only to the 1992 drought, resulting in widespread crop yield reductions, water shortages, increased forest fires, power outages, and long-term ecological stress. Guizhou's karst terrain has constrained the development of irrigation infrastructure, with rain-fed agriculture dominating (Luo </w:t>
-      </w:r>
-      <w:r>
-        <w:rPr>
-          <w:rFonts w:eastAsia="宋体"/>
+        <w:t xml:space="preserve"> </w:t>
+      </w:r>
+      <w:r>
+        <w:rPr>
+          <w:rFonts w:eastAsia="宋体"/>
+          <w:lang w:eastAsia="zh-CN"/>
+        </w:rPr>
+        <w:fldChar w:fldCharType="begin"/>
+      </w:r>
+      <w:r>
+        <w:rPr>
+          <w:rFonts w:eastAsia="宋体"/>
+          <w:lang w:eastAsia="zh-CN"/>
+        </w:rPr>
+        <w:instrText xml:space="preserve"> ADDIN ZOTERO_ITEM CSL_CITATION {"citationID":"ClHTxOhk","properties":{"formattedCitation":"(Guizhou Provincial Bureau of Statistics, 2011)","plainCitation":"(Guizhou Provincial Bureau of Statistics, 2011)","noteIndex":0},"citationItems":[{"id":1083,"uris":["http://zotero.org/users/local/l0I20NHz/items/QFVYFTGY"],"itemData":{"id":1083,"type":"book","event-place":"Beijing","publisher":"China Statistics Press","publisher-place":"Beijing","title":"Guizhou Statistical Yearbook 2011","author":[{"literal":"Guizhou Provincial Bureau of Statistics"}],"issued":{"date-parts":[["2011"]]}}}],"schema":"https://github.com/citation-style-language/schema/raw/master/csl-citation.json"} </w:instrText>
+      </w:r>
+      <w:r>
+        <w:rPr>
+          <w:rFonts w:eastAsia="宋体"/>
+          <w:lang w:eastAsia="zh-CN"/>
+        </w:rPr>
+        <w:fldChar w:fldCharType="separate"/>
+      </w:r>
+      <w:r>
+        <w:rPr>
+          <w:rFonts w:cs="Times New Roman"/>
+        </w:rPr>
+        <w:t>(Guizhou Provincial Bureau of Statistics, 2011)</w:t>
+      </w:r>
+      <w:r>
+        <w:rPr>
+          <w:rFonts w:eastAsia="宋体"/>
+          <w:lang w:eastAsia="zh-CN"/>
+        </w:rPr>
+        <w:fldChar w:fldCharType="end"/>
+      </w:r>
+      <w:r>
+        <w:rPr>
+          <w:rFonts w:eastAsia="宋体" w:hint="eastAsia"/>
+          <w:lang w:eastAsia="zh-CN"/>
+        </w:rPr>
+        <w:t xml:space="preserve">. </w:t>
+      </w:r>
+      <w:r>
+        <w:rPr>
+          <w:rFonts w:eastAsia="宋体"/>
+          <w:lang w:eastAsia="zh-CN"/>
+        </w:rPr>
+        <w:t xml:space="preserve">This drought was one of the most severe in the past 30 years, second only to the 1992 drought, resulting in widespread crop yield reductions, water shortages, increased forest fires, power outages, and long-term ecological stress. Guizhou's karst terrain has constrained the development of irrigation infrastructure, with rain-fed agriculture dominating </w:t>
+      </w:r>
+      <w:r>
+        <w:rPr>
+          <w:rFonts w:eastAsia="宋体"/>
+          <w:lang w:eastAsia="zh-CN"/>
+        </w:rPr>
+        <w:fldChar w:fldCharType="begin"/>
+      </w:r>
+      <w:r>
+        <w:rPr>
+          <w:rFonts w:eastAsia="宋体"/>
+          <w:lang w:eastAsia="zh-CN"/>
+        </w:rPr>
+        <w:instrText xml:space="preserve"> ADDIN ZOTERO_ITEM CSL_CITATION {"citationID":"O4hGHsT1","properties":{"formattedCitation":"(Luo {\\i{}et al.}, 2019)","plainCitation":"(Luo et al., 2019)","noteIndex":0},"citationItems":[{"id":1071,"uris":["http://zotero.org/users/local/l0I20NHz/items/QNEFB52K"],"itemData":{"id":1071,"type":"article-journal","container-title":"Jilin Agriculture","DOI":"10.14025/j.cnki.jlny.2019.10.071","issue":"10","language":"en-US","page":"108-112","title":"Spatio-temporal distribution and climatic background of agricultural drought in Guizhou Province","author":[{"family":"Luo","given":"Yang"},{"family":"Tian","given":"Mengqin"},{"family":"Wu","given":"Haoruo"},{"family":"Wang","given":"Chao"},{"family":"Zhang","given":"Jie"}],"issued":{"date-parts":[["2019"]]}}}],"schema":"https://github.com/citation-style-language/schema/raw/master/csl-citation.json"} </w:instrText>
+      </w:r>
+      <w:r>
+        <w:rPr>
+          <w:rFonts w:eastAsia="宋体"/>
+          <w:lang w:eastAsia="zh-CN"/>
+        </w:rPr>
+        <w:fldChar w:fldCharType="separate"/>
+      </w:r>
+      <w:r>
+        <w:rPr>
+          <w:rFonts w:cs="Times New Roman"/>
+        </w:rPr>
+        <w:t xml:space="preserve">(Luo </w:t>
+      </w:r>
+      <w:r>
+        <w:rPr>
+          <w:rFonts w:cs="Times New Roman"/>
           <w:i/>
           <w:iCs/>
-          <w:lang w:eastAsia="zh-CN"/>
         </w:rPr>
         <w:t>et al.</w:t>
       </w:r>
       <w:r>
         <w:rPr>
-          <w:rFonts w:eastAsia="宋体"/>
-          <w:lang w:eastAsia="zh-CN"/>
-        </w:rPr>
-        <w:t>, 2019), exacerbating the impacts of insufficient rainfall.</w:t>
+          <w:rFonts w:cs="Times New Roman"/>
+        </w:rPr>
+        <w:t>, 2019)</w:t>
+      </w:r>
+      <w:r>
+        <w:rPr>
+          <w:rFonts w:eastAsia="宋体"/>
+          <w:lang w:eastAsia="zh-CN"/>
+        </w:rPr>
+        <w:fldChar w:fldCharType="end"/>
+      </w:r>
+      <w:r>
+        <w:rPr>
+          <w:rFonts w:eastAsia="宋体" w:hint="eastAsia"/>
+          <w:lang w:eastAsia="zh-CN"/>
+        </w:rPr>
+        <w:t>,</w:t>
+      </w:r>
+      <w:r>
+        <w:rPr>
+          <w:rFonts w:eastAsia="宋体"/>
+          <w:lang w:eastAsia="zh-CN"/>
+        </w:rPr>
+        <w:t xml:space="preserve"> exacerbating the impacts of insufficient rainfall.</w:t>
       </w:r>
     </w:p>
     <w:p>
@@ -2887,7 +4723,55 @@
           <w:rFonts w:eastAsia="宋体"/>
           <w:lang w:eastAsia="zh-CN"/>
         </w:rPr>
-        <w:t xml:space="preserve"> force (Guizhou Provincial Bureau of Statistics, 2011). The province is a major producer of corn, rice, and tuber crops, but its fragmented farmland and low level of </w:t>
+        <w:t xml:space="preserve"> force </w:t>
+      </w:r>
+      <w:r>
+        <w:rPr>
+          <w:rFonts w:eastAsia="宋体"/>
+          <w:lang w:eastAsia="zh-CN"/>
+        </w:rPr>
+        <w:fldChar w:fldCharType="begin"/>
+      </w:r>
+      <w:r>
+        <w:rPr>
+          <w:rFonts w:eastAsia="宋体"/>
+          <w:lang w:eastAsia="zh-CN"/>
+        </w:rPr>
+        <w:instrText xml:space="preserve"> ADDIN ZOTERO_ITEM CSL_CITATION {"citationID":"QO7ylEqm","properties":{"formattedCitation":"(Guizhou Provincial Bureau of Statistics, 2011)","plainCitation":"(Guizhou Provincial Bureau of Statistics, 2011)","noteIndex":0},"citationItems":[{"id":1083,"uris":["http://zotero.org/users/local/l0I20NHz/items/QFVYFTGY"],"itemData":{"id":1083,"type":"book","event-place":"Beijing","publisher":"China Statistics Press","publisher-place":"Beijing","title":"Guizhou Statistical Yearbook 2011","author":[{"literal":"Guizhou Provincial Bureau of Statistics"}],"issued":{"date-parts":[["2011"]]}}}],"schema":"https://github.com/citation-style-language/schema/raw/master/csl-citation.json"} </w:instrText>
+      </w:r>
+      <w:r>
+        <w:rPr>
+          <w:rFonts w:eastAsia="宋体"/>
+          <w:lang w:eastAsia="zh-CN"/>
+        </w:rPr>
+        <w:fldChar w:fldCharType="separate"/>
+      </w:r>
+      <w:r>
+        <w:rPr>
+          <w:rFonts w:cs="Times New Roman"/>
+        </w:rPr>
+        <w:t>(Guizhou Provincial Bureau of Statistics, 2011)</w:t>
+      </w:r>
+      <w:r>
+        <w:rPr>
+          <w:rFonts w:eastAsia="宋体"/>
+          <w:lang w:eastAsia="zh-CN"/>
+        </w:rPr>
+        <w:fldChar w:fldCharType="end"/>
+      </w:r>
+      <w:r>
+        <w:rPr>
+          <w:rFonts w:eastAsia="宋体" w:hint="eastAsia"/>
+          <w:lang w:eastAsia="zh-CN"/>
+        </w:rPr>
+        <w:t>.</w:t>
+      </w:r>
+      <w:r>
+        <w:rPr>
+          <w:rFonts w:eastAsia="宋体"/>
+          <w:lang w:eastAsia="zh-CN"/>
+        </w:rPr>
+        <w:t xml:space="preserve"> The province is a major producer of corn, rice, and tuber crops, but its fragmented farmland and low level of </w:t>
       </w:r>
       <w:proofErr w:type="spellStart"/>
       <w:r>
@@ -2903,7 +4787,15 @@
           <w:rFonts w:eastAsia="宋体"/>
           <w:lang w:eastAsia="zh-CN"/>
         </w:rPr>
-        <w:t xml:space="preserve"> make it particularly vulnerable to climate change. As a result, climate shocks such as the 2010 drought not only severely impact agricultural production but also have adverse effects on household income security and migration decisions.</w:t>
+        <w:t xml:space="preserve"> make it particularly vulnerable to climate change. As a result, climate shocks such as the 2010 drought not only severely impact agricultural </w:t>
+      </w:r>
+      <w:r>
+        <w:rPr>
+          <w:rFonts w:eastAsia="宋体"/>
+          <w:lang w:eastAsia="zh-CN"/>
+        </w:rPr>
+        <w:lastRenderedPageBreak/>
+        <w:t>production but also have adverse effects on household income security and migration decisions.</w:t>
       </w:r>
     </w:p>
     <w:p>
@@ -2917,12 +4809,11 @@
           <w:lang w:eastAsia="zh-CN"/>
         </w:rPr>
       </w:pPr>
-      <w:bookmarkStart w:id="5" w:name="_Toc205575904"/>
-      <w:r>
-        <w:rPr>
-          <w:lang w:eastAsia="zh-CN"/>
-        </w:rPr>
-        <w:lastRenderedPageBreak/>
+      <w:bookmarkStart w:id="5" w:name="_Toc205748845"/>
+      <w:r>
+        <w:rPr>
+          <w:lang w:eastAsia="zh-CN"/>
+        </w:rPr>
         <w:t>Knowledge Gap and Research Motivation</w:t>
       </w:r>
       <w:bookmarkEnd w:id="5"/>
@@ -3217,7 +5108,7 @@
           <w:lang w:eastAsia="zh-CN"/>
         </w:rPr>
       </w:pPr>
-      <w:bookmarkStart w:id="6" w:name="_Toc205575905"/>
+      <w:bookmarkStart w:id="6" w:name="_Toc205748846"/>
       <w:r>
         <w:rPr>
           <w:lang w:eastAsia="zh-CN"/>
@@ -3297,6 +5188,7 @@
           <w:rFonts w:eastAsia="宋体"/>
           <w:lang w:eastAsia="zh-CN"/>
         </w:rPr>
+        <w:lastRenderedPageBreak/>
         <w:t>1. Does extreme drought significantly affect agricultural productivity as measured by seasonal crop NDVI?</w:t>
       </w:r>
     </w:p>
@@ -3312,7 +5204,6 @@
           <w:rFonts w:eastAsia="宋体"/>
           <w:lang w:eastAsia="zh-CN"/>
         </w:rPr>
-        <w:lastRenderedPageBreak/>
         <w:t>2. Does drought affect rural migration patterns?</w:t>
       </w:r>
     </w:p>
@@ -3449,7 +5340,7 @@
           <w:lang w:eastAsia="zh-CN"/>
         </w:rPr>
       </w:pPr>
-      <w:bookmarkStart w:id="8" w:name="_Toc205575906"/>
+      <w:bookmarkStart w:id="8" w:name="_Toc205748847"/>
       <w:r>
         <w:rPr>
           <w:lang w:eastAsia="zh-CN"/>
@@ -3620,7 +5511,118 @@
           <w:rFonts w:eastAsia="宋体"/>
           <w:lang w:eastAsia="zh-CN"/>
         </w:rPr>
-        <w:t xml:space="preserve"> agricultural resilience, food security, improvements to rural infrastructure, and differentiated support for ecologically fragile and underdeveloped regions. </w:t>
+        <w:t xml:space="preserve"> agricultural resilience, food security, improvements to rural infrastructure, and differentiated support for ecologically fragile and underdeveloped regions</w:t>
+      </w:r>
+      <w:r>
+        <w:rPr>
+          <w:rFonts w:eastAsia="宋体" w:hint="eastAsia"/>
+          <w:lang w:eastAsia="zh-CN"/>
+        </w:rPr>
+        <w:t xml:space="preserve"> </w:t>
+      </w:r>
+      <w:r>
+        <w:rPr>
+          <w:rFonts w:eastAsia="宋体"/>
+          <w:lang w:eastAsia="zh-CN"/>
+        </w:rPr>
+        <w:fldChar w:fldCharType="begin"/>
+      </w:r>
+      <w:r>
+        <w:rPr>
+          <w:rFonts w:eastAsia="宋体"/>
+          <w:lang w:eastAsia="zh-CN"/>
+        </w:rPr>
+        <w:instrText xml:space="preserve"> ADDIN ZOTERO_ITEM CSL_CITATION {"citationID":"ZX5ORxR4","properties":{"formattedCitation":"(Central Committee of the Communist Party of China and State Council of the People\\uc0\\u8217{}s Republic of China, 2025)","plainCitation":"(Central Committee of the Communist Party of China and State Council of the People’s Republic of China, 2025)","noteIndex":0},"citationItems":[{"id":1092,"uris":["http://zotero.org/users/local/l0I20NHz/items/GQ7FWZB2"],"itemData":{"id":1092,"type":"report","collection-title":"</w:instrText>
+      </w:r>
+      <w:r>
+        <w:rPr>
+          <w:rFonts w:eastAsia="宋体" w:hint="eastAsia"/>
+          <w:lang w:eastAsia="zh-CN"/>
+        </w:rPr>
+        <w:instrText>《乡村全面振兴规划（</w:instrText>
+      </w:r>
+      <w:r>
+        <w:rPr>
+          <w:rFonts w:eastAsia="宋体" w:hint="eastAsia"/>
+          <w:lang w:eastAsia="zh-CN"/>
+        </w:rPr>
+        <w:instrText>2024</w:instrText>
+      </w:r>
+      <w:r>
+        <w:rPr>
+          <w:rFonts w:eastAsia="宋体" w:hint="eastAsia"/>
+          <w:lang w:eastAsia="zh-CN"/>
+        </w:rPr>
+        <w:instrText>—</w:instrText>
+      </w:r>
+      <w:r>
+        <w:rPr>
+          <w:rFonts w:eastAsia="宋体" w:hint="eastAsia"/>
+          <w:lang w:eastAsia="zh-CN"/>
+        </w:rPr>
+        <w:instrText>2027</w:instrText>
+      </w:r>
+      <w:r>
+        <w:rPr>
+          <w:rFonts w:eastAsia="宋体" w:hint="eastAsia"/>
+          <w:lang w:eastAsia="zh-CN"/>
+        </w:rPr>
+        <w:instrText>年）》</w:instrText>
+      </w:r>
+      <w:r>
+        <w:rPr>
+          <w:rFonts w:eastAsia="宋体" w:hint="eastAsia"/>
+          <w:lang w:eastAsia="zh-CN"/>
+        </w:rPr>
+        <w:instrText>","event-place":"Beijing, China","language":"zh","publisher":"Government of the People's Republic of China","publisher-place":"Beijing, China","title":"The Rural Revitalisation Plan (2024</w:instrText>
+      </w:r>
+      <w:r>
+        <w:rPr>
+          <w:rFonts w:eastAsia="宋体" w:hint="eastAsia"/>
+          <w:lang w:eastAsia="zh-CN"/>
+        </w:rPr>
+        <w:instrText>–</w:instrText>
+      </w:r>
+      <w:r>
+        <w:rPr>
+          <w:rFonts w:eastAsia="宋体" w:hint="eastAsia"/>
+          <w:lang w:eastAsia="zh-CN"/>
+        </w:rPr>
+        <w:instrText>2027)","URL":"https://www.gov.cn/zhengce/2025</w:instrText>
+      </w:r>
+      <w:r>
+        <w:rPr>
+          <w:rFonts w:eastAsia="宋体"/>
+          <w:lang w:eastAsia="zh-CN"/>
+        </w:rPr>
+        <w:instrText xml:space="preserve">01/content_7000493.htm","author":[{"literal":"Central Committee of the Communist Party of China"},{"literal":"State Council of the People's Republic of China"}],"issued":{"date-parts":[["2025",1,21]]}}}],"schema":"https://github.com/citation-style-language/schema/raw/master/csl-citation.json"} </w:instrText>
+      </w:r>
+      <w:r>
+        <w:rPr>
+          <w:rFonts w:eastAsia="宋体"/>
+          <w:lang w:eastAsia="zh-CN"/>
+        </w:rPr>
+        <w:fldChar w:fldCharType="separate"/>
+      </w:r>
+      <w:r>
+        <w:rPr>
+          <w:rFonts w:cs="Times New Roman"/>
+        </w:rPr>
+        <w:t>(Central Committee of the Communist Party of China and State Council of the People’s Republic of China, 2025)</w:t>
+      </w:r>
+      <w:r>
+        <w:rPr>
+          <w:rFonts w:eastAsia="宋体"/>
+          <w:lang w:eastAsia="zh-CN"/>
+        </w:rPr>
+        <w:fldChar w:fldCharType="end"/>
+      </w:r>
+      <w:r>
+        <w:rPr>
+          <w:rFonts w:eastAsia="宋体"/>
+          <w:lang w:eastAsia="zh-CN"/>
+        </w:rPr>
+        <w:t xml:space="preserve">. </w:t>
       </w:r>
       <w:r>
         <w:rPr>
@@ -3629,21 +5631,27 @@
         </w:rPr>
         <w:t xml:space="preserve">By identifying the </w:t>
       </w:r>
-      <w:proofErr w:type="spellStart"/>
-      <w:r>
-        <w:rPr>
-          <w:rFonts w:eastAsia="宋体"/>
-          <w:lang w:eastAsia="zh-CN"/>
-        </w:rPr>
-        <w:t>regions</w:t>
-      </w:r>
-      <w:proofErr w:type="spellEnd"/>
-      <w:r>
-        <w:rPr>
-          <w:rFonts w:eastAsia="宋体"/>
-          <w:lang w:eastAsia="zh-CN"/>
-        </w:rPr>
-        <w:t xml:space="preserve"> most severely affected by drought and its underlying causes, this study supports the development of targeted adaptation measures, promotes agricultural </w:t>
+      <w:r>
+        <w:rPr>
+          <w:rFonts w:eastAsia="宋体"/>
+          <w:lang w:eastAsia="zh-CN"/>
+        </w:rPr>
+        <w:t>region’s</w:t>
+      </w:r>
+      <w:r>
+        <w:rPr>
+          <w:rFonts w:eastAsia="宋体"/>
+          <w:lang w:eastAsia="zh-CN"/>
+        </w:rPr>
+        <w:t xml:space="preserve"> most severely affected by drought and its underlying causes, this study supports the development of targeted adaptation measures, </w:t>
+      </w:r>
+      <w:r>
+        <w:rPr>
+          <w:rFonts w:eastAsia="宋体"/>
+          <w:lang w:eastAsia="zh-CN"/>
+        </w:rPr>
+        <w:lastRenderedPageBreak/>
+        <w:t xml:space="preserve">promotes agricultural </w:t>
       </w:r>
       <w:proofErr w:type="spellStart"/>
       <w:r>
@@ -3685,17 +5693,25 @@
           <w:ilvl w:val="0"/>
           <w:numId w:val="19"/>
         </w:numPr>
+      </w:pPr>
+      <w:bookmarkStart w:id="9" w:name="_Toc205748848"/>
+      <w:commentRangeStart w:id="10"/>
+      <w:r>
         <w:rPr>
           <w:rFonts w:hint="eastAsia"/>
         </w:rPr>
-      </w:pPr>
-      <w:bookmarkStart w:id="9" w:name="_Toc205575907"/>
-      <w:r>
-        <w:rPr>
-          <w:rFonts w:hint="eastAsia"/>
-        </w:rPr>
-        <w:lastRenderedPageBreak/>
         <w:t>Literature Review</w:t>
+      </w:r>
+      <w:commentRangeEnd w:id="10"/>
+      <w:r>
+        <w:rPr>
+          <w:rStyle w:val="aff9"/>
+          <w:rFonts w:ascii="Times New Roman" w:eastAsiaTheme="minorEastAsia" w:hAnsi="Times New Roman" w:cstheme="minorBidi"/>
+          <w:b w:val="0"/>
+          <w:bCs w:val="0"/>
+          <w:color w:val="auto"/>
+        </w:rPr>
+        <w:commentReference w:id="10"/>
       </w:r>
       <w:bookmarkEnd w:id="9"/>
     </w:p>
@@ -3721,8 +5737,14 @@
           <w:szCs w:val="26"/>
         </w:rPr>
       </w:pPr>
-      <w:bookmarkStart w:id="10" w:name="_Toc205575908"/>
-      <w:bookmarkEnd w:id="10"/>
+      <w:bookmarkStart w:id="11" w:name="_Toc205575908"/>
+      <w:bookmarkStart w:id="12" w:name="_Toc205743227"/>
+      <w:bookmarkStart w:id="13" w:name="_Toc205748306"/>
+      <w:bookmarkStart w:id="14" w:name="_Toc205748849"/>
+      <w:bookmarkEnd w:id="11"/>
+      <w:bookmarkEnd w:id="12"/>
+      <w:bookmarkEnd w:id="13"/>
+      <w:bookmarkEnd w:id="14"/>
     </w:p>
     <w:p>
       <w:pPr>
@@ -3746,8 +5768,14 @@
           <w:szCs w:val="26"/>
         </w:rPr>
       </w:pPr>
-      <w:bookmarkStart w:id="11" w:name="_Toc205575909"/>
-      <w:bookmarkEnd w:id="11"/>
+      <w:bookmarkStart w:id="15" w:name="_Toc205575909"/>
+      <w:bookmarkStart w:id="16" w:name="_Toc205743228"/>
+      <w:bookmarkStart w:id="17" w:name="_Toc205748307"/>
+      <w:bookmarkStart w:id="18" w:name="_Toc205748850"/>
+      <w:bookmarkEnd w:id="15"/>
+      <w:bookmarkEnd w:id="16"/>
+      <w:bookmarkEnd w:id="17"/>
+      <w:bookmarkEnd w:id="18"/>
     </w:p>
     <w:p>
       <w:pPr>
@@ -3757,11 +5785,11 @@
           <w:numId w:val="22"/>
         </w:numPr>
       </w:pPr>
-      <w:bookmarkStart w:id="12" w:name="_Toc205575910"/>
+      <w:bookmarkStart w:id="19" w:name="_Toc205748851"/>
       <w:r>
         <w:t>Climate-Agriculture-Migration Relations: Theoretical Foundations</w:t>
       </w:r>
-      <w:bookmarkEnd w:id="12"/>
+      <w:bookmarkEnd w:id="19"/>
     </w:p>
     <w:p>
       <w:pPr>
@@ -3834,7 +5862,55 @@
           <w:rFonts w:eastAsia="宋体"/>
           <w:lang w:eastAsia="zh-CN"/>
         </w:rPr>
-        <w:t xml:space="preserve">desire-ability’ framework (De Haas, 2021) offers another perspective, </w:t>
+        <w:t xml:space="preserve">desire-ability’ framework </w:t>
+      </w:r>
+      <w:r>
+        <w:rPr>
+          <w:rFonts w:eastAsia="宋体"/>
+          <w:lang w:eastAsia="zh-CN"/>
+        </w:rPr>
+        <w:fldChar w:fldCharType="begin"/>
+      </w:r>
+      <w:r>
+        <w:rPr>
+          <w:rFonts w:eastAsia="宋体"/>
+          <w:lang w:eastAsia="zh-CN"/>
+        </w:rPr>
+        <w:instrText xml:space="preserve"> ADDIN ZOTERO_ITEM CSL_CITATION {"citationID":"NEMx4Zm0","properties":{"formattedCitation":"(De Haas, 2021)","plainCitation":"(De Haas, 2021)","noteIndex":0},"citationItems":[{"id":1028,"uris":["http://zotero.org/users/local/l0I20NHz/items/8G4NQ67N"],"itemData":{"id":1028,"type":"article-journal","abstract":"This paper elaborates an aspirations–capabilities framework to advance our understanding of human mobility as an intrinsic part of broader processes of social change. In order to achieve a more meaningful understanding of agency and structure in migration processes, this framework conceptualises migration as a function of aspirations and capabilities to migrate within given sets of perceived geographical opportunity structures. It distinguishes between the instrumental (means-to-an-end) and intrinsic (directly wellbeing-affecting) dimensions of human mobility. This yields a vision in which moving and staying are seen as complementary manifestations of migratory agency and in which human mobility is defined as people’s capability to choose where to live, including the option to stay, rather than as the act of moving or migrating itself. Drawing on Berlin’s concepts of positive and negative liberty (as manifestations of the widely varying structural conditions under which migration occurs) this paper conceptualises how macrostructural change shapes people’s migratory aspirations and capabilities. The resulting framework helps to understand the complex and often counter-intuitive ways in which processes of social transformation and ‘development’ shape patterns of migration and enable us to integrate the analysis of almost all forms of migratory mobility within one meta-conceptual framework.","container-title":"Comparative Migration Studies","DOI":"10.1186/s40878-020-00210-4","ISSN":"2214-594X","issue":"1","journalAbbreviation":"CMS","language":"en","license":"https://creativecommons.org/licenses/by/4.0","note":"publisher: Springer Science and Business Media LLC\nTLDR: The resulting framework helps to understand the complex and often counter-intuitive ways in which processes of social transformation and ‘development’ shape patterns of migration and enable us to integrate the analysis of almost all forms of migratory mobility within one meta-conceptual framework.","source":"Crossref","title":"A theory of migration: the aspirations-capabilities framework","title-short":"A theory of migration","URL":"https://comparativemigrationstudies.springeropen.com/articles/10.1186/s40878-020-00210-4","volume":"9","author":[{"family":"De Haas","given":"Hein"}],"accessed":{"date-parts":[["2025",7,24]]},"issued":{"date-parts":[["2021",12]]}}}],"schema":"https://github.com/citation-style-language/schema/raw/master/csl-citation.json"} </w:instrText>
+      </w:r>
+      <w:r>
+        <w:rPr>
+          <w:rFonts w:eastAsia="宋体"/>
+          <w:lang w:eastAsia="zh-CN"/>
+        </w:rPr>
+        <w:fldChar w:fldCharType="separate"/>
+      </w:r>
+      <w:r>
+        <w:rPr>
+          <w:rFonts w:cs="Times New Roman"/>
+        </w:rPr>
+        <w:t>(De Haas, 2021)</w:t>
+      </w:r>
+      <w:r>
+        <w:rPr>
+          <w:rFonts w:eastAsia="宋体"/>
+          <w:lang w:eastAsia="zh-CN"/>
+        </w:rPr>
+        <w:fldChar w:fldCharType="end"/>
+      </w:r>
+      <w:r>
+        <w:rPr>
+          <w:rFonts w:eastAsia="宋体" w:hint="eastAsia"/>
+          <w:lang w:eastAsia="zh-CN"/>
+        </w:rPr>
+        <w:t xml:space="preserve"> </w:t>
+      </w:r>
+      <w:r>
+        <w:rPr>
+          <w:rFonts w:eastAsia="宋体"/>
+          <w:lang w:eastAsia="zh-CN"/>
+        </w:rPr>
+        <w:t xml:space="preserve">offers another perspective, </w:t>
       </w:r>
       <w:proofErr w:type="spellStart"/>
       <w:r>
@@ -3989,7 +6065,15 @@
           <w:rFonts w:eastAsia="宋体"/>
           <w:lang w:eastAsia="zh-CN"/>
         </w:rPr>
-        <w:t xml:space="preserve"> in some cases</w:t>
+        <w:t xml:space="preserve"> </w:t>
+      </w:r>
+      <w:r>
+        <w:rPr>
+          <w:rFonts w:eastAsia="宋体"/>
+          <w:lang w:eastAsia="zh-CN"/>
+        </w:rPr>
+        <w:lastRenderedPageBreak/>
+        <w:t>in some cases</w:t>
       </w:r>
       <w:r>
         <w:rPr>
@@ -4082,7 +6166,6 @@
           <w:rFonts w:eastAsia="宋体"/>
           <w:lang w:eastAsia="zh-CN"/>
         </w:rPr>
-        <w:lastRenderedPageBreak/>
         <w:t xml:space="preserve">These frameworks are particularly relevant for ecologically fragile and economically </w:t>
       </w:r>
       <w:proofErr w:type="spellStart"/>
@@ -4110,8 +6193,7 @@
           <w:numId w:val="22"/>
         </w:numPr>
       </w:pPr>
-      <w:bookmarkStart w:id="13" w:name="_Toc205575911"/>
-      <w:commentRangeStart w:id="14"/>
+      <w:bookmarkStart w:id="20" w:name="_Toc205748852"/>
       <w:r>
         <w:t xml:space="preserve">Climate </w:t>
       </w:r>
@@ -4142,11 +6224,7 @@
       <w:r>
         <w:t>roductivity</w:t>
       </w:r>
-      <w:commentRangeEnd w:id="14"/>
-      <w:r>
-        <w:commentReference w:id="14"/>
-      </w:r>
-      <w:bookmarkEnd w:id="13"/>
+      <w:bookmarkEnd w:id="20"/>
     </w:p>
     <w:p>
       <w:pPr>
@@ -4300,6 +6378,7 @@
           <w:rFonts w:eastAsia="宋体"/>
           <w:lang w:eastAsia="zh-CN"/>
         </w:rPr>
+        <w:lastRenderedPageBreak/>
         <w:t xml:space="preserve">Wei and Li (2021) used </w:t>
       </w:r>
       <w:proofErr w:type="spellStart"/>
@@ -4332,15 +6411,7 @@
           <w:rFonts w:eastAsia="宋体"/>
           <w:lang w:eastAsia="zh-CN"/>
         </w:rPr>
-        <w:t xml:space="preserve"> River Basin, linking topographic gradients and population distribution to vegetation responses. Their findings indicate that high-altitude areas exhibit more pronounced NDVI fluctuations in response to environmental stress. </w:t>
-      </w:r>
-      <w:r>
-        <w:rPr>
-          <w:rFonts w:eastAsia="宋体"/>
-          <w:lang w:eastAsia="zh-CN"/>
-        </w:rPr>
-        <w:lastRenderedPageBreak/>
-        <w:t>This spatial variability underscores the importance of using remote sensing vegetation indices to assess agricultural viability under climatic stress, particularly in areas where conventional yield statistics are unavailable.</w:t>
+        <w:t xml:space="preserve"> River Basin, linking topographic gradients and population distribution to vegetation responses. Their findings indicate that high-altitude areas exhibit more pronounced NDVI fluctuations in response to environmental stress. This spatial variability underscores the importance of using remote sensing vegetation indices to assess agricultural viability under climatic stress, particularly in areas where conventional yield statistics are unavailable.</w:t>
       </w:r>
     </w:p>
     <w:p>
@@ -4413,7 +6484,7 @@
           <w:numId w:val="22"/>
         </w:numPr>
       </w:pPr>
-      <w:bookmarkStart w:id="15" w:name="_Toc205575912"/>
+      <w:bookmarkStart w:id="21" w:name="_Toc205748853"/>
       <w:r>
         <w:t xml:space="preserve">Climate </w:t>
       </w:r>
@@ -4435,7 +6506,7 @@
       <w:r>
         <w:t>igration</w:t>
       </w:r>
-      <w:bookmarkEnd w:id="15"/>
+      <w:bookmarkEnd w:id="21"/>
     </w:p>
     <w:p>
       <w:pPr>
@@ -4515,6 +6586,7 @@
         <w:rPr>
           <w:lang w:eastAsia="zh-CN"/>
         </w:rPr>
+        <w:lastRenderedPageBreak/>
         <w:t xml:space="preserve">Yun, Yin, and Shen (2012) focused more on the drought in Guizhou Province from 2009 to 2010 and provided valuable background insights. Based on field investigations and institutional analyses in </w:t>
       </w:r>
       <w:proofErr w:type="spellStart"/>
@@ -4531,26 +6603,17 @@
         </w:rPr>
         <w:t xml:space="preserve"> Prefecture, they found that households were often the first to feel the impact of drought, while government responses </w:t>
       </w:r>
-      <w:proofErr w:type="gramStart"/>
-      <w:r>
-        <w:rPr>
-          <w:lang w:eastAsia="zh-CN"/>
-        </w:rPr>
-        <w:t>lagged behind</w:t>
-      </w:r>
-      <w:proofErr w:type="gramEnd"/>
-      <w:r>
-        <w:rPr>
-          <w:lang w:eastAsia="zh-CN"/>
-        </w:rPr>
-        <w:t xml:space="preserve">. However, they observed that most households did not opt for large-scale migration but instead </w:t>
-      </w:r>
-      <w:r>
-        <w:rPr>
-          <w:lang w:eastAsia="zh-CN"/>
-        </w:rPr>
-        <w:lastRenderedPageBreak/>
-        <w:t xml:space="preserve">chose local adaptation strategies, including water rationing, changing cropping patterns, and temporary relocation of some household members. Their research </w:t>
+      <w:r>
+        <w:rPr>
+          <w:lang w:eastAsia="zh-CN"/>
+        </w:rPr>
+        <w:t>lagged</w:t>
+      </w:r>
+      <w:r>
+        <w:rPr>
+          <w:lang w:eastAsia="zh-CN"/>
+        </w:rPr>
+        <w:t xml:space="preserve">. However, they observed that most households did not opt for large-scale migration but instead chose local adaptation strategies, including water rationing, changing cropping patterns, and temporary relocation of some household members. Their research </w:t>
       </w:r>
       <w:proofErr w:type="spellStart"/>
       <w:r>
@@ -4675,7 +6738,14 @@
         <w:rPr>
           <w:lang w:eastAsia="zh-CN"/>
         </w:rPr>
-        <w:t>In conclusion, although climate stress may reasonably trigger population migration by reducing agricultural viability, actual population movement depends on a range of economic, social, and institutional constraints. Taking Guizhou as an example, the interaction between climate vulnerability, local development constraints, and restrictive institutional frameworks may collectively suppress or delay population migration responses, particularly those reflected in net permanent migration data. These dynamic factors make empirical research complex and necessitate careful consideration of short-term, informal, or unregistered migration as potential adaptation mechanisms.</w:t>
+        <w:t xml:space="preserve">In conclusion, although climate stress may reasonably trigger population migration by reducing agricultural viability, actual population movement depends on a range of economic, social, and institutional constraints. Taking Guizhou as an example, the interaction between climate vulnerability, local development constraints, and restrictive institutional frameworks may collectively suppress or delay population migration </w:t>
+      </w:r>
+      <w:r>
+        <w:rPr>
+          <w:lang w:eastAsia="zh-CN"/>
+        </w:rPr>
+        <w:lastRenderedPageBreak/>
+        <w:t>responses, particularly those reflected in net permanent migration data. These dynamic factors make empirical research complex and necessitate careful consideration of short-term, informal, or unregistered migration as potential adaptation mechanisms.</w:t>
       </w:r>
     </w:p>
     <w:p>
@@ -4686,12 +6756,11 @@
           <w:numId w:val="22"/>
         </w:numPr>
       </w:pPr>
-      <w:bookmarkStart w:id="16" w:name="_Toc205575913"/>
-      <w:r>
-        <w:lastRenderedPageBreak/>
+      <w:bookmarkStart w:id="22" w:name="_Toc205748854"/>
+      <w:r>
         <w:t>Methodological Approaches and Data Integration</w:t>
       </w:r>
-      <w:bookmarkEnd w:id="16"/>
+      <w:bookmarkEnd w:id="22"/>
     </w:p>
     <w:p>
       <w:pPr>
@@ -4757,7 +6826,64 @@
         <w:rPr>
           <w:lang w:eastAsia="zh-CN"/>
         </w:rPr>
-        <w:t xml:space="preserve"> Precipitation Evapotranspiration Index (SPEI) has been widely used to monitor meteorological droughts of varying intensity and duration (Zhao et al., 2020), enabling consistent spatial and temporal comparisons.</w:t>
+        <w:t xml:space="preserve"> Precipitation Evapotranspiration Index (SPEI) has been widely used to monitor meteorological droughts of varying intensity and duration </w:t>
+      </w:r>
+      <w:r>
+        <w:rPr>
+          <w:lang w:eastAsia="zh-CN"/>
+        </w:rPr>
+        <w:fldChar w:fldCharType="begin"/>
+      </w:r>
+      <w:r>
+        <w:rPr>
+          <w:lang w:eastAsia="zh-CN"/>
+        </w:rPr>
+        <w:instrText xml:space="preserve"> ADDIN ZOTERO_ITEM CSL_CITATION {"citationID":"nf5FugD6","properties":{"formattedCitation":"(Vicente-Serrano, Beguer\\uc0\\u237{}a and L\\uc0\\u243{}pez-Moreno, 2010)","plainCitation":"(Vicente-Serrano, Beguería and López-Moreno, 2010)","noteIndex":0},"citationItems":[{"id":1096,"uris":["http://zotero.org/users/local/l0I20NHz/items/4UQZI97K"],"itemData":{"id":1096,"type":"article-journal","abstract":"The authors propose a new climatic drought index: the standardized precipitation evapotranspiration index (SPEI). The SPEI is based on precipitation and temperature data, and it has the advantage of combining multiscalar character with the capacity to include the effects of temperature variability on drought assessment. The procedure to calculate the index is detailed and involves a climatic water balance, the accumulation of deﬁcit/surplus at different time scales, and adjustment to a log-logistic probability distribution. Mathematically, the SPEI is similar to the standardized precipitation index (SPI), but it includes the role of temperature. Because the SPEI is based on a water balance, it can be compared to the self-calibrated Palmer drought severity index (sc-PDSI). Time series of the three indices were compared for a set of observatories with different climate characteristics, located in different parts of the world. Under global warming conditions, only the sc-PDSI and SPEI identiﬁed an increase in drought severity associated with higher water demand as a result of evapotranspiration. Relative to the sc-PDSI, the SPEI has the advantage of being multiscalar, which is crucial for drought analysis and monitoring.","container-title":"Journal of Climate","DOI":"10.1175/2009JCLI2909.1","ISSN":"1520-0442, 0894-8755","issue":"7","language":"en","page":"1696-1718","source":"DOI.org (Crossref)","title":"A Multiscalar Drought Index Sensitive to Global Warming: The Standardized Precipitation Evapotranspiration Index","title-short":"A Multiscalar Drought Index Sensitive to Global Warming","volume":"23","author":[{"family":"Vicente-Serrano","given":"Sergio M."},{"family":"Beguería","given":"Santiago"},{"family":"López-Moreno","given":"Juan I."}],"issued":{"date-parts":[["2010",4,1]]}}}],"schema":"https://github.com/citation-style-language/schema/raw/master/csl-citation.json"} </w:instrText>
+      </w:r>
+      <w:r>
+        <w:rPr>
+          <w:lang w:eastAsia="zh-CN"/>
+        </w:rPr>
+        <w:fldChar w:fldCharType="separate"/>
+      </w:r>
+      <w:r>
+        <w:rPr>
+          <w:rFonts w:cs="Times New Roman"/>
+        </w:rPr>
+        <w:t xml:space="preserve">(Vicente-Serrano, </w:t>
+      </w:r>
+      <w:proofErr w:type="spellStart"/>
+      <w:r>
+        <w:rPr>
+          <w:rFonts w:cs="Times New Roman"/>
+        </w:rPr>
+        <w:t>Beguería</w:t>
+      </w:r>
+      <w:proofErr w:type="spellEnd"/>
+      <w:r>
+        <w:rPr>
+          <w:rFonts w:cs="Times New Roman"/>
+        </w:rPr>
+        <w:t xml:space="preserve"> and López-Moreno, 2010)</w:t>
+      </w:r>
+      <w:r>
+        <w:rPr>
+          <w:lang w:eastAsia="zh-CN"/>
+        </w:rPr>
+        <w:fldChar w:fldCharType="end"/>
+      </w:r>
+      <w:r>
+        <w:rPr>
+          <w:rFonts w:ascii="宋体" w:eastAsia="宋体" w:hAnsi="宋体" w:hint="eastAsia"/>
+          <w:lang w:eastAsia="zh-CN"/>
+        </w:rPr>
+        <w:t>,</w:t>
+      </w:r>
+      <w:r>
+        <w:rPr>
+          <w:lang w:eastAsia="zh-CN"/>
+        </w:rPr>
+        <w:t>enabling consistent spatial and temporal comparisons.</w:t>
       </w:r>
     </w:p>
     <w:p>
@@ -4827,14 +6953,12 @@
         </w:rPr>
         <w:t xml:space="preserve">These methodological advances are particularly important in data-scarce environments, such as inland China, where reliable long-term household survey data are often unavailable. In such cases, combining satellite data with official statistics can fill in gaps in microdata, enabling impact analysis that is specific to </w:t>
       </w:r>
-      <w:proofErr w:type="gramStart"/>
-      <w:r>
-        <w:rPr>
-          <w:lang w:eastAsia="zh-CN"/>
-        </w:rPr>
-        <w:t>particular events</w:t>
-      </w:r>
-      <w:proofErr w:type="gramEnd"/>
+      <w:r>
+        <w:rPr>
+          <w:lang w:eastAsia="zh-CN"/>
+        </w:rPr>
+        <w:t>events</w:t>
+      </w:r>
       <w:r>
         <w:rPr>
           <w:lang w:eastAsia="zh-CN"/>
@@ -4865,14 +6989,15 @@
           <w:numId w:val="22"/>
         </w:numPr>
       </w:pPr>
-      <w:bookmarkStart w:id="17" w:name="_Toc205575914"/>
+      <w:bookmarkStart w:id="23" w:name="_Toc205748855"/>
       <w:r>
         <w:rPr>
           <w:rFonts w:hint="eastAsia"/>
         </w:rPr>
+        <w:lastRenderedPageBreak/>
         <w:t>Research Gaps</w:t>
       </w:r>
-      <w:bookmarkEnd w:id="17"/>
+      <w:bookmarkEnd w:id="23"/>
     </w:p>
     <w:p>
       <w:pPr>
@@ -4886,15 +7011,7 @@
           <w:rFonts w:eastAsia="宋体"/>
           <w:lang w:eastAsia="zh-CN"/>
         </w:rPr>
-        <w:t xml:space="preserve">Although climate-induced population migration is receiving increasing attention, there are still some important research gaps, especially in China's inland regions. First, existing literature mostly focuses on long-term climate trends (e.g., average temperature or precipitation anomalies) rather than clearly defined extreme weather events. This limits </w:t>
-      </w:r>
-      <w:r>
-        <w:rPr>
-          <w:rFonts w:eastAsia="宋体"/>
-          <w:lang w:eastAsia="zh-CN"/>
-        </w:rPr>
-        <w:lastRenderedPageBreak/>
-        <w:t>the ability to isolate the causal effects of acute shocks such as droughts and assess specific time responses. Although some global and national-level studies have adopted event-based methods, these methods are rarely used at the sub-provincial level in China, as geographical and institutional heterogeneity may significantly influence research outcomes.</w:t>
+        <w:t>Although climate-induced population migration is receiving increasing attention, there are still some important research gaps, especially in China's inland regions. First, existing literature mostly focuses on long-term climate trends (e.g., average temperature or precipitation anomalies) rather than clearly defined extreme weather events. This limits the ability to isolate the causal effects of acute shocks such as droughts and assess specific time responses. Although some global and national-level studies have adopted event-based methods, these methods are rarely used at the sub-provincial level in China, as geographical and institutional heterogeneity may significantly influence research outcomes.</w:t>
       </w:r>
     </w:p>
     <w:p>
@@ -5056,19 +7173,41 @@
           <w:ilvl w:val="0"/>
           <w:numId w:val="19"/>
         </w:numPr>
+      </w:pPr>
+      <w:bookmarkStart w:id="24" w:name="_Toc205748856"/>
+      <w:commentRangeStart w:id="25"/>
+      <w:r>
         <w:rPr>
           <w:rFonts w:hint="eastAsia"/>
         </w:rPr>
-      </w:pPr>
-      <w:bookmarkStart w:id="18" w:name="_Toc205575915"/>
+        <w:lastRenderedPageBreak/>
+        <w:t xml:space="preserve">Data </w:t>
+      </w:r>
+      <w:r>
+        <w:rPr>
+          <w:rFonts w:eastAsia="宋体" w:hint="eastAsia"/>
+          <w:lang w:eastAsia="zh-CN"/>
+        </w:rPr>
+        <w:t>&amp;</w:t>
+      </w:r>
       <w:r>
         <w:rPr>
           <w:rFonts w:hint="eastAsia"/>
         </w:rPr>
-        <w:lastRenderedPageBreak/>
-        <w:t>Data % Research Area</w:t>
-      </w:r>
-      <w:bookmarkEnd w:id="18"/>
+        <w:t xml:space="preserve"> Research Area</w:t>
+      </w:r>
+      <w:commentRangeEnd w:id="25"/>
+      <w:r>
+        <w:rPr>
+          <w:rStyle w:val="aff9"/>
+          <w:rFonts w:ascii="Times New Roman" w:eastAsiaTheme="minorEastAsia" w:hAnsi="Times New Roman" w:cstheme="minorBidi"/>
+          <w:b w:val="0"/>
+          <w:bCs w:val="0"/>
+          <w:color w:val="auto"/>
+        </w:rPr>
+        <w:commentReference w:id="25"/>
+      </w:r>
+      <w:bookmarkEnd w:id="24"/>
     </w:p>
     <w:p>
       <w:pPr>
@@ -5092,8 +7231,14 @@
           <w:szCs w:val="26"/>
         </w:rPr>
       </w:pPr>
-      <w:bookmarkStart w:id="19" w:name="_Toc205575916"/>
-      <w:bookmarkEnd w:id="19"/>
+      <w:bookmarkStart w:id="26" w:name="_Toc205575916"/>
+      <w:bookmarkStart w:id="27" w:name="_Toc205743235"/>
+      <w:bookmarkStart w:id="28" w:name="_Toc205748314"/>
+      <w:bookmarkStart w:id="29" w:name="_Toc205748857"/>
+      <w:bookmarkEnd w:id="26"/>
+      <w:bookmarkEnd w:id="27"/>
+      <w:bookmarkEnd w:id="28"/>
+      <w:bookmarkEnd w:id="29"/>
     </w:p>
     <w:p>
       <w:pPr>
@@ -5103,11 +7248,11 @@
           <w:numId w:val="22"/>
         </w:numPr>
       </w:pPr>
-      <w:bookmarkStart w:id="20" w:name="_Toc205575917"/>
+      <w:bookmarkStart w:id="30" w:name="_Toc205748858"/>
       <w:r>
         <w:t>Study Area and Overview</w:t>
       </w:r>
-      <w:bookmarkEnd w:id="20"/>
+      <w:bookmarkEnd w:id="30"/>
     </w:p>
     <w:p>
       <w:pPr>
@@ -5272,22 +7417,167 @@
           <w:rFonts w:eastAsia="宋体"/>
           <w:lang w:eastAsia="zh-CN"/>
         </w:rPr>
-        <w:t xml:space="preserve"> (Guizhou Provincial Bureau of Statistics, 2011). The terrain slopes gradually from the high mountains in the west and north to the low hills and basins in the southeast. Due to the widespread distribution of karst topography, soils are generally shallow and nutrient-poor, and surface water resources are unevenly distributed in both space and time (Luo, 2019). This natural environment results in agriculture being highly dependent on rainfall, with limited capacity to construct large-scale irrigation infrastructure.</w:t>
+        <w:t xml:space="preserve"> </w:t>
+      </w:r>
+      <w:r>
+        <w:rPr>
+          <w:rFonts w:eastAsia="宋体"/>
+          <w:lang w:eastAsia="zh-CN"/>
+        </w:rPr>
+        <w:fldChar w:fldCharType="begin"/>
+      </w:r>
+      <w:r>
+        <w:rPr>
+          <w:rFonts w:eastAsia="宋体"/>
+          <w:lang w:eastAsia="zh-CN"/>
+        </w:rPr>
+        <w:instrText xml:space="preserve"> ADDIN ZOTERO_ITEM CSL_CITATION {"citationID":"pCOd57c9","properties":{"formattedCitation":"(Guizhou Provincial Bureau of Statistics, 2011)","plainCitation":"(Guizhou Provincial Bureau of Statistics, 2011)","noteIndex":0},"citationItems":[{"id":1083,"uris":["http://zotero.org/users/local/l0I20NHz/items/QFVYFTGY"],"itemData":{"id":1083,"type":"book","event-place":"Beijing","publisher":"China Statistics Press","publisher-place":"Beijing","title":"Guizhou Statistical Yearbook 2011","author":[{"literal":"Guizhou Provincial Bureau of Statistics"}],"issued":{"date-parts":[["2011"]]}}}],"schema":"https://github.com/citation-style-language/schema/raw/master/csl-citation.json"} </w:instrText>
+      </w:r>
+      <w:r>
+        <w:rPr>
+          <w:rFonts w:eastAsia="宋体"/>
+          <w:lang w:eastAsia="zh-CN"/>
+        </w:rPr>
+        <w:fldChar w:fldCharType="separate"/>
+      </w:r>
+      <w:r>
+        <w:rPr>
+          <w:rFonts w:cs="Times New Roman"/>
+        </w:rPr>
+        <w:t>(Guizhou Provincial Bureau of Statistics, 2011)</w:t>
+      </w:r>
+      <w:r>
+        <w:rPr>
+          <w:rFonts w:eastAsia="宋体"/>
+          <w:lang w:eastAsia="zh-CN"/>
+        </w:rPr>
+        <w:fldChar w:fldCharType="end"/>
+      </w:r>
+      <w:r>
+        <w:rPr>
+          <w:rFonts w:eastAsia="宋体"/>
+          <w:lang w:eastAsia="zh-CN"/>
+        </w:rPr>
+        <w:t xml:space="preserve">. The terrain slopes gradually from the high mountains in the west and north to the low hills and basins in the southeast. Due to the widespread distribution of karst topography, soils are generally shallow and nutrient-poor, and surface water resources are unevenly distributed in both space and time </w:t>
+      </w:r>
+      <w:r>
+        <w:rPr>
+          <w:rFonts w:eastAsia="宋体"/>
+          <w:lang w:eastAsia="zh-CN"/>
+        </w:rPr>
+        <w:fldChar w:fldCharType="begin"/>
+      </w:r>
+      <w:r>
+        <w:rPr>
+          <w:rFonts w:eastAsia="宋体"/>
+          <w:lang w:eastAsia="zh-CN"/>
+        </w:rPr>
+        <w:instrText xml:space="preserve"> ADDIN ZOTERO_ITEM CSL_CITATION {"citationID":"KnvstmRl","properties":{"formattedCitation":"(Luo {\\i{}et al.}, 2019)","plainCitation":"(Luo et al., 2019)","noteIndex":0},"citationItems":[{"id":1071,"uris":["http://zotero.org/users/local/l0I20NHz/items/QNEFB52K"],"itemData":{"id":1071,"type":"article-journal","container-title":"Jilin Agriculture","DOI":"10.14025/j.cnki.jlny.2019.10.071","issue":"10","language":"en-US","page":"108-112","title":"Spatio-temporal distribution and climatic background of agricultural drought in Guizhou Province","author":[{"family":"Luo","given":"Yang"},{"family":"Tian","given":"Mengqin"},{"family":"Wu","given":"Haoruo"},{"family":"Wang","given":"Chao"},{"family":"Zhang","given":"Jie"}],"issued":{"date-parts":[["2019"]]}}}],"schema":"https://github.com/citation-style-language/schema/raw/master/csl-citation.json"} </w:instrText>
+      </w:r>
+      <w:r>
+        <w:rPr>
+          <w:rFonts w:eastAsia="宋体"/>
+          <w:lang w:eastAsia="zh-CN"/>
+        </w:rPr>
+        <w:fldChar w:fldCharType="separate"/>
+      </w:r>
+      <w:r>
+        <w:rPr>
+          <w:rFonts w:cs="Times New Roman"/>
+        </w:rPr>
+        <w:t xml:space="preserve">(Luo </w:t>
+      </w:r>
+      <w:r>
+        <w:rPr>
+          <w:rFonts w:cs="Times New Roman"/>
+          <w:i/>
+          <w:iCs/>
+        </w:rPr>
+        <w:t>et al.</w:t>
+      </w:r>
+      <w:r>
+        <w:rPr>
+          <w:rFonts w:cs="Times New Roman"/>
+        </w:rPr>
+        <w:t>, 2019)</w:t>
+      </w:r>
+      <w:r>
+        <w:rPr>
+          <w:rFonts w:eastAsia="宋体"/>
+          <w:lang w:eastAsia="zh-CN"/>
+        </w:rPr>
+        <w:fldChar w:fldCharType="end"/>
+      </w:r>
+      <w:r>
+        <w:rPr>
+          <w:rFonts w:eastAsia="宋体" w:hint="eastAsia"/>
+          <w:lang w:eastAsia="zh-CN"/>
+        </w:rPr>
+        <w:t>.</w:t>
+      </w:r>
+      <w:r>
+        <w:rPr>
+          <w:rFonts w:eastAsia="宋体"/>
+          <w:lang w:eastAsia="zh-CN"/>
+        </w:rPr>
+        <w:t xml:space="preserve"> This natural environment results in agriculture being highly dependent on rainfall, with limited capacity to construct large-scale irrigation infrastructure.</w:t>
       </w:r>
     </w:p>
     <w:p>
       <w:pPr>
         <w:rPr>
-          <w:rFonts w:eastAsia="宋体"/>
-          <w:lang w:eastAsia="zh-CN"/>
-        </w:rPr>
-      </w:pPr>
-      <w:r>
-        <w:rPr>
-          <w:rFonts w:eastAsia="宋体"/>
-          <w:lang w:eastAsia="zh-CN"/>
-        </w:rPr>
-        <w:t xml:space="preserve">The province has a subtropical humid monsoon climate, with rainfall concentrated between May and September. Annual precipitation varies significantly, and the region is greatly affected by anomalies in the East Asian summer monsoon (Wei, 2021). Extreme events such as prolonged droughts or excessive rainfall can cause severe damage to agricultural production and rural livelihoods. Agriculture remains the main economic sector in Guizhou Province, contributing more to the province's GDP than in coastal provinces, and the outflow of rural </w:t>
+          <w:rFonts w:eastAsia="宋体" w:hint="eastAsia"/>
+          <w:lang w:eastAsia="zh-CN"/>
+        </w:rPr>
+      </w:pPr>
+      <w:r>
+        <w:rPr>
+          <w:rFonts w:eastAsia="宋体"/>
+          <w:lang w:eastAsia="zh-CN"/>
+        </w:rPr>
+        <w:t xml:space="preserve">The province has a subtropical humid monsoon climate, with rainfall concentrated between May and September. Annual precipitation varies significantly, and the region is greatly affected by anomalies in the East Asian summer monsoon </w:t>
+      </w:r>
+      <w:r>
+        <w:rPr>
+          <w:rFonts w:eastAsia="宋体"/>
+          <w:lang w:eastAsia="zh-CN"/>
+        </w:rPr>
+        <w:fldChar w:fldCharType="begin"/>
+      </w:r>
+      <w:r>
+        <w:rPr>
+          <w:rFonts w:eastAsia="宋体"/>
+          <w:lang w:eastAsia="zh-CN"/>
+        </w:rPr>
+        <w:instrText xml:space="preserve"> ADDIN ZOTERO_ITEM CSL_CITATION {"citationID":"uD44yVqA","properties":{"formattedCitation":"(Wei and Li, 2021)","plainCitation":"(Wei and Li, 2021)","noteIndex":0},"citationItems":[{"id":1073,"uris":["http://zotero.org/users/local/l0I20NHz/items/MVMFGAWP"],"itemData":{"id":1073,"type":"article-journal","container-title":"Bulletin of Soil and Water Conservation","DOI":"10.13961/j.cnki.stbctb.2021.06.046","issue":"6","page":"361-368","title":"Changes of NDVI in Beipan River Basin of Guizhou Province and its relationship with terrain gradient and population distribution during 2000–2018","volume":"41","author":[{"family":"Wei","given":"Wenyi"},{"family":"Li","given":"Xudong"}],"issued":{"date-parts":[["2021"]]}}}],"schema":"https://github.com/citation-style-language/schema/raw/master/csl-citation.json"} </w:instrText>
+      </w:r>
+      <w:r>
+        <w:rPr>
+          <w:rFonts w:eastAsia="宋体"/>
+          <w:lang w:eastAsia="zh-CN"/>
+        </w:rPr>
+        <w:fldChar w:fldCharType="separate"/>
+      </w:r>
+      <w:r>
+        <w:rPr>
+          <w:rFonts w:eastAsia="宋体" w:cs="Times New Roman"/>
+          <w:lang w:eastAsia="zh-CN"/>
+        </w:rPr>
+        <w:t>(Wei and Li, 2021)</w:t>
+      </w:r>
+      <w:r>
+        <w:rPr>
+          <w:rFonts w:eastAsia="宋体"/>
+          <w:lang w:eastAsia="zh-CN"/>
+        </w:rPr>
+        <w:fldChar w:fldCharType="end"/>
+      </w:r>
+      <w:r>
+        <w:rPr>
+          <w:rFonts w:eastAsia="宋体"/>
+          <w:lang w:eastAsia="zh-CN"/>
+        </w:rPr>
+        <w:t xml:space="preserve">. Extreme events such as prolonged droughts or excessive rainfall can cause severe damage to agricultural production and rural livelihoods. Agriculture remains the main economic sector in Guizhou Province, contributing more to the province's GDP than in coastal provinces, and the outflow of rural </w:t>
       </w:r>
       <w:proofErr w:type="spellStart"/>
       <w:r>
@@ -5303,13 +7593,116 @@
           <w:rFonts w:eastAsia="宋体"/>
           <w:lang w:eastAsia="zh-CN"/>
         </w:rPr>
-        <w:t xml:space="preserve"> has long been a typical socio-economic phenomenon in the region (Huang, 2018). The main crops include rice, corn, potatoes and rapeseed, a large proportion of which are grown on sloping cropland, especially in high-altitude areas (Luo, 2019).</w:t>
+        <w:t xml:space="preserve"> has long been a typical socio-economic phenomenon in the region </w:t>
+      </w:r>
+      <w:r>
+        <w:rPr>
+          <w:rFonts w:eastAsia="宋体"/>
+          <w:lang w:eastAsia="zh-CN"/>
+        </w:rPr>
+        <w:fldChar w:fldCharType="begin"/>
+      </w:r>
+      <w:r>
+        <w:rPr>
+          <w:rFonts w:eastAsia="宋体"/>
+          <w:lang w:eastAsia="zh-CN"/>
+        </w:rPr>
+        <w:instrText xml:space="preserve"> ADDIN ZOTERO_ITEM CSL_CITATION {"citationID":"n6tCBj41","properties":{"formattedCitation":"(Huang, 2012)","plainCitation":"(Huang, 2012)","noteIndex":0},"citationItems":[{"id":1085,"uris":["http://zotero.org/users/local/l0I20NHz/items/I2RC8KX9"],"itemData":{"id":1085,"type":"article-journal","container-title":"Contemporary Economics","issue":"8","page":"94-96","title":"Spatial changes of population and economic causes in Guizhou Province in the past decade","author":[{"family":"Huang","given":"Juan"}],"issued":{"date-parts":[["2012"]]}}}],"schema":"https://github.com/citation-style-language/schema/raw/master/csl-citation.json"} </w:instrText>
+      </w:r>
+      <w:r>
+        <w:rPr>
+          <w:rFonts w:eastAsia="宋体"/>
+          <w:lang w:eastAsia="zh-CN"/>
+        </w:rPr>
+        <w:fldChar w:fldCharType="separate"/>
+      </w:r>
+      <w:r>
+        <w:rPr>
+          <w:rFonts w:cs="Times New Roman"/>
+        </w:rPr>
+        <w:t>(Huang, 2012)</w:t>
+      </w:r>
+      <w:r>
+        <w:rPr>
+          <w:rFonts w:eastAsia="宋体"/>
+          <w:lang w:eastAsia="zh-CN"/>
+        </w:rPr>
+        <w:fldChar w:fldCharType="end"/>
+      </w:r>
+      <w:r>
+        <w:rPr>
+          <w:rFonts w:eastAsia="宋体" w:hint="eastAsia"/>
+          <w:lang w:eastAsia="zh-CN"/>
+        </w:rPr>
+        <w:t>.</w:t>
+      </w:r>
+      <w:r>
+        <w:rPr>
+          <w:rFonts w:eastAsia="宋体"/>
+          <w:lang w:eastAsia="zh-CN"/>
+        </w:rPr>
+        <w:t xml:space="preserve"> The main crops include rice, corn, potatoes and rapeseed, a large proportion of which are grown on sloping cropland, especially in high-altitude areas </w:t>
+      </w:r>
+      <w:r>
+        <w:rPr>
+          <w:rFonts w:eastAsia="宋体"/>
+          <w:lang w:eastAsia="zh-CN"/>
+        </w:rPr>
+        <w:fldChar w:fldCharType="begin"/>
+      </w:r>
+      <w:r>
+        <w:rPr>
+          <w:rFonts w:eastAsia="宋体"/>
+          <w:lang w:eastAsia="zh-CN"/>
+        </w:rPr>
+        <w:instrText xml:space="preserve"> ADDIN ZOTERO_ITEM CSL_CITATION {"citationID":"Zg39cZ4o","properties":{"formattedCitation":"(Luo {\\i{}et al.}, 2019)","plainCitation":"(Luo et al., 2019)","noteIndex":0},"citationItems":[{"id":1071,"uris":["http://zotero.org/users/local/l0I20NHz/items/QNEFB52K"],"itemData":{"id":1071,"type":"article-journal","container-title":"Jilin Agriculture","DOI":"10.14025/j.cnki.jlny.2019.10.071","issue":"10","language":"en-US","page":"108-112","title":"Spatio-temporal distribution and climatic background of agricultural drought in Guizhou Province","author":[{"family":"Luo","given":"Yang"},{"family":"Tian","given":"Mengqin"},{"family":"Wu","given":"Haoruo"},{"family":"Wang","given":"Chao"},{"family":"Zhang","given":"Jie"}],"issued":{"date-parts":[["2019"]]}}}],"schema":"https://github.com/citation-style-language/schema/raw/master/csl-citation.json"} </w:instrText>
+      </w:r>
+      <w:r>
+        <w:rPr>
+          <w:rFonts w:eastAsia="宋体"/>
+          <w:lang w:eastAsia="zh-CN"/>
+        </w:rPr>
+        <w:fldChar w:fldCharType="separate"/>
+      </w:r>
+      <w:r>
+        <w:rPr>
+          <w:rFonts w:cs="Times New Roman"/>
+        </w:rPr>
+        <w:t xml:space="preserve">(Luo </w:t>
+      </w:r>
+      <w:r>
+        <w:rPr>
+          <w:rFonts w:cs="Times New Roman"/>
+          <w:i/>
+          <w:iCs/>
+        </w:rPr>
+        <w:t>et al.</w:t>
+      </w:r>
+      <w:r>
+        <w:rPr>
+          <w:rFonts w:cs="Times New Roman"/>
+        </w:rPr>
+        <w:t>, 2019)</w:t>
+      </w:r>
+      <w:r>
+        <w:rPr>
+          <w:rFonts w:eastAsia="宋体"/>
+          <w:lang w:eastAsia="zh-CN"/>
+        </w:rPr>
+        <w:fldChar w:fldCharType="end"/>
+      </w:r>
+      <w:r>
+        <w:rPr>
+          <w:rFonts w:eastAsia="宋体" w:hint="eastAsia"/>
+          <w:lang w:eastAsia="zh-CN"/>
+        </w:rPr>
+        <w:t>.</w:t>
       </w:r>
     </w:p>
     <w:p>
       <w:pPr>
         <w:rPr>
-          <w:rFonts w:eastAsia="宋体"/>
+          <w:rFonts w:eastAsia="宋体" w:hint="eastAsia"/>
           <w:lang w:eastAsia="zh-CN"/>
         </w:rPr>
       </w:pPr>
@@ -5382,7 +7775,55 @@
           <w:rFonts w:eastAsia="宋体"/>
           <w:lang w:eastAsia="zh-CN"/>
         </w:rPr>
-        <w:t xml:space="preserve"> by precipitation levels far below average, temperatures above average, crop yields in the hardest-hit counties declining by over 30%, and severe shortages of drinking water in both urban and rural areas (Wei, 2021).</w:t>
+        <w:t xml:space="preserve"> by precipitation levels far below average, temperatures above average, crop yields in the hardest-hit counties declining by over 30%, and severe shortages of drinking water in both urban and rural areas </w:t>
+      </w:r>
+      <w:r>
+        <w:rPr>
+          <w:rFonts w:eastAsia="宋体" w:hint="eastAsia"/>
+          <w:lang w:eastAsia="zh-CN"/>
+        </w:rPr>
+        <w:t xml:space="preserve"> </w:t>
+      </w:r>
+      <w:r>
+        <w:rPr>
+          <w:rFonts w:eastAsia="宋体"/>
+          <w:lang w:eastAsia="zh-CN"/>
+        </w:rPr>
+        <w:fldChar w:fldCharType="begin"/>
+      </w:r>
+      <w:r>
+        <w:rPr>
+          <w:rFonts w:eastAsia="宋体"/>
+          <w:lang w:eastAsia="zh-CN"/>
+        </w:rPr>
+        <w:instrText xml:space="preserve"> ADDIN ZOTERO_ITEM CSL_CITATION {"citationID":"ReHTPuRs","properties":{"formattedCitation":"(Wei and Li, 2021)","plainCitation":"(Wei and Li, 2021)","noteIndex":0},"citationItems":[{"id":1073,"uris":["http://zotero.org/users/local/l0I20NHz/items/MVMFGAWP"],"itemData":{"id":1073,"type":"article-journal","container-title":"Bulletin of Soil and Water Conservation","DOI":"10.13961/j.cnki.stbctb.2021.06.046","issue":"6","page":"361-368","title":"Changes of NDVI in Beipan River Basin of Guizhou Province and its relationship with terrain gradient and population distribution during 2000–2018","volume":"41","author":[{"family":"Wei","given":"Wenyi"},{"family":"Li","given":"Xudong"}],"issued":{"date-parts":[["2021"]]}}}],"schema":"https://github.com/citation-style-language/schema/raw/master/csl-citation.json"} </w:instrText>
+      </w:r>
+      <w:r>
+        <w:rPr>
+          <w:rFonts w:eastAsia="宋体"/>
+          <w:lang w:eastAsia="zh-CN"/>
+        </w:rPr>
+        <w:fldChar w:fldCharType="separate"/>
+      </w:r>
+      <w:r>
+        <w:rPr>
+          <w:rFonts w:cs="Times New Roman"/>
+        </w:rPr>
+        <w:t>(Wei and Li, 2021)</w:t>
+      </w:r>
+      <w:r>
+        <w:rPr>
+          <w:rFonts w:eastAsia="宋体"/>
+          <w:lang w:eastAsia="zh-CN"/>
+        </w:rPr>
+        <w:fldChar w:fldCharType="end"/>
+      </w:r>
+      <w:r>
+        <w:rPr>
+          <w:rFonts w:eastAsia="宋体" w:hint="eastAsia"/>
+          <w:lang w:eastAsia="zh-CN"/>
+        </w:rPr>
+        <w:t>.</w:t>
       </w:r>
     </w:p>
     <w:p>
@@ -5486,7 +7927,77 @@
           <w:rFonts w:eastAsia="宋体"/>
           <w:lang w:eastAsia="zh-CN"/>
         </w:rPr>
-        <w:t xml:space="preserve">, the treatment group counties are mainly located in the northwestern and central high-altitude areas, where sloping cropland, shallow soil layers, and limited irrigation facilities are common, exacerbating vulnerability to water shortages (Luo, 2019). In contrast, counties in the southeastern lowland areas have relatively more </w:t>
+        <w:t xml:space="preserve">, the treatment group counties are mainly located in the northwestern and central high-altitude areas, where sloping cropland, shallow soil layers, and limited irrigation facilities are common, exacerbating </w:t>
+      </w:r>
+      <w:r>
+        <w:rPr>
+          <w:rFonts w:eastAsia="宋体"/>
+          <w:lang w:eastAsia="zh-CN"/>
+        </w:rPr>
+        <w:lastRenderedPageBreak/>
+        <w:t xml:space="preserve">vulnerability to water shortages </w:t>
+      </w:r>
+      <w:r>
+        <w:rPr>
+          <w:rFonts w:eastAsia="宋体"/>
+          <w:lang w:eastAsia="zh-CN"/>
+        </w:rPr>
+        <w:fldChar w:fldCharType="begin"/>
+      </w:r>
+      <w:r>
+        <w:rPr>
+          <w:rFonts w:eastAsia="宋体"/>
+          <w:lang w:eastAsia="zh-CN"/>
+        </w:rPr>
+        <w:instrText xml:space="preserve"> ADDIN ZOTERO_ITEM CSL_CITATION {"citationID":"PNXJIQi0","properties":{"formattedCitation":"(Luo {\\i{}et al.}, 2019)","plainCitation":"(Luo et al., 2019)","noteIndex":0},"citationItems":[{"id":1071,"uris":["http://zotero.org/users/local/l0I20NHz/items/QNEFB52K"],"itemData":{"id":1071,"type":"article-journal","container-title":"Jilin Agriculture","DOI":"10.14025/j.cnki.jlny.2019.10.071","issue":"10","language":"en-US","page":"108-112","title":"Spatio-temporal distribution and climatic background of agricultural drought in Guizhou Province","author":[{"family":"Luo","given":"Yang"},{"family":"Tian","given":"Mengqin"},{"family":"Wu","given":"Haoruo"},{"family":"Wang","given":"Chao"},{"family":"Zhang","given":"Jie"}],"issued":{"date-parts":[["2019"]]}}}],"schema":"https://github.com/citation-style-language/schema/raw/master/csl-citation.json"} </w:instrText>
+      </w:r>
+      <w:r>
+        <w:rPr>
+          <w:rFonts w:eastAsia="宋体"/>
+          <w:lang w:eastAsia="zh-CN"/>
+        </w:rPr>
+        <w:fldChar w:fldCharType="separate"/>
+      </w:r>
+      <w:r>
+        <w:rPr>
+          <w:rFonts w:cs="Times New Roman"/>
+        </w:rPr>
+        <w:t xml:space="preserve">(Luo </w:t>
+      </w:r>
+      <w:r>
+        <w:rPr>
+          <w:rFonts w:cs="Times New Roman"/>
+          <w:i/>
+          <w:iCs/>
+        </w:rPr>
+        <w:t>et al.</w:t>
+      </w:r>
+      <w:r>
+        <w:rPr>
+          <w:rFonts w:cs="Times New Roman"/>
+        </w:rPr>
+        <w:t>, 2019)</w:t>
+      </w:r>
+      <w:r>
+        <w:rPr>
+          <w:rFonts w:eastAsia="宋体"/>
+          <w:lang w:eastAsia="zh-CN"/>
+        </w:rPr>
+        <w:fldChar w:fldCharType="end"/>
+      </w:r>
+      <w:r>
+        <w:rPr>
+          <w:rFonts w:eastAsia="宋体" w:hint="eastAsia"/>
+          <w:lang w:eastAsia="zh-CN"/>
+        </w:rPr>
+        <w:t>.</w:t>
+      </w:r>
+      <w:r>
+        <w:rPr>
+          <w:rFonts w:eastAsia="宋体"/>
+          <w:lang w:eastAsia="zh-CN"/>
+        </w:rPr>
+        <w:t xml:space="preserve"> In contrast, counties in the southeastern lowland areas have relatively more </w:t>
       </w:r>
       <w:proofErr w:type="spellStart"/>
       <w:r>
@@ -5502,15 +8013,7 @@
           <w:rFonts w:eastAsia="宋体"/>
           <w:lang w:eastAsia="zh-CN"/>
         </w:rPr>
-        <w:t xml:space="preserve"> agricultural conditions, including deeper </w:t>
-      </w:r>
-      <w:r>
-        <w:rPr>
-          <w:rFonts w:eastAsia="宋体"/>
-          <w:lang w:eastAsia="zh-CN"/>
-        </w:rPr>
-        <w:lastRenderedPageBreak/>
-        <w:t>soil layers, more reliable precipitation, and relatively better water resource management systems, thereby mitigating losses to agriculture and livelihoods during the 2010 drought. The combination of these geographical, climatic, and socio-economic differences forms the basis for the heterogeneity analysis in subsequent chapters.</w:t>
+        <w:t xml:space="preserve"> agricultural conditions, including deeper soil layers, more reliable precipitation, and relatively better water resource management systems, thereby mitigating losses to agriculture and livelihoods during the 2010 drought. The combination of these geographical, climatic, and socio-economic differences forms the basis for the heterogeneity analysis in subsequent chapters.</w:t>
       </w:r>
     </w:p>
     <w:p>
@@ -5525,8 +8028,8 @@
           <w:lang w:eastAsia="zh-CN"/>
         </w:rPr>
         <w:drawing>
-          <wp:inline distT="0" distB="0" distL="0" distR="0" wp14:anchorId="7A981EE6" wp14:editId="0E9BF37C">
-            <wp:extent cx="4254545" cy="2880000"/>
+          <wp:inline distT="0" distB="0" distL="0" distR="0" wp14:anchorId="7A981EE6" wp14:editId="02A85563">
+            <wp:extent cx="5486400" cy="3722819"/>
             <wp:effectExtent l="0" t="0" r="0" b="0"/>
             <wp:docPr id="1240657780" name="图片 1"/>
             <wp:cNvGraphicFramePr>
@@ -5550,7 +8053,7 @@
                   <pic:spPr bwMode="auto">
                     <a:xfrm>
                       <a:off x="0" y="0"/>
-                      <a:ext cx="4254545" cy="2880000"/>
+                      <a:ext cx="5486400" cy="3722819"/>
                     </a:xfrm>
                     <a:prstGeom prst="rect">
                       <a:avLst/>
@@ -5572,23 +8075,23 @@
         <w:pStyle w:val="af7"/>
         <w:jc w:val="center"/>
       </w:pPr>
-      <w:bookmarkStart w:id="21" w:name="_Toc205576142"/>
-      <w:bookmarkStart w:id="22" w:name="_Ref205576354"/>
+      <w:bookmarkStart w:id="31" w:name="_Ref205576354"/>
+      <w:bookmarkStart w:id="32" w:name="_Toc205743245"/>
       <w:r>
         <w:t xml:space="preserve">Figure </w:t>
       </w:r>
-      <w:fldSimple w:instr=" STYLEREF 2 \s ">
+      <w:fldSimple w:instr=" STYLEREF 1 \s ">
         <w:r>
           <w:rPr>
             <w:noProof/>
           </w:rPr>
-          <w:t>3.1</w:t>
+          <w:t>3</w:t>
         </w:r>
       </w:fldSimple>
       <w:r>
         <w:t>.</w:t>
       </w:r>
-      <w:fldSimple w:instr=" SEQ Figure \* ARABIC \s 2 ">
+      <w:fldSimple w:instr=" SEQ Figure \* ARABIC \s 1 ">
         <w:r>
           <w:rPr>
             <w:noProof/>
@@ -5596,7 +8099,7 @@
           <w:t>1</w:t>
         </w:r>
       </w:fldSimple>
-      <w:bookmarkEnd w:id="22"/>
+      <w:bookmarkEnd w:id="31"/>
       <w:r>
         <w:rPr>
           <w:rFonts w:eastAsia="宋体" w:hint="eastAsia"/>
@@ -5648,7 +8151,7 @@
         </w:rPr>
         <w:t xml:space="preserve"> boundaries.</w:t>
       </w:r>
-      <w:bookmarkEnd w:id="21"/>
+      <w:bookmarkEnd w:id="32"/>
     </w:p>
     <w:p>
       <w:pPr>
@@ -5658,11 +8161,11 @@
           <w:numId w:val="22"/>
         </w:numPr>
       </w:pPr>
-      <w:bookmarkStart w:id="23" w:name="_Toc205575918"/>
+      <w:bookmarkStart w:id="33" w:name="_Toc205748859"/>
       <w:r>
         <w:t>Data Sources and Processing</w:t>
       </w:r>
-      <w:bookmarkEnd w:id="23"/>
+      <w:bookmarkEnd w:id="33"/>
     </w:p>
     <w:p>
       <w:pPr>
@@ -5676,7 +8179,73 @@
           <w:rFonts w:eastAsia="宋体"/>
           <w:lang w:eastAsia="zh-CN"/>
         </w:rPr>
-        <w:t>This study's empirical analysis combines climate, remote sensing, statistical, and topographical datasets to construct a balanced county-level annual panel dataset for Guizhou Province from 2008 to 2012. All geospatial processing was conducted using Google Earth Engine (GEE), while subsequent data integration, cleaning, and variable construction were performed using the Python programming language. Figure 3.2 provides a brief overview of the data integration workflow, with the complete methodological workflow detailed in</w:t>
+        <w:t xml:space="preserve">This study's empirical analysis combines climate, remote sensing, statistical, and topographical datasets to construct a balanced county-level annual panel dataset for Guizhou Province from 2008 to 2012. All geospatial processing was conducted using Google Earth Engine (GEE), while subsequent data integration, cleaning, and variable construction were performed using the Python programming language. </w:t>
+      </w:r>
+      <w:r>
+        <w:rPr>
+          <w:rFonts w:eastAsia="宋体"/>
+          <w:lang w:eastAsia="zh-CN"/>
+        </w:rPr>
+        <w:fldChar w:fldCharType="begin"/>
+      </w:r>
+      <w:r>
+        <w:rPr>
+          <w:rFonts w:eastAsia="宋体"/>
+          <w:lang w:eastAsia="zh-CN"/>
+        </w:rPr>
+        <w:instrText xml:space="preserve"> REF _Ref205740406 \h </w:instrText>
+      </w:r>
+      <w:r>
+        <w:rPr>
+          <w:rFonts w:eastAsia="宋体"/>
+          <w:lang w:eastAsia="zh-CN"/>
+        </w:rPr>
+      </w:r>
+      <w:r>
+        <w:rPr>
+          <w:rFonts w:eastAsia="宋体"/>
+          <w:lang w:eastAsia="zh-CN"/>
+        </w:rPr>
+        <w:fldChar w:fldCharType="separate"/>
+      </w:r>
+      <w:r>
+        <w:t xml:space="preserve">Figure </w:t>
+      </w:r>
+      <w:r>
+        <w:rPr>
+          <w:noProof/>
+        </w:rPr>
+        <w:t>3</w:t>
+      </w:r>
+      <w:r>
+        <w:t>.</w:t>
+      </w:r>
+      <w:r>
+        <w:rPr>
+          <w:noProof/>
+        </w:rPr>
+        <w:t>2</w:t>
+      </w:r>
+      <w:r>
+        <w:rPr>
+          <w:rFonts w:eastAsia="宋体" w:hint="eastAsia"/>
+          <w:lang w:eastAsia="zh-CN"/>
+        </w:rPr>
+        <w:t xml:space="preserve"> </w:t>
+      </w:r>
+      <w:r>
+        <w:rPr>
+          <w:rFonts w:eastAsia="宋体"/>
+          <w:lang w:eastAsia="zh-CN"/>
+        </w:rPr>
+        <w:fldChar w:fldCharType="end"/>
+      </w:r>
+      <w:r>
+        <w:rPr>
+          <w:rFonts w:eastAsia="宋体"/>
+          <w:lang w:eastAsia="zh-CN"/>
+        </w:rPr>
+        <w:t>provides a brief overview of the data integration workflow, with the complete methodological workflow detailed in</w:t>
       </w:r>
       <w:r>
         <w:rPr>
@@ -5743,47 +8312,114 @@
     </w:p>
     <w:p>
       <w:pPr>
-        <w:rPr>
-          <w:rFonts w:eastAsia="宋体"/>
-          <w:b/>
-          <w:bCs/>
-          <w:color w:val="EE0000"/>
-          <w:lang w:eastAsia="zh-CN"/>
-        </w:rPr>
-      </w:pPr>
-      <w:r>
-        <w:rPr>
-          <w:rFonts w:eastAsia="宋体" w:hint="eastAsia"/>
-          <w:b/>
-          <w:bCs/>
-          <w:color w:val="EE0000"/>
-          <w:lang w:eastAsia="zh-CN"/>
-        </w:rPr>
-        <w:t>Figure 3.2</w:t>
-      </w:r>
-      <w:r>
-        <w:rPr>
-          <w:rFonts w:eastAsia="宋体" w:hint="eastAsia"/>
-          <w:b/>
-          <w:bCs/>
-          <w:color w:val="EE0000"/>
-          <w:lang w:eastAsia="zh-CN"/>
-        </w:rPr>
-        <w:t xml:space="preserve"> </w:t>
-      </w:r>
-      <w:r>
-        <w:rPr>
-          <w:rFonts w:eastAsia="宋体"/>
-          <w:b/>
-          <w:bCs/>
-          <w:color w:val="EE0000"/>
-          <w:lang w:eastAsia="zh-CN"/>
-        </w:rPr>
-        <w:t>Simplified workflow for the construction of the county-level panel dataset (2008–2012), integrating climate (SPEI), vegetation (MODIS NDVI), land cover (MODIS MCD12Q1), demographic (Guizhou Statistical Yearbook, Population Census), and topographic (SRTM DEM) datasets. All geospatial processing was conducted in Google Earth Engine (GEE); statistical integration and cleaning were implemented in Python.</w:t>
+        <w:keepNext/>
+        <w:jc w:val="center"/>
+      </w:pPr>
+      <w:r>
+        <w:rPr>
+          <w:rFonts w:eastAsia="宋体"/>
+          <w:noProof/>
+          <w:lang w:eastAsia="zh-CN"/>
+        </w:rPr>
+        <w:lastRenderedPageBreak/>
+        <w:drawing>
+          <wp:inline distT="0" distB="0" distL="0" distR="0" wp14:anchorId="5F6DFDAF" wp14:editId="477A57AA">
+            <wp:extent cx="5486400" cy="2941608"/>
+            <wp:effectExtent l="0" t="0" r="0" b="0"/>
+            <wp:docPr id="291054370" name="图片 1"/>
+            <wp:cNvGraphicFramePr>
+              <a:graphicFrameLocks xmlns:a="http://schemas.openxmlformats.org/drawingml/2006/main" noChangeAspect="1"/>
+            </wp:cNvGraphicFramePr>
+            <a:graphic xmlns:a="http://schemas.openxmlformats.org/drawingml/2006/main">
+              <a:graphicData uri="http://schemas.openxmlformats.org/drawingml/2006/picture">
+                <pic:pic xmlns:pic="http://schemas.openxmlformats.org/drawingml/2006/picture">
+                  <pic:nvPicPr>
+                    <pic:cNvPr id="291054370" name="图片 1"/>
+                    <pic:cNvPicPr>
+                      <a:picLocks noChangeAspect="1" noChangeArrowheads="1"/>
+                    </pic:cNvPicPr>
+                  </pic:nvPicPr>
+                  <pic:blipFill>
+                    <a:blip r:embed="rId13"/>
+                    <a:stretch>
+                      <a:fillRect/>
+                    </a:stretch>
+                  </pic:blipFill>
+                  <pic:spPr bwMode="auto">
+                    <a:xfrm>
+                      <a:off x="0" y="0"/>
+                      <a:ext cx="5486400" cy="2941608"/>
+                    </a:xfrm>
+                    <a:prstGeom prst="rect">
+                      <a:avLst/>
+                    </a:prstGeom>
+                    <a:noFill/>
+                    <a:ln>
+                      <a:noFill/>
+                    </a:ln>
+                  </pic:spPr>
+                </pic:pic>
+              </a:graphicData>
+            </a:graphic>
+          </wp:inline>
+        </w:drawing>
       </w:r>
     </w:p>
     <w:p>
       <w:pPr>
+        <w:pStyle w:val="af7"/>
+        <w:jc w:val="center"/>
+        <w:rPr>
+          <w:rFonts w:eastAsia="宋体"/>
+          <w:lang w:eastAsia="zh-CN"/>
+        </w:rPr>
+      </w:pPr>
+      <w:bookmarkStart w:id="34" w:name="_Ref205740406"/>
+      <w:bookmarkStart w:id="35" w:name="_Ref205740412"/>
+      <w:bookmarkStart w:id="36" w:name="_Toc205743246"/>
+      <w:r>
+        <w:t xml:space="preserve">Figure </w:t>
+      </w:r>
+      <w:fldSimple w:instr=" STYLEREF 1 \s ">
+        <w:r>
+          <w:rPr>
+            <w:noProof/>
+          </w:rPr>
+          <w:t>3</w:t>
+        </w:r>
+      </w:fldSimple>
+      <w:r>
+        <w:t>.</w:t>
+      </w:r>
+      <w:fldSimple w:instr=" SEQ Figure \* ARABIC \s 1 ">
+        <w:r>
+          <w:rPr>
+            <w:noProof/>
+          </w:rPr>
+          <w:t>2</w:t>
+        </w:r>
+      </w:fldSimple>
+      <w:bookmarkEnd w:id="35"/>
+      <w:r>
+        <w:rPr>
+          <w:rFonts w:eastAsia="宋体" w:hint="eastAsia"/>
+          <w:lang w:eastAsia="zh-CN"/>
+        </w:rPr>
+        <w:t xml:space="preserve"> </w:t>
+      </w:r>
+      <w:r>
+        <w:rPr>
+          <w:rFonts w:eastAsia="宋体"/>
+          <w:color w:val="595959" w:themeColor="text1" w:themeTint="A6"/>
+          <w:lang w:eastAsia="zh-CN"/>
+        </w:rPr>
+        <w:t>Simplified workflow for the construction of the county-level panel dataset (2008–2012), integrating climate (SPEI), vegetation (MODIS NDVI), land cover (MODIS MCD12Q1), demographic (Guizhou Statistical Yearbook, Population Census), and topographic (SRTM DEM) datasets. All geospatial processing was conducted in Google Earth Engine (GEE); statistical integration and cleaning were implemented in Python.</w:t>
+      </w:r>
+      <w:bookmarkEnd w:id="34"/>
+      <w:bookmarkEnd w:id="36"/>
+    </w:p>
+    <w:p>
+      <w:pPr>
         <w:rPr>
           <w:rFonts w:eastAsia="宋体"/>
           <w:lang w:eastAsia="zh-CN"/>
@@ -5817,8 +8453,48 @@
           <w:rFonts w:eastAsia="宋体"/>
           <w:lang w:eastAsia="zh-CN"/>
         </w:rPr>
-        <w:lastRenderedPageBreak/>
-        <w:t>(Guizhou Provincial Bureau of Statistics, 2011). The total annual permanent resident population and rural population for each county are recorded at the end of the year. For counties classified as urban core areas (such as Guiyang, the provincial capital of Guizhou), the rural population total is designated as zero to reflect their population structure dominated by non-agricultural residents.</w:t>
+        <w:fldChar w:fldCharType="begin"/>
+      </w:r>
+      <w:r>
+        <w:rPr>
+          <w:rFonts w:eastAsia="宋体"/>
+          <w:lang w:eastAsia="zh-CN"/>
+        </w:rPr>
+        <w:instrText xml:space="preserve"> ADDIN ZOTERO_ITEM CSL_CITATION {"citationID":"j6tyAJGq","properties":{"formattedCitation":"(Guizhou Provincial Bureau of Statistics, 2011)","plainCitation":"(Guizhou Provincial Bureau of Statistics, 2011)","noteIndex":0},"citationItems":[{"id":1083,"uris":["http://zotero.org/users/local/l0I20NHz/items/QFVYFTGY"],"itemData":{"id":1083,"type":"book","event-place":"Beijing","publisher":"China Statistics Press","publisher-place":"Beijing","title":"Guizhou Statistical Yearbook 2011","author":[{"literal":"Guizhou Provincial Bureau of Statistics"}],"issued":{"date-parts":[["2011"]]}}}],"schema":"https://github.com/citation-style-language/schema/raw/master/csl-citation.json"} </w:instrText>
+      </w:r>
+      <w:r>
+        <w:rPr>
+          <w:rFonts w:eastAsia="宋体"/>
+          <w:lang w:eastAsia="zh-CN"/>
+        </w:rPr>
+        <w:fldChar w:fldCharType="separate"/>
+      </w:r>
+      <w:r>
+        <w:rPr>
+          <w:rFonts w:cs="Times New Roman"/>
+        </w:rPr>
+        <w:t>(Guizhou Provincial Bureau of Statistics, 2011)</w:t>
+      </w:r>
+      <w:r>
+        <w:rPr>
+          <w:rFonts w:eastAsia="宋体"/>
+          <w:lang w:eastAsia="zh-CN"/>
+        </w:rPr>
+        <w:fldChar w:fldCharType="end"/>
+      </w:r>
+      <w:r>
+        <w:rPr>
+          <w:rFonts w:eastAsia="宋体" w:hint="eastAsia"/>
+          <w:lang w:eastAsia="zh-CN"/>
+        </w:rPr>
+        <w:t>.</w:t>
+      </w:r>
+      <w:r>
+        <w:rPr>
+          <w:rFonts w:eastAsia="宋体"/>
+          <w:lang w:eastAsia="zh-CN"/>
+        </w:rPr>
+        <w:t xml:space="preserve"> The total annual permanent resident population and rural population for each county are recorded at the end of the year. For counties classified as urban core areas (such as Guiyang, the provincial capital of Guizhou), the rural population total is designated as zero to reflect their population structure dominated by non-agricultural residents.</w:t>
       </w:r>
     </w:p>
     <w:p>
@@ -5912,7 +8588,15 @@
           <w:rFonts w:eastAsia="宋体"/>
           <w:lang w:eastAsia="zh-CN"/>
         </w:rPr>
-        <w:t xml:space="preserve"> drought indicator. The three-month SPEI from February to June 2010 was selected to capture the peak of the prolonged drought affecting southwestern China </w:t>
+        <w:t xml:space="preserve"> drought indicator. The three-month SPEI from February to June 2010 was selected to capture the peak of </w:t>
+      </w:r>
+      <w:r>
+        <w:rPr>
+          <w:rFonts w:eastAsia="宋体"/>
+          <w:lang w:eastAsia="zh-CN"/>
+        </w:rPr>
+        <w:lastRenderedPageBreak/>
+        <w:t xml:space="preserve">the prolonged drought affecting southwestern China </w:t>
       </w:r>
       <w:r>
         <w:rPr>
@@ -5960,21 +8644,7 @@
           <w:rFonts w:eastAsia="宋体"/>
           <w:lang w:eastAsia="zh-CN"/>
         </w:rPr>
-        <w:t xml:space="preserve">Pixels with SPEI values below -1.5 were classified as </w:t>
-      </w:r>
-      <w:r>
-        <w:rPr>
-          <w:rFonts w:eastAsia="宋体"/>
-          <w:lang w:eastAsia="zh-CN"/>
-        </w:rPr>
-        <w:t>drought affected</w:t>
-      </w:r>
-      <w:r>
-        <w:rPr>
-          <w:rFonts w:eastAsia="宋体"/>
-          <w:lang w:eastAsia="zh-CN"/>
-        </w:rPr>
-        <w:t>. For each county, the median pixel-level drought frequency during the five-month period was calculated to represent local drought conditions. The counties were then divided into four categories of relative severity based on the quartiles of this median drought frequency, enabling heterogeneity analysis in subsequent sections.</w:t>
+        <w:t>Pixels with SPEI values below -1.5 were classified as drought affected. For each county, the median pixel-level drought frequency during the five-month period was calculated to represent local drought conditions. The counties were then divided into four categories of relative severity based on the quartiles of this median drought frequency, enabling heterogeneity analysis in subsequent sections.</w:t>
       </w:r>
     </w:p>
     <w:p>
@@ -6037,21 +8707,7 @@
           <w:rFonts w:eastAsia="宋体"/>
           <w:lang w:eastAsia="zh-CN"/>
         </w:rPr>
-        <w:t xml:space="preserve"> (IGBP) classification (Class 12: Farmland). </w:t>
-      </w:r>
-      <w:r>
-        <w:rPr>
-          <w:rFonts w:eastAsia="宋体"/>
-          <w:lang w:eastAsia="zh-CN"/>
-        </w:rPr>
-        <w:t>If</w:t>
-      </w:r>
-      <w:r>
-        <w:rPr>
-          <w:rFonts w:eastAsia="宋体"/>
-          <w:lang w:eastAsia="zh-CN"/>
-        </w:rPr>
-        <w:t xml:space="preserve"> the primary land cover category remains stable during the study period, this static mask is consistently applied across all years. The resulting variable reflects only the vegetation greenness of agricultural land, excluding forest and built-up areas.</w:t>
+        <w:t xml:space="preserve"> (IGBP) classification (Class 12: Farmland). If the primary land cover category remains stable during the study period, this static mask is consistently applied across all years. The resulting variable reflects only the vegetation greenness of agricultural land, excluding forest and built-up areas.</w:t>
       </w:r>
     </w:p>
     <w:p>
@@ -6066,15 +8722,7 @@
           <w:rFonts w:eastAsia="宋体"/>
           <w:lang w:eastAsia="zh-CN"/>
         </w:rPr>
-        <w:t xml:space="preserve">Land use structure is expressed as the proportion of cropland, calculated from the 2010 MODIS MCD12Q1 data as the percentage of valid land pixels classified as cropland. Although this variable is not used as a direct control variable in the main regression </w:t>
-      </w:r>
-      <w:r>
-        <w:rPr>
-          <w:rFonts w:eastAsia="宋体"/>
-          <w:lang w:eastAsia="zh-CN"/>
-        </w:rPr>
-        <w:lastRenderedPageBreak/>
-        <w:t>model, it supports heterogeneity analysis because it allows for a comparison of counties with high and low proportions of cropland in terms of their response to drought and migration.</w:t>
+        <w:t>Land use structure is expressed as the proportion of cropland, calculated from the 2010 MODIS MCD12Q1 data as the percentage of valid land pixels classified as cropland. Although this variable is not used as a direct control variable in the main regression model, it supports heterogeneity analysis because it allows for a comparison of counties with high and low proportions of cropland in terms of their response to drought and migration.</w:t>
       </w:r>
     </w:p>
     <w:p>
@@ -6107,15 +8755,13 @@
         </w:rPr>
         <w:t xml:space="preserve"> vegetation index (NDVI) ranges from 0 to 1, migration rates are calculated per thousand people, and the proportion of cropland is expressed as a percentage—while categorical variables (such as treatment status and </w:t>
       </w:r>
-      <w:proofErr w:type="gramStart"/>
-      <w:r>
-        <w:rPr>
-          <w:rFonts w:eastAsia="宋体"/>
-          <w:lang w:eastAsia="zh-CN"/>
-        </w:rPr>
-        <w:t>high altitude</w:t>
-      </w:r>
-      <w:proofErr w:type="gramEnd"/>
+      <w:r>
+        <w:rPr>
+          <w:rFonts w:eastAsia="宋体"/>
+          <w:lang w:eastAsia="zh-CN"/>
+        </w:rPr>
+        <w:t>high-altitude</w:t>
+      </w:r>
       <w:r>
         <w:rPr>
           <w:rFonts w:eastAsia="宋体"/>
@@ -6136,9 +8782,57 @@
           <w:rFonts w:eastAsia="宋体"/>
           <w:lang w:eastAsia="zh-CN"/>
         </w:rPr>
-        <w:t xml:space="preserve">The panel structure is designed to support double difference and event study analyses, as well as heterogeneity tests based on geographical and land use characteristics. Detailed processing steps, including spatial aggregation, time window selection, and the complete data workflow, are documented in Chapter 4 (see </w:t>
-      </w:r>
-      <w:commentRangeStart w:id="24"/>
+        <w:t xml:space="preserve">The panel structure is designed to support double difference and event study analyses, as well as heterogeneity tests based on geographical and land use characteristics. Detailed processing steps, including spatial aggregation, time window selection, and the complete data workflow, are documented in Chapter </w:t>
+      </w:r>
+      <w:r>
+        <w:rPr>
+          <w:rFonts w:eastAsia="宋体"/>
+          <w:lang w:eastAsia="zh-CN"/>
+        </w:rPr>
+        <w:fldChar w:fldCharType="begin"/>
+      </w:r>
+      <w:r>
+        <w:rPr>
+          <w:rFonts w:eastAsia="宋体"/>
+          <w:lang w:eastAsia="zh-CN"/>
+        </w:rPr>
+        <w:instrText xml:space="preserve"> REF _Ref205576428 \r \h </w:instrText>
+      </w:r>
+      <w:r>
+        <w:rPr>
+          <w:rFonts w:eastAsia="宋体"/>
+          <w:lang w:eastAsia="zh-CN"/>
+        </w:rPr>
+      </w:r>
+      <w:r>
+        <w:rPr>
+          <w:rFonts w:eastAsia="宋体"/>
+          <w:lang w:eastAsia="zh-CN"/>
+        </w:rPr>
+        <w:fldChar w:fldCharType="separate"/>
+      </w:r>
+      <w:r>
+        <w:rPr>
+          <w:rFonts w:eastAsia="宋体"/>
+          <w:lang w:eastAsia="zh-CN"/>
+        </w:rPr>
+        <w:t>4</w:t>
+      </w:r>
+      <w:r>
+        <w:rPr>
+          <w:rFonts w:eastAsia="宋体"/>
+          <w:lang w:eastAsia="zh-CN"/>
+        </w:rPr>
+        <w:fldChar w:fldCharType="end"/>
+      </w:r>
+      <w:r>
+        <w:rPr>
+          <w:rFonts w:eastAsia="宋体"/>
+          <w:lang w:eastAsia="zh-CN"/>
+        </w:rPr>
+        <w:t xml:space="preserve"> (see </w:t>
+      </w:r>
+      <w:commentRangeStart w:id="37"/>
       <w:r>
         <w:rPr>
           <w:rFonts w:eastAsia="宋体"/>
@@ -6146,12 +8840,12 @@
         </w:rPr>
         <w:t>Figure 4.1).</w:t>
       </w:r>
-      <w:commentRangeEnd w:id="24"/>
+      <w:commentRangeEnd w:id="37"/>
       <w:r>
         <w:rPr>
           <w:rStyle w:val="aff9"/>
         </w:rPr>
-        <w:commentReference w:id="24"/>
+        <w:commentReference w:id="37"/>
       </w:r>
     </w:p>
     <w:p>
@@ -6162,198 +8856,435 @@
           <w:numId w:val="22"/>
         </w:numPr>
       </w:pPr>
-      <w:bookmarkStart w:id="25" w:name="_Toc205575919"/>
-      <w:r>
+      <w:bookmarkStart w:id="38" w:name="_Toc205748860"/>
+      <w:r>
+        <w:lastRenderedPageBreak/>
         <w:t>Descriptive Statistics and Spatial Patterns</w:t>
       </w:r>
-      <w:bookmarkEnd w:id="25"/>
+      <w:bookmarkEnd w:id="38"/>
     </w:p>
     <w:p>
       <w:pPr>
         <w:rPr>
+          <w:rFonts w:eastAsia="宋体"/>
+          <w:lang w:eastAsia="zh-CN"/>
+        </w:rPr>
+      </w:pPr>
+      <w:r>
+        <w:rPr>
+          <w:rFonts w:eastAsia="宋体"/>
+          <w:lang w:eastAsia="zh-CN"/>
+        </w:rPr>
+        <w:t>To provide an overview of temporal dynamics</w:t>
+      </w:r>
+      <w:r>
+        <w:rPr>
+          <w:rFonts w:eastAsia="宋体"/>
+          <w:lang w:eastAsia="zh-CN"/>
+        </w:rPr>
+        <w:t xml:space="preserve">, </w:t>
+      </w:r>
+      <w:r>
+        <w:rPr>
+          <w:rFonts w:eastAsia="宋体"/>
+          <w:lang w:eastAsia="zh-CN"/>
+        </w:rPr>
+        <w:fldChar w:fldCharType="begin"/>
+      </w:r>
+      <w:r>
+        <w:rPr>
+          <w:rFonts w:eastAsia="宋体"/>
+          <w:lang w:eastAsia="zh-CN"/>
+        </w:rPr>
+        <w:instrText xml:space="preserve"> REF _Ref205742298 \h </w:instrText>
+      </w:r>
+      <w:r>
+        <w:rPr>
+          <w:rFonts w:eastAsia="宋体"/>
+          <w:lang w:eastAsia="zh-CN"/>
+        </w:rPr>
+      </w:r>
+      <w:r>
+        <w:rPr>
+          <w:rFonts w:eastAsia="宋体"/>
+          <w:lang w:eastAsia="zh-CN"/>
+        </w:rPr>
+        <w:fldChar w:fldCharType="separate"/>
+      </w:r>
+      <w:r>
+        <w:t xml:space="preserve">Figure </w:t>
+      </w:r>
+      <w:r>
+        <w:rPr>
+          <w:noProof/>
+        </w:rPr>
+        <w:t>3</w:t>
+      </w:r>
+      <w:r>
+        <w:t>.</w:t>
+      </w:r>
+      <w:r>
+        <w:rPr>
+          <w:noProof/>
+        </w:rPr>
+        <w:t>3</w:t>
+      </w:r>
+      <w:r>
+        <w:rPr>
+          <w:rFonts w:eastAsia="宋体"/>
+          <w:lang w:eastAsia="zh-CN"/>
+        </w:rPr>
+        <w:fldChar w:fldCharType="end"/>
+      </w:r>
+      <w:r>
+        <w:rPr>
           <w:rFonts w:eastAsia="宋体" w:hint="eastAsia"/>
           <w:lang w:eastAsia="zh-CN"/>
         </w:rPr>
-      </w:pPr>
-      <w:r>
-        <w:rPr>
-          <w:rFonts w:eastAsia="宋体"/>
-          <w:lang w:eastAsia="zh-CN"/>
-        </w:rPr>
-        <w:t>To provide an overview of temporal dynamics</w:t>
-      </w:r>
-      <w:r>
-        <w:rPr>
-          <w:rFonts w:eastAsia="宋体"/>
-          <w:lang w:eastAsia="zh-CN"/>
-        </w:rPr>
-        <w:t xml:space="preserve">, Figure 3.3 shows the annual trends in specific vegetation productivity and net flux for treated and control counties from 2008 to 2012. The figure above displays the average </w:t>
-      </w:r>
-      <w:proofErr w:type="spellStart"/>
-      <w:r>
-        <w:rPr>
-          <w:rFonts w:eastAsia="宋体"/>
-          <w:lang w:eastAsia="zh-CN"/>
-        </w:rPr>
-        <w:t>normalised</w:t>
-      </w:r>
-      <w:proofErr w:type="spellEnd"/>
-      <w:r>
-        <w:rPr>
-          <w:rFonts w:eastAsia="宋体"/>
-          <w:lang w:eastAsia="zh-CN"/>
-        </w:rPr>
-        <w:t xml:space="preserve"> difference vegetation index (NDVI) calculated for agricultural pixels during the growing season (April to September). In 2010, the NDVI in the treatment counties showed a significant decline compared to previous years, corresponding to the period of extreme drought, while the control counties maintained a relatively stable trend with minimal interannual variation. </w:t>
-      </w:r>
-      <w:commentRangeStart w:id="26"/>
-      <w:r>
-        <w:rPr>
-          <w:rFonts w:eastAsia="宋体"/>
-          <w:lang w:eastAsia="zh-CN"/>
-        </w:rPr>
-        <w:t>Between 2009 and 2010, the average NDVI in the treatment group decreased by approximately X% (value derived from the data), while the control group decreased by only Y%.</w:t>
-      </w:r>
-      <w:commentRangeEnd w:id="26"/>
-      <w:r>
-        <w:rPr>
-          <w:rStyle w:val="aff9"/>
-        </w:rPr>
-        <w:commentReference w:id="26"/>
+        <w:t xml:space="preserve"> </w:t>
+      </w:r>
+      <w:r>
+        <w:rPr>
+          <w:rFonts w:eastAsia="宋体"/>
+          <w:lang w:eastAsia="zh-CN"/>
+        </w:rPr>
+        <w:t xml:space="preserve">shows the annual trends in specific vegetation productivity and net flux for treated and control counties from 2008 to 2012. </w:t>
       </w:r>
     </w:p>
     <w:p>
       <w:pPr>
-        <w:rPr>
-          <w:rFonts w:eastAsia="宋体"/>
-          <w:b/>
-          <w:bCs/>
-          <w:color w:val="EE0000"/>
-          <w:lang w:eastAsia="zh-CN"/>
-        </w:rPr>
-      </w:pPr>
-      <w:r>
-        <w:rPr>
-          <w:rFonts w:eastAsia="宋体" w:hint="eastAsia"/>
-          <w:b/>
-          <w:bCs/>
-          <w:color w:val="EE0000"/>
-          <w:lang w:eastAsia="zh-CN"/>
-        </w:rPr>
-        <w:t xml:space="preserve">Figure </w:t>
-      </w:r>
-      <w:proofErr w:type="gramStart"/>
-      <w:r>
-        <w:rPr>
-          <w:rFonts w:eastAsia="宋体" w:hint="eastAsia"/>
-          <w:b/>
-          <w:bCs/>
-          <w:color w:val="EE0000"/>
-          <w:lang w:eastAsia="zh-CN"/>
-        </w:rPr>
-        <w:t>3.</w:t>
-      </w:r>
-      <w:r>
-        <w:rPr>
-          <w:rFonts w:eastAsia="宋体" w:hint="eastAsia"/>
-          <w:b/>
-          <w:bCs/>
-          <w:color w:val="EE0000"/>
-          <w:lang w:eastAsia="zh-CN"/>
-        </w:rPr>
-        <w:t xml:space="preserve">3 </w:t>
-      </w:r>
-      <w:r>
-        <w:rPr>
-          <w:rFonts w:eastAsia="宋体"/>
-          <w:b/>
-          <w:bCs/>
-          <w:color w:val="EE0000"/>
-          <w:lang w:eastAsia="zh-CN"/>
-        </w:rPr>
-        <w:t xml:space="preserve"> Annual</w:t>
-      </w:r>
-      <w:proofErr w:type="gramEnd"/>
-      <w:r>
-        <w:rPr>
-          <w:rFonts w:eastAsia="宋体"/>
-          <w:b/>
-          <w:bCs/>
-          <w:color w:val="EE0000"/>
-          <w:lang w:eastAsia="zh-CN"/>
-        </w:rPr>
-        <w:t xml:space="preserve"> trends in cropland-specific </w:t>
-      </w:r>
-      <w:proofErr w:type="spellStart"/>
-      <w:r>
-        <w:rPr>
-          <w:rFonts w:eastAsia="宋体"/>
-          <w:b/>
-          <w:bCs/>
-          <w:color w:val="EE0000"/>
-          <w:lang w:eastAsia="zh-CN"/>
-        </w:rPr>
-        <w:t>Normalised</w:t>
-      </w:r>
-      <w:proofErr w:type="spellEnd"/>
-      <w:r>
-        <w:rPr>
-          <w:rFonts w:eastAsia="宋体"/>
-          <w:b/>
-          <w:bCs/>
-          <w:color w:val="EE0000"/>
-          <w:lang w:eastAsia="zh-CN"/>
-        </w:rPr>
-        <w:t xml:space="preserve"> Difference Vegetation Index (NDVI) during the growing season (upper panel) and net migration rates per 1,000 persons (lower panel) for treatment and control counties, 2008–2012. Shaded areas represent ±1 standard error. The vertical dashed line marks the 2010 drought year. Data sources: MODIS MOD13Q1, MODIS MCD12Q1, Guizhou Statistical Yearbook.</w:t>
+        <w:keepNext/>
+        <w:jc w:val="center"/>
+      </w:pPr>
+      <w:r>
+        <w:rPr>
+          <w:rFonts w:eastAsia="宋体"/>
+          <w:noProof/>
+          <w:lang w:eastAsia="zh-CN"/>
+        </w:rPr>
+        <w:drawing>
+          <wp:inline distT="0" distB="0" distL="0" distR="0" wp14:anchorId="2EBDCF92" wp14:editId="72361E85">
+            <wp:extent cx="5486400" cy="4371975"/>
+            <wp:effectExtent l="0" t="0" r="0" b="9525"/>
+            <wp:docPr id="1418068566" name="图片 2"/>
+            <wp:cNvGraphicFramePr>
+              <a:graphicFrameLocks xmlns:a="http://schemas.openxmlformats.org/drawingml/2006/main" noChangeAspect="1"/>
+            </wp:cNvGraphicFramePr>
+            <a:graphic xmlns:a="http://schemas.openxmlformats.org/drawingml/2006/main">
+              <a:graphicData uri="http://schemas.openxmlformats.org/drawingml/2006/picture">
+                <pic:pic xmlns:pic="http://schemas.openxmlformats.org/drawingml/2006/picture">
+                  <pic:nvPicPr>
+                    <pic:cNvPr id="0" name="Picture 2"/>
+                    <pic:cNvPicPr>
+                      <a:picLocks noChangeAspect="1" noChangeArrowheads="1"/>
+                    </pic:cNvPicPr>
+                  </pic:nvPicPr>
+                  <pic:blipFill>
+                    <a:blip r:embed="rId14">
+                      <a:extLst>
+                        <a:ext uri="{28A0092B-C50C-407E-A947-70E740481C1C}">
+                          <a14:useLocalDpi xmlns:a14="http://schemas.microsoft.com/office/drawing/2010/main" val="0"/>
+                        </a:ext>
+                      </a:extLst>
+                    </a:blip>
+                    <a:srcRect/>
+                    <a:stretch>
+                      <a:fillRect/>
+                    </a:stretch>
+                  </pic:blipFill>
+                  <pic:spPr bwMode="auto">
+                    <a:xfrm>
+                      <a:off x="0" y="0"/>
+                      <a:ext cx="5486400" cy="4371975"/>
+                    </a:xfrm>
+                    <a:prstGeom prst="rect">
+                      <a:avLst/>
+                    </a:prstGeom>
+                    <a:noFill/>
+                    <a:ln>
+                      <a:noFill/>
+                    </a:ln>
+                  </pic:spPr>
+                </pic:pic>
+              </a:graphicData>
+            </a:graphic>
+          </wp:inline>
+        </w:drawing>
       </w:r>
     </w:p>
     <w:p>
       <w:pPr>
-        <w:rPr>
-          <w:rFonts w:hint="eastAsia"/>
-          <w:lang w:eastAsia="zh-CN"/>
-        </w:rPr>
-      </w:pPr>
-      <w:r>
-        <w:rPr>
-          <w:lang w:eastAsia="zh-CN"/>
-        </w:rPr>
-        <w:t xml:space="preserve">The figure below shows the net migration rate per thousand people, which is adjusted for natural population growth. The change in migration rate over time does not appear to be as pronounced as the change observed in NDVI. The difference between the treatment group and the control group is relatively small, </w:t>
-      </w:r>
-      <w:commentRangeStart w:id="27"/>
-      <w:r>
-        <w:rPr>
-          <w:lang w:eastAsia="zh-CN"/>
-        </w:rPr>
-        <w:t xml:space="preserve">with interannual fluctuations within ±Z </w:t>
-      </w:r>
-      <w:commentRangeEnd w:id="27"/>
-      <w:r>
-        <w:rPr>
-          <w:rStyle w:val="aff9"/>
-        </w:rPr>
-        <w:commentReference w:id="27"/>
-      </w:r>
-      <w:r>
-        <w:rPr>
-          <w:lang w:eastAsia="zh-CN"/>
-        </w:rPr>
-        <w:t>per thousand people. The vertical dotted lines in both figures mark the year 2010, providing a visual reference for comparing the trajectories before and after the drought.</w:t>
-      </w:r>
+        <w:pStyle w:val="af7"/>
+        <w:jc w:val="center"/>
+        <w:rPr>
+          <w:rFonts w:eastAsia="宋体"/>
+          <w:lang w:eastAsia="zh-CN"/>
+        </w:rPr>
+      </w:pPr>
+      <w:bookmarkStart w:id="39" w:name="_Ref205742298"/>
+      <w:bookmarkStart w:id="40" w:name="_Toc205743247"/>
+      <w:r>
+        <w:t xml:space="preserve">Figure </w:t>
+      </w:r>
+      <w:fldSimple w:instr=" STYLEREF 1 \s ">
+        <w:r>
+          <w:rPr>
+            <w:noProof/>
+          </w:rPr>
+          <w:t>3</w:t>
+        </w:r>
+      </w:fldSimple>
+      <w:r>
+        <w:t>.</w:t>
+      </w:r>
+      <w:fldSimple w:instr=" SEQ Figure \* ARABIC \s 1 ">
+        <w:r>
+          <w:rPr>
+            <w:noProof/>
+          </w:rPr>
+          <w:t>3</w:t>
+        </w:r>
+      </w:fldSimple>
+      <w:bookmarkEnd w:id="39"/>
+      <w:r>
+        <w:rPr>
+          <w:rFonts w:eastAsia="宋体" w:hint="eastAsia"/>
+          <w:lang w:eastAsia="zh-CN"/>
+        </w:rPr>
+        <w:t xml:space="preserve"> </w:t>
+      </w:r>
+      <w:r>
+        <w:rPr>
+          <w:rFonts w:eastAsia="宋体"/>
+          <w:color w:val="595959" w:themeColor="text1" w:themeTint="A6"/>
+          <w:lang w:eastAsia="zh-CN"/>
+        </w:rPr>
+        <w:t xml:space="preserve">Annual trends in cropland-specific </w:t>
+      </w:r>
+      <w:proofErr w:type="spellStart"/>
+      <w:r>
+        <w:rPr>
+          <w:rFonts w:eastAsia="宋体"/>
+          <w:color w:val="595959" w:themeColor="text1" w:themeTint="A6"/>
+          <w:lang w:eastAsia="zh-CN"/>
+        </w:rPr>
+        <w:t>Normalised</w:t>
+      </w:r>
+      <w:proofErr w:type="spellEnd"/>
+      <w:r>
+        <w:rPr>
+          <w:rFonts w:eastAsia="宋体"/>
+          <w:color w:val="595959" w:themeColor="text1" w:themeTint="A6"/>
+          <w:lang w:eastAsia="zh-CN"/>
+        </w:rPr>
+        <w:t xml:space="preserve"> Difference Vegetation Index (NDVI) during the growing season (upper panel) and net migration rates per 1,000 persons (lower panel) for treatment and control counties, 2008–2012. Shaded areas represent ±1 standard error. The vertical dashed line marks the 2010 drought year. Data sources: MODIS MOD13Q1, MODIS MCD12Q1, Guizhou Statistical Yearbook.</w:t>
+      </w:r>
+      <w:bookmarkEnd w:id="40"/>
     </w:p>
     <w:p>
       <w:pPr>
         <w:rPr>
+          <w:rFonts w:eastAsia="宋体"/>
+          <w:lang w:eastAsia="zh-CN"/>
+        </w:rPr>
+      </w:pPr>
+      <w:r>
+        <w:rPr>
+          <w:rFonts w:eastAsia="宋体"/>
+          <w:lang w:eastAsia="zh-CN"/>
+        </w:rPr>
+        <w:t xml:space="preserve">The figure above shows the average </w:t>
+      </w:r>
+      <w:proofErr w:type="spellStart"/>
+      <w:r>
+        <w:rPr>
+          <w:rFonts w:eastAsia="宋体"/>
+          <w:lang w:eastAsia="zh-CN"/>
+        </w:rPr>
+        <w:t>normalised</w:t>
+      </w:r>
+      <w:proofErr w:type="spellEnd"/>
+      <w:r>
+        <w:rPr>
+          <w:rFonts w:eastAsia="宋体"/>
+          <w:lang w:eastAsia="zh-CN"/>
+        </w:rPr>
+        <w:t xml:space="preserve"> difference vegetation index (NDVI) of agricultural pixels during the growing season (April to September). In 2010, during an extreme drought event, the NDVI in the treatment counties decreased from approximately 0.514 in 2009 to 0.475 in 2010 (-7.54%), while the NDVI in the control counties decreased from 0.479 to 0.460 (-4.12%). These changes indicate that the decrease in NDVI for the treatment group was relatively larger compared to the control group in that year.</w:t>
+      </w:r>
+    </w:p>
+    <w:p>
+      <w:pPr>
+        <w:rPr>
+          <w:rFonts w:eastAsia="宋体"/>
+          <w:lang w:eastAsia="zh-CN"/>
+        </w:rPr>
+      </w:pPr>
+      <w:r>
+        <w:rPr>
+          <w:lang w:eastAsia="zh-CN"/>
+        </w:rPr>
+        <w:t xml:space="preserve">The figure below shows the net migration rate per thousand people adjusted for natural population growth. Between 2008 and 2012, the annual migration rate for the </w:t>
+      </w:r>
+      <w:r>
+        <w:rPr>
+          <w:lang w:eastAsia="zh-CN"/>
+        </w:rPr>
+        <w:lastRenderedPageBreak/>
+        <w:t>experimental group ranged from -31.84‰</w:t>
+      </w:r>
+      <w:r>
+        <w:rPr>
+          <w:rFonts w:hint="eastAsia"/>
+        </w:rPr>
+        <w:t xml:space="preserve"> </w:t>
+      </w:r>
+      <w:r>
+        <w:rPr>
+          <w:lang w:eastAsia="zh-CN"/>
+        </w:rPr>
+        <w:t xml:space="preserve">to </w:t>
+      </w:r>
+      <w:proofErr w:type="gramStart"/>
+      <w:r>
+        <w:rPr>
+          <w:lang w:eastAsia="zh-CN"/>
+        </w:rPr>
+        <w:t>59.44‰</w:t>
+      </w:r>
+      <w:r>
+        <w:rPr>
+          <w:rFonts w:hint="eastAsia"/>
+        </w:rPr>
+        <w:t>,</w:t>
+      </w:r>
+      <w:proofErr w:type="gramEnd"/>
+      <w:r>
+        <w:rPr>
           <w:rFonts w:eastAsia="宋体" w:hint="eastAsia"/>
           <w:lang w:eastAsia="zh-CN"/>
         </w:rPr>
-      </w:pPr>
-      <w:r>
-        <w:rPr>
-          <w:rFonts w:eastAsia="宋体"/>
-          <w:lang w:eastAsia="zh-CN"/>
-        </w:rPr>
-        <w:lastRenderedPageBreak/>
-        <w:t>These descriptive statistics provide a preliminary overview of how key variables have changed over time. However, it is not yet possible to draw causal inferences; formal statistical analysis will be presented in Chapter 5.</w:t>
+        <w:t xml:space="preserve"> </w:t>
+      </w:r>
+      <w:r>
+        <w:rPr>
+          <w:lang w:eastAsia="zh-CN"/>
+        </w:rPr>
+        <w:t>while the migration rate for the control group ranged from -93.12‰</w:t>
+      </w:r>
+      <w:r>
+        <w:rPr>
+          <w:rFonts w:hint="eastAsia"/>
+        </w:rPr>
+        <w:t xml:space="preserve"> </w:t>
+      </w:r>
+      <w:r>
+        <w:rPr>
+          <w:lang w:eastAsia="zh-CN"/>
+        </w:rPr>
+        <w:t xml:space="preserve">to </w:t>
+      </w:r>
+      <w:proofErr w:type="gramStart"/>
+      <w:r>
+        <w:rPr>
+          <w:lang w:eastAsia="zh-CN"/>
+        </w:rPr>
+        <w:t>79.44</w:t>
+      </w:r>
+      <w:r>
+        <w:rPr>
+          <w:lang w:eastAsia="zh-CN"/>
+        </w:rPr>
+        <w:t>‰</w:t>
+      </w:r>
+      <w:r>
+        <w:rPr>
+          <w:lang w:eastAsia="zh-CN"/>
+        </w:rPr>
+        <w:t>.</w:t>
+      </w:r>
+      <w:proofErr w:type="gramEnd"/>
+      <w:r>
+        <w:rPr>
+          <w:lang w:eastAsia="zh-CN"/>
+        </w:rPr>
+        <w:t xml:space="preserve"> Compared to these ranges, the annual differences between the two groups were small, and from a descriptive trend perspective, there were no obvious changes in 2010.</w:t>
+      </w:r>
+    </w:p>
+    <w:p>
+      <w:pPr>
+        <w:rPr>
+          <w:rFonts w:eastAsia="宋体"/>
+          <w:lang w:eastAsia="zh-CN"/>
+        </w:rPr>
+      </w:pPr>
+      <w:r>
+        <w:rPr>
+          <w:rFonts w:eastAsia="宋体"/>
+          <w:lang w:eastAsia="zh-CN"/>
+        </w:rPr>
+        <w:t>Overall, descriptive statistics show that the NDVI values for the experimental group in 2010 exhibited a downward trend relative to the control group, while net migration trends exhibited greater variability and lower consistency with the NDVI pattern.</w:t>
+      </w:r>
+      <w:r>
+        <w:rPr>
+          <w:rFonts w:eastAsia="宋体" w:hint="eastAsia"/>
+          <w:lang w:eastAsia="zh-CN"/>
+        </w:rPr>
+        <w:t xml:space="preserve"> </w:t>
+      </w:r>
+      <w:r>
+        <w:rPr>
+          <w:rFonts w:eastAsia="宋体"/>
+          <w:lang w:eastAsia="zh-CN"/>
+        </w:rPr>
+        <w:t xml:space="preserve">However, it is not yet possible to draw causal inferences; formal statistical analysis will be presented in Chapter </w:t>
+      </w:r>
+      <w:r>
+        <w:rPr>
+          <w:rFonts w:eastAsia="宋体"/>
+          <w:lang w:eastAsia="zh-CN"/>
+        </w:rPr>
+        <w:fldChar w:fldCharType="begin"/>
+      </w:r>
+      <w:r>
+        <w:rPr>
+          <w:rFonts w:eastAsia="宋体"/>
+          <w:lang w:eastAsia="zh-CN"/>
+        </w:rPr>
+        <w:instrText xml:space="preserve"> REF _Ref205740628 \r \h </w:instrText>
+      </w:r>
+      <w:r>
+        <w:rPr>
+          <w:rFonts w:eastAsia="宋体"/>
+          <w:lang w:eastAsia="zh-CN"/>
+        </w:rPr>
+      </w:r>
+      <w:r>
+        <w:rPr>
+          <w:rFonts w:eastAsia="宋体"/>
+          <w:lang w:eastAsia="zh-CN"/>
+        </w:rPr>
+        <w:fldChar w:fldCharType="separate"/>
+      </w:r>
+      <w:r>
+        <w:rPr>
+          <w:rFonts w:eastAsia="宋体"/>
+          <w:lang w:eastAsia="zh-CN"/>
+        </w:rPr>
+        <w:t>5</w:t>
+      </w:r>
+      <w:r>
+        <w:rPr>
+          <w:rFonts w:eastAsia="宋体"/>
+          <w:lang w:eastAsia="zh-CN"/>
+        </w:rPr>
+        <w:fldChar w:fldCharType="end"/>
+      </w:r>
+      <w:r>
+        <w:rPr>
+          <w:rFonts w:eastAsia="宋体"/>
+          <w:lang w:eastAsia="zh-CN"/>
+        </w:rPr>
+        <w:t>.</w:t>
       </w:r>
     </w:p>
     <w:p>
@@ -6363,6 +9294,10 @@
           <w:ilvl w:val="0"/>
           <w:numId w:val="19"/>
         </w:numPr>
+        <w:rPr>
+          <w:rFonts w:eastAsia="宋体"/>
+          <w:lang w:eastAsia="zh-CN"/>
+        </w:rPr>
       </w:pPr>
       <w:r>
         <w:rPr>
@@ -6370,49 +9305,597 @@
         </w:rPr>
         <w:t xml:space="preserve"> </w:t>
       </w:r>
-      <w:bookmarkStart w:id="28" w:name="_Toc205575920"/>
-      <w:bookmarkStart w:id="29" w:name="_Ref205576428"/>
-      <w:bookmarkStart w:id="30" w:name="_Ref205576437"/>
-      <w:bookmarkStart w:id="31" w:name="_Ref205576442"/>
+      <w:bookmarkStart w:id="41" w:name="_Ref205576428"/>
+      <w:bookmarkStart w:id="42" w:name="_Ref205576437"/>
+      <w:bookmarkStart w:id="43" w:name="_Ref205576442"/>
+      <w:bookmarkStart w:id="44" w:name="_Toc205748861"/>
       <w:r>
         <w:t>Methodology</w:t>
       </w:r>
-      <w:bookmarkEnd w:id="28"/>
-      <w:bookmarkEnd w:id="29"/>
-      <w:bookmarkEnd w:id="30"/>
-      <w:bookmarkEnd w:id="31"/>
+      <w:bookmarkEnd w:id="41"/>
+      <w:bookmarkEnd w:id="42"/>
+      <w:bookmarkEnd w:id="43"/>
+      <w:bookmarkEnd w:id="44"/>
     </w:p>
     <w:p>
-      <w:r>
-        <w:t>Explain your research design, models, and analytical approach.</w:t>
-      </w:r>
+      <w:pPr>
+        <w:rPr>
+          <w:rFonts w:eastAsia="宋体" w:hint="eastAsia"/>
+          <w:lang w:eastAsia="zh-CN"/>
+        </w:rPr>
+      </w:pPr>
     </w:p>
     <w:p>
-      <w:r>
+      <w:pPr>
+        <w:keepNext/>
+        <w:jc w:val="center"/>
+      </w:pPr>
+      <w:r>
+        <w:lastRenderedPageBreak/>
         <w:br/>
-        <w:t>Example Figure with Caption:</w:t>
+      </w:r>
+      <w:r>
+        <w:rPr>
+          <w:noProof/>
+        </w:rPr>
+        <w:drawing>
+          <wp:inline distT="0" distB="0" distL="0" distR="0" wp14:anchorId="0404D46F" wp14:editId="5C9B494D">
+            <wp:extent cx="5486400" cy="6230952"/>
+            <wp:effectExtent l="0" t="0" r="0" b="0"/>
+            <wp:docPr id="1502195229" name="图片 3"/>
+            <wp:cNvGraphicFramePr>
+              <a:graphicFrameLocks xmlns:a="http://schemas.openxmlformats.org/drawingml/2006/main" noChangeAspect="1"/>
+            </wp:cNvGraphicFramePr>
+            <a:graphic xmlns:a="http://schemas.openxmlformats.org/drawingml/2006/main">
+              <a:graphicData uri="http://schemas.openxmlformats.org/drawingml/2006/picture">
+                <pic:pic xmlns:pic="http://schemas.openxmlformats.org/drawingml/2006/picture">
+                  <pic:nvPicPr>
+                    <pic:cNvPr id="1502195229" name="图片 3"/>
+                    <pic:cNvPicPr>
+                      <a:picLocks noChangeAspect="1" noChangeArrowheads="1"/>
+                    </pic:cNvPicPr>
+                  </pic:nvPicPr>
+                  <pic:blipFill rotWithShape="1">
+                    <a:blip r:embed="rId15"/>
+                    <a:srcRect l="1922" t="4912" r="19509" b="9021"/>
+                    <a:stretch>
+                      <a:fillRect/>
+                    </a:stretch>
+                  </pic:blipFill>
+                  <pic:spPr bwMode="auto">
+                    <a:xfrm>
+                      <a:off x="0" y="0"/>
+                      <a:ext cx="5486400" cy="6230952"/>
+                    </a:xfrm>
+                    <a:prstGeom prst="rect">
+                      <a:avLst/>
+                    </a:prstGeom>
+                    <a:noFill/>
+                    <a:ln>
+                      <a:noFill/>
+                    </a:ln>
+                    <a:extLst>
+                      <a:ext uri="{53640926-AAD7-44D8-BBD7-CCE9431645EC}">
+                        <a14:shadowObscured xmlns:a14="http://schemas.microsoft.com/office/drawing/2010/main"/>
+                      </a:ext>
+                    </a:extLst>
+                  </pic:spPr>
+                </pic:pic>
+              </a:graphicData>
+            </a:graphic>
+          </wp:inline>
+        </w:drawing>
       </w:r>
     </w:p>
     <w:p>
       <w:pPr>
         <w:pStyle w:val="af7"/>
-      </w:pPr>
-      <w:r>
-        <w:t>Figure 1. Example figure caption text</w:t>
+        <w:jc w:val="center"/>
+        <w:rPr>
+          <w:rFonts w:eastAsia="宋体"/>
+          <w:color w:val="595959" w:themeColor="text1" w:themeTint="A6"/>
+          <w:lang w:eastAsia="zh-CN"/>
+        </w:rPr>
+      </w:pPr>
+      <w:r>
+        <w:t xml:space="preserve">Figure </w:t>
+      </w:r>
+      <w:fldSimple w:instr=" STYLEREF 1 \s ">
+        <w:r>
+          <w:rPr>
+            <w:noProof/>
+          </w:rPr>
+          <w:t>4</w:t>
+        </w:r>
+      </w:fldSimple>
+      <w:r>
+        <w:rPr>
+          <w:rFonts w:eastAsia="宋体" w:hint="eastAsia"/>
+          <w:lang w:eastAsia="zh-CN"/>
+        </w:rPr>
+        <w:t xml:space="preserve"> </w:t>
+      </w:r>
+      <w:r>
+        <w:rPr>
+          <w:rFonts w:eastAsia="宋体"/>
+          <w:color w:val="595959" w:themeColor="text1" w:themeTint="A6"/>
+          <w:lang w:eastAsia="zh-CN"/>
+        </w:rPr>
+        <w:t>Methodological Framework for Assessing the Socio-Spatial Impacts of the 2010 Guizhou Drought</w:t>
       </w:r>
     </w:p>
     <w:p>
-      <w:r>
-        <w:br/>
-        <w:t>Example Table with Caption:</w:t>
-      </w:r>
+      <w:pPr>
+        <w:pStyle w:val="ae"/>
+        <w:keepNext/>
+        <w:keepLines/>
+        <w:numPr>
+          <w:ilvl w:val="0"/>
+          <w:numId w:val="22"/>
+        </w:numPr>
+        <w:spacing w:before="200" w:after="0"/>
+        <w:contextualSpacing w:val="0"/>
+        <w:outlineLvl w:val="1"/>
+        <w:rPr>
+          <w:rFonts w:asciiTheme="majorHAnsi" w:eastAsiaTheme="majorEastAsia" w:hAnsiTheme="majorHAnsi" w:cstheme="majorBidi"/>
+          <w:b/>
+          <w:bCs/>
+          <w:vanish/>
+          <w:color w:val="4F81BD" w:themeColor="accent1"/>
+          <w:sz w:val="26"/>
+          <w:szCs w:val="26"/>
+        </w:rPr>
+      </w:pPr>
+      <w:bookmarkStart w:id="45" w:name="_Toc205748319"/>
+      <w:bookmarkStart w:id="46" w:name="_Toc205748862"/>
+      <w:bookmarkEnd w:id="45"/>
+      <w:bookmarkEnd w:id="46"/>
     </w:p>
     <w:p>
       <w:pPr>
-        <w:pStyle w:val="af7"/>
-      </w:pPr>
-      <w:r>
-        <w:t>Table 1. Example table caption text</w:t>
+        <w:pStyle w:val="21"/>
+        <w:numPr>
+          <w:ilvl w:val="1"/>
+          <w:numId w:val="22"/>
+        </w:numPr>
+        <w:rPr>
+          <w:rFonts w:eastAsia="宋体"/>
+          <w:lang w:eastAsia="zh-CN"/>
+        </w:rPr>
+      </w:pPr>
+      <w:bookmarkStart w:id="47" w:name="_Toc205748863"/>
+      <w:r>
+        <w:t>Data Acquisition &amp; Preprocessing (400–450 words)</w:t>
+      </w:r>
+      <w:bookmarkEnd w:id="47"/>
+    </w:p>
+    <w:p>
+      <w:pPr>
+        <w:rPr>
+          <w:rFonts w:eastAsia="宋体"/>
+          <w:lang w:val="en-GB" w:eastAsia="zh-CN"/>
+        </w:rPr>
+      </w:pPr>
+      <w:r>
+        <w:rPr>
+          <w:rFonts w:eastAsia="宋体"/>
+          <w:lang w:val="en-GB" w:eastAsia="zh-CN"/>
+        </w:rPr>
+        <w:drawing>
+          <wp:inline distT="0" distB="0" distL="0" distR="0" wp14:anchorId="769F2342" wp14:editId="68655296">
+            <wp:extent cx="5486400" cy="5002530"/>
+            <wp:effectExtent l="0" t="0" r="0" b="7620"/>
+            <wp:docPr id="1873926149" name="图片 1"/>
+            <wp:cNvGraphicFramePr>
+              <a:graphicFrameLocks xmlns:a="http://schemas.openxmlformats.org/drawingml/2006/main" noChangeAspect="1"/>
+            </wp:cNvGraphicFramePr>
+            <a:graphic xmlns:a="http://schemas.openxmlformats.org/drawingml/2006/main">
+              <a:graphicData uri="http://schemas.openxmlformats.org/drawingml/2006/picture">
+                <pic:pic xmlns:pic="http://schemas.openxmlformats.org/drawingml/2006/picture">
+                  <pic:nvPicPr>
+                    <pic:cNvPr id="1873926149" name=""/>
+                    <pic:cNvPicPr/>
+                  </pic:nvPicPr>
+                  <pic:blipFill>
+                    <a:blip r:embed="rId16"/>
+                    <a:stretch>
+                      <a:fillRect/>
+                    </a:stretch>
+                  </pic:blipFill>
+                  <pic:spPr>
+                    <a:xfrm>
+                      <a:off x="0" y="0"/>
+                      <a:ext cx="5486400" cy="5002530"/>
+                    </a:xfrm>
+                    <a:prstGeom prst="rect">
+                      <a:avLst/>
+                    </a:prstGeom>
+                  </pic:spPr>
+                </pic:pic>
+              </a:graphicData>
+            </a:graphic>
+          </wp:inline>
+        </w:drawing>
+      </w:r>
+    </w:p>
+    <w:p>
+      <w:pPr>
+        <w:pStyle w:val="21"/>
+        <w:numPr>
+          <w:ilvl w:val="1"/>
+          <w:numId w:val="22"/>
+        </w:numPr>
+      </w:pPr>
+      <w:bookmarkStart w:id="48" w:name="_Toc205748864"/>
+      <w:r>
+        <w:t>Dataset Construction (300–350 words)</w:t>
+      </w:r>
+      <w:bookmarkEnd w:id="48"/>
+    </w:p>
+    <w:p>
+      <w:pPr>
+        <w:rPr>
+          <w:rFonts w:eastAsia="宋体"/>
+          <w:lang w:eastAsia="zh-CN"/>
+        </w:rPr>
+      </w:pPr>
+      <w:r>
+        <w:rPr>
+          <w:rFonts w:eastAsia="宋体"/>
+          <w:lang w:eastAsia="zh-CN"/>
+        </w:rPr>
+        <w:drawing>
+          <wp:inline distT="0" distB="0" distL="0" distR="0" wp14:anchorId="125E4365" wp14:editId="2183D715">
+            <wp:extent cx="5486400" cy="2251710"/>
+            <wp:effectExtent l="0" t="0" r="0" b="0"/>
+            <wp:docPr id="1405903774" name="图片 1" descr="文本&#10;&#10;AI 生成的内容可能不正确。"/>
+            <wp:cNvGraphicFramePr>
+              <a:graphicFrameLocks xmlns:a="http://schemas.openxmlformats.org/drawingml/2006/main" noChangeAspect="1"/>
+            </wp:cNvGraphicFramePr>
+            <a:graphic xmlns:a="http://schemas.openxmlformats.org/drawingml/2006/main">
+              <a:graphicData uri="http://schemas.openxmlformats.org/drawingml/2006/picture">
+                <pic:pic xmlns:pic="http://schemas.openxmlformats.org/drawingml/2006/picture">
+                  <pic:nvPicPr>
+                    <pic:cNvPr id="1405903774" name="图片 1" descr="文本&#10;&#10;AI 生成的内容可能不正确。"/>
+                    <pic:cNvPicPr/>
+                  </pic:nvPicPr>
+                  <pic:blipFill>
+                    <a:blip r:embed="rId17"/>
+                    <a:stretch>
+                      <a:fillRect/>
+                    </a:stretch>
+                  </pic:blipFill>
+                  <pic:spPr>
+                    <a:xfrm>
+                      <a:off x="0" y="0"/>
+                      <a:ext cx="5486400" cy="2251710"/>
+                    </a:xfrm>
+                    <a:prstGeom prst="rect">
+                      <a:avLst/>
+                    </a:prstGeom>
+                  </pic:spPr>
+                </pic:pic>
+              </a:graphicData>
+            </a:graphic>
+          </wp:inline>
+        </w:drawing>
+      </w:r>
+    </w:p>
+    <w:p>
+      <w:pPr>
+        <w:pStyle w:val="21"/>
+        <w:numPr>
+          <w:ilvl w:val="1"/>
+          <w:numId w:val="22"/>
+        </w:numPr>
+      </w:pPr>
+      <w:bookmarkStart w:id="49" w:name="_Toc205748865"/>
+      <w:r>
+        <w:lastRenderedPageBreak/>
+        <w:t>Variable Definitions and Transformations (200–250 words)</w:t>
+      </w:r>
+      <w:bookmarkEnd w:id="49"/>
+    </w:p>
+    <w:p>
+      <w:pPr>
+        <w:rPr>
+          <w:rFonts w:eastAsia="宋体"/>
+          <w:lang w:eastAsia="zh-CN"/>
+        </w:rPr>
+      </w:pPr>
+      <w:r>
+        <w:rPr>
+          <w:rFonts w:eastAsia="宋体"/>
+          <w:lang w:eastAsia="zh-CN"/>
+        </w:rPr>
+        <w:drawing>
+          <wp:inline distT="0" distB="0" distL="0" distR="0" wp14:anchorId="25134511" wp14:editId="48BF20FD">
+            <wp:extent cx="5486400" cy="1143000"/>
+            <wp:effectExtent l="0" t="0" r="0" b="0"/>
+            <wp:docPr id="1442803094" name="图片 1" descr="文本&#10;&#10;AI 生成的内容可能不正确。"/>
+            <wp:cNvGraphicFramePr>
+              <a:graphicFrameLocks xmlns:a="http://schemas.openxmlformats.org/drawingml/2006/main" noChangeAspect="1"/>
+            </wp:cNvGraphicFramePr>
+            <a:graphic xmlns:a="http://schemas.openxmlformats.org/drawingml/2006/main">
+              <a:graphicData uri="http://schemas.openxmlformats.org/drawingml/2006/picture">
+                <pic:pic xmlns:pic="http://schemas.openxmlformats.org/drawingml/2006/picture">
+                  <pic:nvPicPr>
+                    <pic:cNvPr id="1442803094" name="图片 1" descr="文本&#10;&#10;AI 生成的内容可能不正确。"/>
+                    <pic:cNvPicPr/>
+                  </pic:nvPicPr>
+                  <pic:blipFill>
+                    <a:blip r:embed="rId18"/>
+                    <a:stretch>
+                      <a:fillRect/>
+                    </a:stretch>
+                  </pic:blipFill>
+                  <pic:spPr>
+                    <a:xfrm>
+                      <a:off x="0" y="0"/>
+                      <a:ext cx="5486400" cy="1143000"/>
+                    </a:xfrm>
+                    <a:prstGeom prst="rect">
+                      <a:avLst/>
+                    </a:prstGeom>
+                  </pic:spPr>
+                </pic:pic>
+              </a:graphicData>
+            </a:graphic>
+          </wp:inline>
+        </w:drawing>
+      </w:r>
+    </w:p>
+    <w:p>
+      <w:pPr>
+        <w:pStyle w:val="21"/>
+        <w:numPr>
+          <w:ilvl w:val="1"/>
+          <w:numId w:val="22"/>
+        </w:numPr>
+      </w:pPr>
+      <w:bookmarkStart w:id="50" w:name="_Toc205748866"/>
+      <w:r>
+        <w:t>Empirical Strategy (450–500 words)</w:t>
+      </w:r>
+      <w:bookmarkEnd w:id="50"/>
+    </w:p>
+    <w:p>
+      <w:pPr>
+        <w:rPr>
+          <w:rFonts w:eastAsia="宋体"/>
+          <w:lang w:eastAsia="zh-CN"/>
+        </w:rPr>
+      </w:pPr>
+      <w:r>
+        <w:rPr>
+          <w:rFonts w:eastAsia="宋体"/>
+          <w:lang w:eastAsia="zh-CN"/>
+        </w:rPr>
+        <w:drawing>
+          <wp:inline distT="0" distB="0" distL="0" distR="0" wp14:anchorId="5A5741D7" wp14:editId="47F096B8">
+            <wp:extent cx="5486400" cy="2952750"/>
+            <wp:effectExtent l="0" t="0" r="0" b="0"/>
+            <wp:docPr id="445460056" name="图片 1" descr="文本&#10;&#10;AI 生成的内容可能不正确。"/>
+            <wp:cNvGraphicFramePr>
+              <a:graphicFrameLocks xmlns:a="http://schemas.openxmlformats.org/drawingml/2006/main" noChangeAspect="1"/>
+            </wp:cNvGraphicFramePr>
+            <a:graphic xmlns:a="http://schemas.openxmlformats.org/drawingml/2006/main">
+              <a:graphicData uri="http://schemas.openxmlformats.org/drawingml/2006/picture">
+                <pic:pic xmlns:pic="http://schemas.openxmlformats.org/drawingml/2006/picture">
+                  <pic:nvPicPr>
+                    <pic:cNvPr id="445460056" name="图片 1" descr="文本&#10;&#10;AI 生成的内容可能不正确。"/>
+                    <pic:cNvPicPr/>
+                  </pic:nvPicPr>
+                  <pic:blipFill>
+                    <a:blip r:embed="rId19"/>
+                    <a:stretch>
+                      <a:fillRect/>
+                    </a:stretch>
+                  </pic:blipFill>
+                  <pic:spPr>
+                    <a:xfrm>
+                      <a:off x="0" y="0"/>
+                      <a:ext cx="5486400" cy="2952750"/>
+                    </a:xfrm>
+                    <a:prstGeom prst="rect">
+                      <a:avLst/>
+                    </a:prstGeom>
+                  </pic:spPr>
+                </pic:pic>
+              </a:graphicData>
+            </a:graphic>
+          </wp:inline>
+        </w:drawing>
+      </w:r>
+    </w:p>
+    <w:p>
+      <w:pPr>
+        <w:pStyle w:val="21"/>
+        <w:numPr>
+          <w:ilvl w:val="1"/>
+          <w:numId w:val="22"/>
+        </w:numPr>
+      </w:pPr>
+      <w:bookmarkStart w:id="51" w:name="_Toc205748867"/>
+      <w:r>
+        <w:t>Robustness Checks (300–350 words)</w:t>
+      </w:r>
+      <w:bookmarkEnd w:id="51"/>
+    </w:p>
+    <w:p>
+      <w:pPr>
+        <w:rPr>
+          <w:rFonts w:eastAsia="宋体"/>
+          <w:lang w:eastAsia="zh-CN"/>
+        </w:rPr>
+      </w:pPr>
+      <w:r>
+        <w:rPr>
+          <w:rFonts w:eastAsia="宋体"/>
+          <w:lang w:eastAsia="zh-CN"/>
+        </w:rPr>
+        <w:drawing>
+          <wp:inline distT="0" distB="0" distL="0" distR="0" wp14:anchorId="227D9B91" wp14:editId="68D9A9A0">
+            <wp:extent cx="5486400" cy="1540510"/>
+            <wp:effectExtent l="0" t="0" r="0" b="2540"/>
+            <wp:docPr id="1078946263" name="图片 1" descr="文本&#10;&#10;AI 生成的内容可能不正确。"/>
+            <wp:cNvGraphicFramePr>
+              <a:graphicFrameLocks xmlns:a="http://schemas.openxmlformats.org/drawingml/2006/main" noChangeAspect="1"/>
+            </wp:cNvGraphicFramePr>
+            <a:graphic xmlns:a="http://schemas.openxmlformats.org/drawingml/2006/main">
+              <a:graphicData uri="http://schemas.openxmlformats.org/drawingml/2006/picture">
+                <pic:pic xmlns:pic="http://schemas.openxmlformats.org/drawingml/2006/picture">
+                  <pic:nvPicPr>
+                    <pic:cNvPr id="1078946263" name="图片 1" descr="文本&#10;&#10;AI 生成的内容可能不正确。"/>
+                    <pic:cNvPicPr/>
+                  </pic:nvPicPr>
+                  <pic:blipFill>
+                    <a:blip r:embed="rId20"/>
+                    <a:stretch>
+                      <a:fillRect/>
+                    </a:stretch>
+                  </pic:blipFill>
+                  <pic:spPr>
+                    <a:xfrm>
+                      <a:off x="0" y="0"/>
+                      <a:ext cx="5486400" cy="1540510"/>
+                    </a:xfrm>
+                    <a:prstGeom prst="rect">
+                      <a:avLst/>
+                    </a:prstGeom>
+                  </pic:spPr>
+                </pic:pic>
+              </a:graphicData>
+            </a:graphic>
+          </wp:inline>
+        </w:drawing>
+      </w:r>
+    </w:p>
+    <w:p>
+      <w:pPr>
+        <w:pStyle w:val="21"/>
+        <w:numPr>
+          <w:ilvl w:val="1"/>
+          <w:numId w:val="22"/>
+        </w:numPr>
+      </w:pPr>
+      <w:bookmarkStart w:id="52" w:name="_Toc205748868"/>
+      <w:r>
+        <w:t>Model Diagnostics and Validation (150–200 words)</w:t>
+      </w:r>
+      <w:bookmarkEnd w:id="52"/>
+    </w:p>
+    <w:p>
+      <w:pPr>
+        <w:rPr>
+          <w:rFonts w:eastAsia="宋体"/>
+          <w:lang w:eastAsia="zh-CN"/>
+        </w:rPr>
+      </w:pPr>
+      <w:r>
+        <w:rPr>
+          <w:rFonts w:eastAsia="宋体"/>
+          <w:lang w:eastAsia="zh-CN"/>
+        </w:rPr>
+        <w:drawing>
+          <wp:inline distT="0" distB="0" distL="0" distR="0" wp14:anchorId="0639583F" wp14:editId="75B3A935">
+            <wp:extent cx="5486400" cy="1041400"/>
+            <wp:effectExtent l="0" t="0" r="0" b="6350"/>
+            <wp:docPr id="1084705448" name="图片 1" descr="文本, 电子邮件&#10;&#10;AI 生成的内容可能不正确。"/>
+            <wp:cNvGraphicFramePr>
+              <a:graphicFrameLocks xmlns:a="http://schemas.openxmlformats.org/drawingml/2006/main" noChangeAspect="1"/>
+            </wp:cNvGraphicFramePr>
+            <a:graphic xmlns:a="http://schemas.openxmlformats.org/drawingml/2006/main">
+              <a:graphicData uri="http://schemas.openxmlformats.org/drawingml/2006/picture">
+                <pic:pic xmlns:pic="http://schemas.openxmlformats.org/drawingml/2006/picture">
+                  <pic:nvPicPr>
+                    <pic:cNvPr id="1084705448" name="图片 1" descr="文本, 电子邮件&#10;&#10;AI 生成的内容可能不正确。"/>
+                    <pic:cNvPicPr/>
+                  </pic:nvPicPr>
+                  <pic:blipFill>
+                    <a:blip r:embed="rId21"/>
+                    <a:stretch>
+                      <a:fillRect/>
+                    </a:stretch>
+                  </pic:blipFill>
+                  <pic:spPr>
+                    <a:xfrm>
+                      <a:off x="0" y="0"/>
+                      <a:ext cx="5486400" cy="1041400"/>
+                    </a:xfrm>
+                    <a:prstGeom prst="rect">
+                      <a:avLst/>
+                    </a:prstGeom>
+                  </pic:spPr>
+                </pic:pic>
+              </a:graphicData>
+            </a:graphic>
+          </wp:inline>
+        </w:drawing>
+      </w:r>
+    </w:p>
+    <w:p>
+      <w:pPr>
+        <w:pStyle w:val="21"/>
+        <w:numPr>
+          <w:ilvl w:val="1"/>
+          <w:numId w:val="22"/>
+        </w:numPr>
+      </w:pPr>
+      <w:bookmarkStart w:id="53" w:name="_Toc205748869"/>
+      <w:r>
+        <w:lastRenderedPageBreak/>
+        <w:t>Interpretation &amp; Mechanism Exploration (200–250 words)</w:t>
+      </w:r>
+      <w:bookmarkEnd w:id="53"/>
+    </w:p>
+    <w:p>
+      <w:pPr>
+        <w:rPr>
+          <w:rFonts w:eastAsia="宋体" w:hint="eastAsia"/>
+          <w:lang w:eastAsia="zh-CN"/>
+        </w:rPr>
+      </w:pPr>
+      <w:r>
+        <w:rPr>
+          <w:rFonts w:eastAsia="宋体"/>
+          <w:lang w:eastAsia="zh-CN"/>
+        </w:rPr>
+        <w:drawing>
+          <wp:inline distT="0" distB="0" distL="0" distR="0" wp14:anchorId="7D305C18" wp14:editId="06C39C76">
+            <wp:extent cx="5486400" cy="1108710"/>
+            <wp:effectExtent l="0" t="0" r="0" b="0"/>
+            <wp:docPr id="316902327" name="图片 1" descr="文本&#10;&#10;AI 生成的内容可能不正确。"/>
+            <wp:cNvGraphicFramePr>
+              <a:graphicFrameLocks xmlns:a="http://schemas.openxmlformats.org/drawingml/2006/main" noChangeAspect="1"/>
+            </wp:cNvGraphicFramePr>
+            <a:graphic xmlns:a="http://schemas.openxmlformats.org/drawingml/2006/main">
+              <a:graphicData uri="http://schemas.openxmlformats.org/drawingml/2006/picture">
+                <pic:pic xmlns:pic="http://schemas.openxmlformats.org/drawingml/2006/picture">
+                  <pic:nvPicPr>
+                    <pic:cNvPr id="316902327" name="图片 1" descr="文本&#10;&#10;AI 生成的内容可能不正确。"/>
+                    <pic:cNvPicPr/>
+                  </pic:nvPicPr>
+                  <pic:blipFill>
+                    <a:blip r:embed="rId22"/>
+                    <a:stretch>
+                      <a:fillRect/>
+                    </a:stretch>
+                  </pic:blipFill>
+                  <pic:spPr>
+                    <a:xfrm>
+                      <a:off x="0" y="0"/>
+                      <a:ext cx="5486400" cy="1108710"/>
+                    </a:xfrm>
+                    <a:prstGeom prst="rect">
+                      <a:avLst/>
+                    </a:prstGeom>
+                  </pic:spPr>
+                </pic:pic>
+              </a:graphicData>
+            </a:graphic>
+          </wp:inline>
+        </w:drawing>
       </w:r>
     </w:p>
     <w:p>
@@ -6422,17 +9905,26 @@
           <w:ilvl w:val="0"/>
           <w:numId w:val="19"/>
         </w:numPr>
-      </w:pPr>
-      <w:bookmarkStart w:id="32" w:name="_Toc205575921"/>
+        <w:rPr>
+          <w:rFonts w:eastAsia="宋体"/>
+          <w:lang w:eastAsia="zh-CN"/>
+        </w:rPr>
+      </w:pPr>
+      <w:bookmarkStart w:id="54" w:name="_Ref205740628"/>
+      <w:bookmarkStart w:id="55" w:name="_Toc205748870"/>
       <w:r>
         <w:t>Results</w:t>
       </w:r>
-      <w:bookmarkEnd w:id="32"/>
+      <w:bookmarkEnd w:id="54"/>
+      <w:bookmarkEnd w:id="55"/>
     </w:p>
     <w:p>
-      <w:r>
-        <w:t>Present your main findings with figures and tables. Make sure each figure and table has a caption.</w:t>
-      </w:r>
+      <w:pPr>
+        <w:rPr>
+          <w:rFonts w:eastAsia="宋体" w:hint="eastAsia"/>
+          <w:lang w:eastAsia="zh-CN"/>
+        </w:rPr>
+      </w:pPr>
     </w:p>
     <w:p>
       <w:pPr>
@@ -6441,16 +9933,621 @@
           <w:ilvl w:val="0"/>
           <w:numId w:val="19"/>
         </w:numPr>
-      </w:pPr>
-      <w:bookmarkStart w:id="33" w:name="_Toc205575922"/>
+        <w:rPr>
+          <w:rFonts w:eastAsia="宋体"/>
+          <w:lang w:eastAsia="zh-CN"/>
+        </w:rPr>
+      </w:pPr>
+      <w:bookmarkStart w:id="56" w:name="_Toc205748871"/>
       <w:r>
         <w:t>Discussion</w:t>
       </w:r>
-      <w:bookmarkEnd w:id="33"/>
+      <w:bookmarkEnd w:id="56"/>
     </w:p>
     <w:p>
-      <w:r>
-        <w:t>Interpret your results, compare with previous research, and discuss implications.</w:t>
+      <w:pPr>
+        <w:pStyle w:val="ae"/>
+        <w:keepNext/>
+        <w:keepLines/>
+        <w:numPr>
+          <w:ilvl w:val="0"/>
+          <w:numId w:val="22"/>
+        </w:numPr>
+        <w:spacing w:before="200" w:after="0"/>
+        <w:contextualSpacing w:val="0"/>
+        <w:outlineLvl w:val="1"/>
+        <w:rPr>
+          <w:rFonts w:asciiTheme="majorHAnsi" w:eastAsiaTheme="majorEastAsia" w:hAnsiTheme="majorHAnsi" w:cstheme="majorBidi"/>
+          <w:b/>
+          <w:bCs/>
+          <w:vanish/>
+          <w:color w:val="4F81BD" w:themeColor="accent1"/>
+          <w:sz w:val="26"/>
+          <w:szCs w:val="26"/>
+        </w:rPr>
+      </w:pPr>
+      <w:bookmarkStart w:id="57" w:name="_Toc205748872"/>
+      <w:bookmarkEnd w:id="57"/>
+    </w:p>
+    <w:p>
+      <w:pPr>
+        <w:pStyle w:val="ae"/>
+        <w:keepNext/>
+        <w:keepLines/>
+        <w:numPr>
+          <w:ilvl w:val="0"/>
+          <w:numId w:val="22"/>
+        </w:numPr>
+        <w:spacing w:before="200" w:after="0"/>
+        <w:contextualSpacing w:val="0"/>
+        <w:outlineLvl w:val="1"/>
+        <w:rPr>
+          <w:rFonts w:asciiTheme="majorHAnsi" w:eastAsiaTheme="majorEastAsia" w:hAnsiTheme="majorHAnsi" w:cstheme="majorBidi"/>
+          <w:b/>
+          <w:bCs/>
+          <w:vanish/>
+          <w:color w:val="4F81BD" w:themeColor="accent1"/>
+          <w:sz w:val="26"/>
+          <w:szCs w:val="26"/>
+        </w:rPr>
+      </w:pPr>
+      <w:bookmarkStart w:id="58" w:name="_Toc205748873"/>
+      <w:bookmarkEnd w:id="58"/>
+    </w:p>
+    <w:p>
+      <w:pPr>
+        <w:pStyle w:val="21"/>
+        <w:numPr>
+          <w:ilvl w:val="1"/>
+          <w:numId w:val="22"/>
+        </w:numPr>
+      </w:pPr>
+      <w:bookmarkStart w:id="59" w:name="_Toc205748874"/>
+      <w:r>
+        <w:t>Summary of Key Findings</w:t>
+      </w:r>
+      <w:r>
+        <w:rPr>
+          <w:rFonts w:eastAsia="宋体" w:hint="eastAsia"/>
+          <w:lang w:eastAsia="zh-CN"/>
+        </w:rPr>
+        <w:t xml:space="preserve"> (200-250 </w:t>
+      </w:r>
+      <w:r>
+        <w:t>words</w:t>
+      </w:r>
+      <w:r>
+        <w:rPr>
+          <w:rFonts w:eastAsia="宋体" w:hint="eastAsia"/>
+          <w:lang w:eastAsia="zh-CN"/>
+        </w:rPr>
+        <w:t>)</w:t>
+      </w:r>
+      <w:bookmarkEnd w:id="59"/>
+    </w:p>
+    <w:p>
+      <w:pPr>
+        <w:rPr>
+          <w:rFonts w:eastAsia="宋体"/>
+          <w:lang w:eastAsia="zh-CN"/>
+        </w:rPr>
+      </w:pPr>
+      <w:r>
+        <w:rPr>
+          <w:rFonts w:eastAsia="宋体"/>
+          <w:lang w:eastAsia="zh-CN"/>
+        </w:rPr>
+        <w:drawing>
+          <wp:inline distT="0" distB="0" distL="0" distR="0" wp14:anchorId="6D508E0C" wp14:editId="6CC90C97">
+            <wp:extent cx="5486400" cy="1335405"/>
+            <wp:effectExtent l="0" t="0" r="0" b="0"/>
+            <wp:docPr id="140712204" name="图片 1" descr="文本&#10;&#10;AI 生成的内容可能不正确。"/>
+            <wp:cNvGraphicFramePr>
+              <a:graphicFrameLocks xmlns:a="http://schemas.openxmlformats.org/drawingml/2006/main" noChangeAspect="1"/>
+            </wp:cNvGraphicFramePr>
+            <a:graphic xmlns:a="http://schemas.openxmlformats.org/drawingml/2006/main">
+              <a:graphicData uri="http://schemas.openxmlformats.org/drawingml/2006/picture">
+                <pic:pic xmlns:pic="http://schemas.openxmlformats.org/drawingml/2006/picture">
+                  <pic:nvPicPr>
+                    <pic:cNvPr id="140712204" name="图片 1" descr="文本&#10;&#10;AI 生成的内容可能不正确。"/>
+                    <pic:cNvPicPr/>
+                  </pic:nvPicPr>
+                  <pic:blipFill>
+                    <a:blip r:embed="rId23"/>
+                    <a:stretch>
+                      <a:fillRect/>
+                    </a:stretch>
+                  </pic:blipFill>
+                  <pic:spPr>
+                    <a:xfrm>
+                      <a:off x="0" y="0"/>
+                      <a:ext cx="5486400" cy="1335405"/>
+                    </a:xfrm>
+                    <a:prstGeom prst="rect">
+                      <a:avLst/>
+                    </a:prstGeom>
+                  </pic:spPr>
+                </pic:pic>
+              </a:graphicData>
+            </a:graphic>
+          </wp:inline>
+        </w:drawing>
+      </w:r>
+    </w:p>
+    <w:p>
+      <w:pPr>
+        <w:pStyle w:val="21"/>
+        <w:numPr>
+          <w:ilvl w:val="1"/>
+          <w:numId w:val="22"/>
+        </w:numPr>
+      </w:pPr>
+      <w:bookmarkStart w:id="60" w:name="_Toc205748875"/>
+      <w:r>
+        <w:t>Comparison with International Evidence</w:t>
+      </w:r>
+      <w:r>
+        <w:rPr>
+          <w:rFonts w:eastAsia="宋体" w:hint="eastAsia"/>
+          <w:lang w:eastAsia="zh-CN"/>
+        </w:rPr>
+        <w:t xml:space="preserve"> (300-350</w:t>
+      </w:r>
+      <w:r>
+        <w:rPr>
+          <w:rFonts w:eastAsia="宋体" w:hint="eastAsia"/>
+          <w:lang w:eastAsia="zh-CN"/>
+        </w:rPr>
+        <w:t xml:space="preserve"> </w:t>
+      </w:r>
+      <w:r>
+        <w:t>words</w:t>
+      </w:r>
+      <w:r>
+        <w:rPr>
+          <w:rFonts w:eastAsia="宋体" w:hint="eastAsia"/>
+          <w:lang w:eastAsia="zh-CN"/>
+        </w:rPr>
+        <w:t>)</w:t>
+      </w:r>
+      <w:bookmarkEnd w:id="60"/>
+    </w:p>
+    <w:p>
+      <w:pPr>
+        <w:rPr>
+          <w:rFonts w:eastAsia="宋体"/>
+          <w:lang w:eastAsia="zh-CN"/>
+        </w:rPr>
+      </w:pPr>
+      <w:r>
+        <w:rPr>
+          <w:rFonts w:eastAsia="宋体"/>
+          <w:lang w:eastAsia="zh-CN"/>
+        </w:rPr>
+        <w:drawing>
+          <wp:inline distT="0" distB="0" distL="0" distR="0" wp14:anchorId="6B35FB7A" wp14:editId="5A9D306A">
+            <wp:extent cx="5486400" cy="1365885"/>
+            <wp:effectExtent l="0" t="0" r="0" b="5715"/>
+            <wp:docPr id="809016138" name="图片 1" descr="文本&#10;&#10;AI 生成的内容可能不正确。"/>
+            <wp:cNvGraphicFramePr>
+              <a:graphicFrameLocks xmlns:a="http://schemas.openxmlformats.org/drawingml/2006/main" noChangeAspect="1"/>
+            </wp:cNvGraphicFramePr>
+            <a:graphic xmlns:a="http://schemas.openxmlformats.org/drawingml/2006/main">
+              <a:graphicData uri="http://schemas.openxmlformats.org/drawingml/2006/picture">
+                <pic:pic xmlns:pic="http://schemas.openxmlformats.org/drawingml/2006/picture">
+                  <pic:nvPicPr>
+                    <pic:cNvPr id="809016138" name="图片 1" descr="文本&#10;&#10;AI 生成的内容可能不正确。"/>
+                    <pic:cNvPicPr/>
+                  </pic:nvPicPr>
+                  <pic:blipFill>
+                    <a:blip r:embed="rId24"/>
+                    <a:stretch>
+                      <a:fillRect/>
+                    </a:stretch>
+                  </pic:blipFill>
+                  <pic:spPr>
+                    <a:xfrm>
+                      <a:off x="0" y="0"/>
+                      <a:ext cx="5486400" cy="1365885"/>
+                    </a:xfrm>
+                    <a:prstGeom prst="rect">
+                      <a:avLst/>
+                    </a:prstGeom>
+                  </pic:spPr>
+                </pic:pic>
+              </a:graphicData>
+            </a:graphic>
+          </wp:inline>
+        </w:drawing>
+      </w:r>
+    </w:p>
+    <w:p>
+      <w:pPr>
+        <w:pStyle w:val="21"/>
+        <w:numPr>
+          <w:ilvl w:val="1"/>
+          <w:numId w:val="22"/>
+        </w:numPr>
+        <w:rPr>
+          <w:rFonts w:eastAsia="宋体"/>
+          <w:lang w:eastAsia="zh-CN"/>
+        </w:rPr>
+      </w:pPr>
+      <w:bookmarkStart w:id="61" w:name="_Toc205748876"/>
+      <w:r>
+        <w:rPr>
+          <w:rFonts w:eastAsia="宋体"/>
+          <w:lang w:eastAsia="zh-CN"/>
+        </w:rPr>
+        <w:lastRenderedPageBreak/>
+        <w:t xml:space="preserve">Explanations in the Chinese Context </w:t>
+      </w:r>
+      <w:r>
+        <w:rPr>
+          <w:rFonts w:eastAsia="宋体" w:hint="eastAsia"/>
+          <w:lang w:eastAsia="zh-CN"/>
+        </w:rPr>
+        <w:t>(550-600</w:t>
+      </w:r>
+      <w:r>
+        <w:rPr>
+          <w:rFonts w:eastAsia="宋体" w:hint="eastAsia"/>
+          <w:lang w:eastAsia="zh-CN"/>
+        </w:rPr>
+        <w:t xml:space="preserve"> </w:t>
+      </w:r>
+      <w:r>
+        <w:t>words</w:t>
+      </w:r>
+      <w:r>
+        <w:rPr>
+          <w:rFonts w:eastAsia="宋体" w:hint="eastAsia"/>
+          <w:lang w:eastAsia="zh-CN"/>
+        </w:rPr>
+        <w:t>)</w:t>
+      </w:r>
+      <w:bookmarkEnd w:id="61"/>
+    </w:p>
+    <w:p>
+      <w:pPr>
+        <w:rPr>
+          <w:rFonts w:eastAsia="宋体"/>
+          <w:lang w:eastAsia="zh-CN"/>
+        </w:rPr>
+      </w:pPr>
+      <w:r>
+        <w:rPr>
+          <w:rFonts w:eastAsia="宋体"/>
+          <w:lang w:eastAsia="zh-CN"/>
+        </w:rPr>
+        <w:drawing>
+          <wp:inline distT="0" distB="0" distL="0" distR="0" wp14:anchorId="44C826D2" wp14:editId="2C5C89EC">
+            <wp:extent cx="5486400" cy="3569970"/>
+            <wp:effectExtent l="0" t="0" r="0" b="0"/>
+            <wp:docPr id="1614053894" name="图片 1" descr="文本&#10;&#10;AI 生成的内容可能不正确。"/>
+            <wp:cNvGraphicFramePr>
+              <a:graphicFrameLocks xmlns:a="http://schemas.openxmlformats.org/drawingml/2006/main" noChangeAspect="1"/>
+            </wp:cNvGraphicFramePr>
+            <a:graphic xmlns:a="http://schemas.openxmlformats.org/drawingml/2006/main">
+              <a:graphicData uri="http://schemas.openxmlformats.org/drawingml/2006/picture">
+                <pic:pic xmlns:pic="http://schemas.openxmlformats.org/drawingml/2006/picture">
+                  <pic:nvPicPr>
+                    <pic:cNvPr id="1614053894" name="图片 1" descr="文本&#10;&#10;AI 生成的内容可能不正确。"/>
+                    <pic:cNvPicPr/>
+                  </pic:nvPicPr>
+                  <pic:blipFill>
+                    <a:blip r:embed="rId25"/>
+                    <a:stretch>
+                      <a:fillRect/>
+                    </a:stretch>
+                  </pic:blipFill>
+                  <pic:spPr>
+                    <a:xfrm>
+                      <a:off x="0" y="0"/>
+                      <a:ext cx="5486400" cy="3569970"/>
+                    </a:xfrm>
+                    <a:prstGeom prst="rect">
+                      <a:avLst/>
+                    </a:prstGeom>
+                  </pic:spPr>
+                </pic:pic>
+              </a:graphicData>
+            </a:graphic>
+          </wp:inline>
+        </w:drawing>
+      </w:r>
+    </w:p>
+    <w:p>
+      <w:pPr>
+        <w:pStyle w:val="21"/>
+        <w:numPr>
+          <w:ilvl w:val="1"/>
+          <w:numId w:val="22"/>
+        </w:numPr>
+        <w:rPr>
+          <w:rFonts w:eastAsia="宋体"/>
+          <w:lang w:eastAsia="zh-CN"/>
+        </w:rPr>
+      </w:pPr>
+      <w:bookmarkStart w:id="62" w:name="_Toc205748877"/>
+      <w:r>
+        <w:rPr>
+          <w:rFonts w:eastAsia="宋体"/>
+          <w:lang w:eastAsia="zh-CN"/>
+        </w:rPr>
+        <w:t xml:space="preserve">Interpreting </w:t>
+      </w:r>
+      <w:r>
+        <w:rPr>
+          <w:rFonts w:eastAsia="宋体"/>
+          <w:lang w:eastAsia="zh-CN"/>
+        </w:rPr>
+        <w:t>Heterogeneity</w:t>
+      </w:r>
+      <w:r>
+        <w:rPr>
+          <w:rFonts w:eastAsia="宋体" w:hint="eastAsia"/>
+          <w:lang w:eastAsia="zh-CN"/>
+        </w:rPr>
+        <w:t xml:space="preserve"> (250-300</w:t>
+      </w:r>
+      <w:r>
+        <w:rPr>
+          <w:rFonts w:eastAsia="宋体" w:hint="eastAsia"/>
+          <w:lang w:eastAsia="zh-CN"/>
+        </w:rPr>
+        <w:t xml:space="preserve"> </w:t>
+      </w:r>
+      <w:r>
+        <w:t>words</w:t>
+      </w:r>
+      <w:r>
+        <w:rPr>
+          <w:rFonts w:eastAsia="宋体" w:hint="eastAsia"/>
+          <w:lang w:eastAsia="zh-CN"/>
+        </w:rPr>
+        <w:t>)</w:t>
+      </w:r>
+      <w:bookmarkEnd w:id="62"/>
+    </w:p>
+    <w:p>
+      <w:pPr>
+        <w:rPr>
+          <w:rFonts w:eastAsia="宋体"/>
+          <w:lang w:eastAsia="zh-CN"/>
+        </w:rPr>
+      </w:pPr>
+      <w:r>
+        <w:rPr>
+          <w:rFonts w:eastAsia="宋体"/>
+          <w:lang w:eastAsia="zh-CN"/>
+        </w:rPr>
+        <w:drawing>
+          <wp:inline distT="0" distB="0" distL="0" distR="0" wp14:anchorId="3E4586F9" wp14:editId="66C5491E">
+            <wp:extent cx="5486400" cy="1642110"/>
+            <wp:effectExtent l="0" t="0" r="0" b="0"/>
+            <wp:docPr id="574197482" name="图片 1" descr="文本&#10;&#10;AI 生成的内容可能不正确。"/>
+            <wp:cNvGraphicFramePr>
+              <a:graphicFrameLocks xmlns:a="http://schemas.openxmlformats.org/drawingml/2006/main" noChangeAspect="1"/>
+            </wp:cNvGraphicFramePr>
+            <a:graphic xmlns:a="http://schemas.openxmlformats.org/drawingml/2006/main">
+              <a:graphicData uri="http://schemas.openxmlformats.org/drawingml/2006/picture">
+                <pic:pic xmlns:pic="http://schemas.openxmlformats.org/drawingml/2006/picture">
+                  <pic:nvPicPr>
+                    <pic:cNvPr id="574197482" name="图片 1" descr="文本&#10;&#10;AI 生成的内容可能不正确。"/>
+                    <pic:cNvPicPr/>
+                  </pic:nvPicPr>
+                  <pic:blipFill>
+                    <a:blip r:embed="rId26"/>
+                    <a:stretch>
+                      <a:fillRect/>
+                    </a:stretch>
+                  </pic:blipFill>
+                  <pic:spPr>
+                    <a:xfrm>
+                      <a:off x="0" y="0"/>
+                      <a:ext cx="5486400" cy="1642110"/>
+                    </a:xfrm>
+                    <a:prstGeom prst="rect">
+                      <a:avLst/>
+                    </a:prstGeom>
+                  </pic:spPr>
+                </pic:pic>
+              </a:graphicData>
+            </a:graphic>
+          </wp:inline>
+        </w:drawing>
+      </w:r>
+    </w:p>
+    <w:p>
+      <w:pPr>
+        <w:pStyle w:val="21"/>
+        <w:numPr>
+          <w:ilvl w:val="1"/>
+          <w:numId w:val="22"/>
+        </w:numPr>
+        <w:rPr>
+          <w:rFonts w:eastAsia="宋体"/>
+          <w:lang w:eastAsia="zh-CN"/>
+        </w:rPr>
+      </w:pPr>
+      <w:bookmarkStart w:id="63" w:name="_Toc205748878"/>
+      <w:r>
+        <w:rPr>
+          <w:rFonts w:eastAsia="宋体"/>
+          <w:lang w:eastAsia="zh-CN"/>
+        </w:rPr>
+        <w:t>Policy Implications</w:t>
+      </w:r>
+      <w:r>
+        <w:rPr>
+          <w:rFonts w:eastAsia="宋体" w:hint="eastAsia"/>
+          <w:lang w:eastAsia="zh-CN"/>
+        </w:rPr>
+        <w:t xml:space="preserve"> </w:t>
+      </w:r>
+      <w:r>
+        <w:rPr>
+          <w:rFonts w:eastAsia="宋体" w:hint="eastAsia"/>
+          <w:lang w:eastAsia="zh-CN"/>
+        </w:rPr>
+        <w:t xml:space="preserve">(250-300 </w:t>
+      </w:r>
+      <w:r>
+        <w:t>words</w:t>
+      </w:r>
+      <w:r>
+        <w:rPr>
+          <w:rFonts w:eastAsia="宋体" w:hint="eastAsia"/>
+          <w:lang w:eastAsia="zh-CN"/>
+        </w:rPr>
+        <w:t>)</w:t>
+      </w:r>
+      <w:bookmarkEnd w:id="63"/>
+    </w:p>
+    <w:p>
+      <w:pPr>
+        <w:rPr>
+          <w:rFonts w:eastAsia="宋体"/>
+          <w:lang w:eastAsia="zh-CN"/>
+        </w:rPr>
+      </w:pPr>
+      <w:r>
+        <w:rPr>
+          <w:rFonts w:eastAsia="宋体"/>
+          <w:lang w:eastAsia="zh-CN"/>
+        </w:rPr>
+        <w:drawing>
+          <wp:inline distT="0" distB="0" distL="0" distR="0" wp14:anchorId="0AF9DB17" wp14:editId="7C73EC5F">
+            <wp:extent cx="5486400" cy="881380"/>
+            <wp:effectExtent l="0" t="0" r="0" b="0"/>
+            <wp:docPr id="1628227123" name="图片 1" descr="文本&#10;&#10;AI 生成的内容可能不正确。"/>
+            <wp:cNvGraphicFramePr>
+              <a:graphicFrameLocks xmlns:a="http://schemas.openxmlformats.org/drawingml/2006/main" noChangeAspect="1"/>
+            </wp:cNvGraphicFramePr>
+            <a:graphic xmlns:a="http://schemas.openxmlformats.org/drawingml/2006/main">
+              <a:graphicData uri="http://schemas.openxmlformats.org/drawingml/2006/picture">
+                <pic:pic xmlns:pic="http://schemas.openxmlformats.org/drawingml/2006/picture">
+                  <pic:nvPicPr>
+                    <pic:cNvPr id="1628227123" name="图片 1" descr="文本&#10;&#10;AI 生成的内容可能不正确。"/>
+                    <pic:cNvPicPr/>
+                  </pic:nvPicPr>
+                  <pic:blipFill>
+                    <a:blip r:embed="rId27"/>
+                    <a:stretch>
+                      <a:fillRect/>
+                    </a:stretch>
+                  </pic:blipFill>
+                  <pic:spPr>
+                    <a:xfrm>
+                      <a:off x="0" y="0"/>
+                      <a:ext cx="5486400" cy="881380"/>
+                    </a:xfrm>
+                    <a:prstGeom prst="rect">
+                      <a:avLst/>
+                    </a:prstGeom>
+                  </pic:spPr>
+                </pic:pic>
+              </a:graphicData>
+            </a:graphic>
+          </wp:inline>
+        </w:drawing>
+      </w:r>
+    </w:p>
+    <w:p>
+      <w:pPr>
+        <w:pStyle w:val="21"/>
+        <w:numPr>
+          <w:ilvl w:val="1"/>
+          <w:numId w:val="22"/>
+        </w:numPr>
+        <w:rPr>
+          <w:rFonts w:eastAsia="宋体"/>
+          <w:lang w:eastAsia="zh-CN"/>
+        </w:rPr>
+      </w:pPr>
+      <w:bookmarkStart w:id="64" w:name="_Toc205748879"/>
+      <w:r>
+        <w:rPr>
+          <w:rFonts w:eastAsia="宋体"/>
+          <w:lang w:eastAsia="zh-CN"/>
+        </w:rPr>
+        <w:lastRenderedPageBreak/>
+        <w:t>Limitations and Future Research</w:t>
+      </w:r>
+      <w:r>
+        <w:rPr>
+          <w:rFonts w:eastAsia="宋体" w:hint="eastAsia"/>
+          <w:lang w:eastAsia="zh-CN"/>
+        </w:rPr>
+        <w:t xml:space="preserve"> </w:t>
+      </w:r>
+      <w:r>
+        <w:rPr>
+          <w:rFonts w:eastAsia="宋体" w:hint="eastAsia"/>
+          <w:lang w:eastAsia="zh-CN"/>
+        </w:rPr>
+        <w:t xml:space="preserve">(250-300 </w:t>
+      </w:r>
+      <w:r>
+        <w:t>words</w:t>
+      </w:r>
+      <w:r>
+        <w:rPr>
+          <w:rFonts w:eastAsia="宋体" w:hint="eastAsia"/>
+          <w:lang w:eastAsia="zh-CN"/>
+        </w:rPr>
+        <w:t>)</w:t>
+      </w:r>
+      <w:bookmarkEnd w:id="64"/>
+    </w:p>
+    <w:p>
+      <w:pPr>
+        <w:rPr>
+          <w:rFonts w:eastAsia="宋体" w:hint="eastAsia"/>
+          <w:lang w:eastAsia="zh-CN"/>
+        </w:rPr>
+      </w:pPr>
+      <w:r>
+        <w:rPr>
+          <w:rFonts w:eastAsia="宋体"/>
+          <w:lang w:eastAsia="zh-CN"/>
+        </w:rPr>
+        <w:drawing>
+          <wp:inline distT="0" distB="0" distL="0" distR="0" wp14:anchorId="6364DF35" wp14:editId="5170A906">
+            <wp:extent cx="5486400" cy="1111885"/>
+            <wp:effectExtent l="0" t="0" r="0" b="0"/>
+            <wp:docPr id="1173155921" name="图片 1" descr="文本&#10;&#10;AI 生成的内容可能不正确。"/>
+            <wp:cNvGraphicFramePr>
+              <a:graphicFrameLocks xmlns:a="http://schemas.openxmlformats.org/drawingml/2006/main" noChangeAspect="1"/>
+            </wp:cNvGraphicFramePr>
+            <a:graphic xmlns:a="http://schemas.openxmlformats.org/drawingml/2006/main">
+              <a:graphicData uri="http://schemas.openxmlformats.org/drawingml/2006/picture">
+                <pic:pic xmlns:pic="http://schemas.openxmlformats.org/drawingml/2006/picture">
+                  <pic:nvPicPr>
+                    <pic:cNvPr id="1173155921" name="图片 1" descr="文本&#10;&#10;AI 生成的内容可能不正确。"/>
+                    <pic:cNvPicPr/>
+                  </pic:nvPicPr>
+                  <pic:blipFill>
+                    <a:blip r:embed="rId28"/>
+                    <a:stretch>
+                      <a:fillRect/>
+                    </a:stretch>
+                  </pic:blipFill>
+                  <pic:spPr>
+                    <a:xfrm>
+                      <a:off x="0" y="0"/>
+                      <a:ext cx="5486400" cy="1111885"/>
+                    </a:xfrm>
+                    <a:prstGeom prst="rect">
+                      <a:avLst/>
+                    </a:prstGeom>
+                  </pic:spPr>
+                </pic:pic>
+              </a:graphicData>
+            </a:graphic>
+          </wp:inline>
+        </w:drawing>
       </w:r>
     </w:p>
     <w:p>
@@ -6461,54 +10558,2076 @@
           <w:numId w:val="19"/>
         </w:numPr>
       </w:pPr>
-      <w:bookmarkStart w:id="34" w:name="_Toc205575923"/>
+      <w:bookmarkStart w:id="65" w:name="_Toc205748880"/>
       <w:r>
         <w:t>Conclusion</w:t>
       </w:r>
-      <w:bookmarkEnd w:id="34"/>
+      <w:bookmarkEnd w:id="65"/>
     </w:p>
     <w:p>
       <w:r>
-        <w:t>Summarise your research contributions, limitations, and future work.</w:t>
+        <w:br w:type="page"/>
       </w:r>
     </w:p>
     <w:p>
-      <w:r>
-        <w:br w:type="page"/>
-      </w:r>
+      <w:pPr>
+        <w:pStyle w:val="1"/>
+        <w:rPr>
+          <w:rFonts w:eastAsia="宋体"/>
+          <w:lang w:eastAsia="zh-CN"/>
+        </w:rPr>
+      </w:pPr>
+      <w:bookmarkStart w:id="66" w:name="_Toc205748881"/>
+      <w:commentRangeStart w:id="67"/>
+      <w:r>
+        <w:lastRenderedPageBreak/>
+        <w:t>References</w:t>
+      </w:r>
+      <w:commentRangeEnd w:id="67"/>
+      <w:r>
+        <w:rPr>
+          <w:rStyle w:val="aff9"/>
+          <w:rFonts w:ascii="Times New Roman" w:eastAsiaTheme="minorEastAsia" w:hAnsi="Times New Roman" w:cstheme="minorBidi"/>
+          <w:b w:val="0"/>
+          <w:bCs w:val="0"/>
+          <w:color w:val="auto"/>
+        </w:rPr>
+        <w:commentReference w:id="67"/>
+      </w:r>
+      <w:bookmarkEnd w:id="66"/>
     </w:p>
     <w:p>
       <w:pPr>
-        <w:pStyle w:val="1"/>
-      </w:pPr>
-      <w:bookmarkStart w:id="35" w:name="_Toc205575924"/>
-      <w:r>
-        <w:t>References</w:t>
-      </w:r>
-      <w:bookmarkEnd w:id="35"/>
+        <w:rPr>
+          <w:rFonts w:eastAsia="宋体"/>
+          <w:lang w:val="en-GB" w:eastAsia="zh-CN"/>
+        </w:rPr>
+      </w:pPr>
+      <w:r>
+        <w:rPr>
+          <w:rFonts w:eastAsia="宋体"/>
+          <w:lang w:val="en-GB" w:eastAsia="zh-CN"/>
+        </w:rPr>
+        <w:t xml:space="preserve">Beine, M. and Parsons, C. (2015). ‘Climatic Factors as Determinants of International Migration’. </w:t>
+      </w:r>
+      <w:r>
+        <w:rPr>
+          <w:rFonts w:eastAsia="宋体"/>
+          <w:i/>
+          <w:iCs/>
+          <w:lang w:val="en-GB" w:eastAsia="zh-CN"/>
+        </w:rPr>
+        <w:t>The Scandinavian Journal of Economics</w:t>
+      </w:r>
+      <w:r>
+        <w:rPr>
+          <w:rFonts w:eastAsia="宋体"/>
+          <w:lang w:val="en-GB" w:eastAsia="zh-CN"/>
+        </w:rPr>
+        <w:t xml:space="preserve">. Wiley, 117 (2), pp. 723–767. </w:t>
+      </w:r>
+      <w:proofErr w:type="spellStart"/>
+      <w:r>
+        <w:rPr>
+          <w:rFonts w:eastAsia="宋体"/>
+          <w:lang w:val="en-GB" w:eastAsia="zh-CN"/>
+        </w:rPr>
+        <w:t>doi</w:t>
+      </w:r>
+      <w:proofErr w:type="spellEnd"/>
+      <w:r>
+        <w:rPr>
+          <w:rFonts w:eastAsia="宋体"/>
+          <w:lang w:val="en-GB" w:eastAsia="zh-CN"/>
+        </w:rPr>
+        <w:t xml:space="preserve">: </w:t>
+      </w:r>
+      <w:hyperlink r:id="rId29" w:history="1">
+        <w:r>
+          <w:rPr>
+            <w:rStyle w:val="affe"/>
+            <w:rFonts w:eastAsia="宋体"/>
+            <w:lang w:val="en-GB" w:eastAsia="zh-CN"/>
+          </w:rPr>
+          <w:t>10.1111/sjoe.12098</w:t>
+        </w:r>
+      </w:hyperlink>
+      <w:r>
+        <w:rPr>
+          <w:rFonts w:eastAsia="宋体"/>
+          <w:lang w:val="en-GB" w:eastAsia="zh-CN"/>
+        </w:rPr>
+        <w:t>.</w:t>
+      </w:r>
     </w:p>
     <w:p>
-      <w:r>
-        <w:t>Black, R., Adger, W.N., Arnell, N.W., Dercon, S., Geddes, A. and Thomas, D. (2011) The effect of environmental change on human migration. Global Environmental Change, 21(S1), pp. S3–S11.</w:t>
+      <w:pPr>
+        <w:rPr>
+          <w:rFonts w:eastAsia="宋体"/>
+          <w:lang w:val="en-GB" w:eastAsia="zh-CN"/>
+        </w:rPr>
+      </w:pPr>
+      <w:r>
+        <w:rPr>
+          <w:rFonts w:eastAsia="宋体"/>
+          <w:lang w:val="en-GB" w:eastAsia="zh-CN"/>
+        </w:rPr>
+        <w:t xml:space="preserve">Black, R., Adger, W. N., Arnell, N. W., </w:t>
+      </w:r>
+      <w:proofErr w:type="spellStart"/>
+      <w:r>
+        <w:rPr>
+          <w:rFonts w:eastAsia="宋体"/>
+          <w:lang w:val="en-GB" w:eastAsia="zh-CN"/>
+        </w:rPr>
+        <w:t>Dercon</w:t>
+      </w:r>
+      <w:proofErr w:type="spellEnd"/>
+      <w:r>
+        <w:rPr>
+          <w:rFonts w:eastAsia="宋体"/>
+          <w:lang w:val="en-GB" w:eastAsia="zh-CN"/>
+        </w:rPr>
+        <w:t xml:space="preserve">, S., Geddes, A. and Thomas, D. (2011). ‘The effect of environmental change on human migration’. </w:t>
+      </w:r>
+      <w:r>
+        <w:rPr>
+          <w:rFonts w:eastAsia="宋体"/>
+          <w:i/>
+          <w:iCs/>
+          <w:lang w:val="en-GB" w:eastAsia="zh-CN"/>
+        </w:rPr>
+        <w:t>Global Environmental Change</w:t>
+      </w:r>
+      <w:r>
+        <w:rPr>
+          <w:rFonts w:eastAsia="宋体"/>
+          <w:lang w:val="en-GB" w:eastAsia="zh-CN"/>
+        </w:rPr>
+        <w:t xml:space="preserve">, 21, pp. S3–S11. </w:t>
+      </w:r>
+      <w:proofErr w:type="spellStart"/>
+      <w:r>
+        <w:rPr>
+          <w:rFonts w:eastAsia="宋体"/>
+          <w:lang w:val="en-GB" w:eastAsia="zh-CN"/>
+        </w:rPr>
+        <w:t>doi</w:t>
+      </w:r>
+      <w:proofErr w:type="spellEnd"/>
+      <w:r>
+        <w:rPr>
+          <w:rFonts w:eastAsia="宋体"/>
+          <w:lang w:val="en-GB" w:eastAsia="zh-CN"/>
+        </w:rPr>
+        <w:t xml:space="preserve">: </w:t>
+      </w:r>
+      <w:hyperlink r:id="rId30" w:history="1">
+        <w:r>
+          <w:rPr>
+            <w:rStyle w:val="affe"/>
+            <w:rFonts w:eastAsia="宋体"/>
+            <w:lang w:val="en-GB" w:eastAsia="zh-CN"/>
+          </w:rPr>
+          <w:t>10.1016/j.gloenvcha.2011.10.001</w:t>
+        </w:r>
+      </w:hyperlink>
+      <w:r>
+        <w:rPr>
+          <w:rFonts w:eastAsia="宋体"/>
+          <w:lang w:val="en-GB" w:eastAsia="zh-CN"/>
+        </w:rPr>
+        <w:t>.</w:t>
       </w:r>
     </w:p>
     <w:p>
       <w:pPr>
-        <w:pStyle w:val="1"/>
-      </w:pPr>
-      <w:bookmarkStart w:id="36" w:name="_Toc205575925"/>
-      <w:r>
-        <w:t>Appendices</w:t>
-      </w:r>
-      <w:bookmarkEnd w:id="36"/>
+        <w:rPr>
+          <w:rFonts w:eastAsia="宋体"/>
+          <w:lang w:val="en-GB" w:eastAsia="zh-CN"/>
+        </w:rPr>
+      </w:pPr>
+      <w:r>
+        <w:rPr>
+          <w:rFonts w:eastAsia="宋体"/>
+          <w:lang w:val="en-GB" w:eastAsia="zh-CN"/>
+        </w:rPr>
+        <w:t xml:space="preserve">Bohra-Mishra, P., Oppenheimer, M., Cai, R., Feng, S. and Licker, R. (2017). ‘Climate variability and migration in the Philippines’. </w:t>
+      </w:r>
+      <w:r>
+        <w:rPr>
+          <w:rFonts w:eastAsia="宋体"/>
+          <w:i/>
+          <w:iCs/>
+          <w:lang w:val="en-GB" w:eastAsia="zh-CN"/>
+        </w:rPr>
+        <w:t>Population and Environment</w:t>
+      </w:r>
+      <w:r>
+        <w:rPr>
+          <w:rFonts w:eastAsia="宋体"/>
+          <w:lang w:val="en-GB" w:eastAsia="zh-CN"/>
+        </w:rPr>
+        <w:t xml:space="preserve">, 38 (3), pp. 286–308. </w:t>
+      </w:r>
+      <w:proofErr w:type="spellStart"/>
+      <w:r>
+        <w:rPr>
+          <w:rFonts w:eastAsia="宋体"/>
+          <w:lang w:val="en-GB" w:eastAsia="zh-CN"/>
+        </w:rPr>
+        <w:t>doi</w:t>
+      </w:r>
+      <w:proofErr w:type="spellEnd"/>
+      <w:r>
+        <w:rPr>
+          <w:rFonts w:eastAsia="宋体"/>
+          <w:lang w:val="en-GB" w:eastAsia="zh-CN"/>
+        </w:rPr>
+        <w:t xml:space="preserve">: </w:t>
+      </w:r>
+      <w:hyperlink r:id="rId31" w:history="1">
+        <w:r>
+          <w:rPr>
+            <w:rStyle w:val="affe"/>
+            <w:rFonts w:eastAsia="宋体"/>
+            <w:lang w:val="en-GB" w:eastAsia="zh-CN"/>
+          </w:rPr>
+          <w:t>10.1007/s11111-016-0263-x</w:t>
+        </w:r>
+      </w:hyperlink>
+      <w:r>
+        <w:rPr>
+          <w:rFonts w:eastAsia="宋体"/>
+          <w:lang w:val="en-GB" w:eastAsia="zh-CN"/>
+        </w:rPr>
+        <w:t>.</w:t>
+      </w:r>
     </w:p>
     <w:p>
+      <w:pPr>
+        <w:rPr>
+          <w:rFonts w:eastAsia="宋体"/>
+          <w:lang w:val="en-GB" w:eastAsia="zh-CN"/>
+        </w:rPr>
+      </w:pPr>
+      <w:r>
+        <w:rPr>
+          <w:rFonts w:eastAsia="宋体"/>
+          <w:lang w:val="en-GB" w:eastAsia="zh-CN"/>
+        </w:rPr>
+        <w:t xml:space="preserve">Cai, R., Feng, S., Oppenheimer, M. and </w:t>
+      </w:r>
+      <w:proofErr w:type="spellStart"/>
+      <w:r>
+        <w:rPr>
+          <w:rFonts w:eastAsia="宋体"/>
+          <w:lang w:val="en-GB" w:eastAsia="zh-CN"/>
+        </w:rPr>
+        <w:t>Pytlikova</w:t>
+      </w:r>
+      <w:proofErr w:type="spellEnd"/>
+      <w:r>
+        <w:rPr>
+          <w:rFonts w:eastAsia="宋体"/>
+          <w:lang w:val="en-GB" w:eastAsia="zh-CN"/>
+        </w:rPr>
+        <w:t xml:space="preserve">, M. (2016). ‘Climate variability and international migration: The importance of the agricultural linkage’. </w:t>
+      </w:r>
+      <w:r>
+        <w:rPr>
+          <w:rFonts w:eastAsia="宋体"/>
+          <w:i/>
+          <w:iCs/>
+          <w:lang w:val="en-GB" w:eastAsia="zh-CN"/>
+        </w:rPr>
+        <w:t>Journal of Environmental Economics and Management</w:t>
+      </w:r>
+      <w:r>
+        <w:rPr>
+          <w:rFonts w:eastAsia="宋体"/>
+          <w:lang w:val="en-GB" w:eastAsia="zh-CN"/>
+        </w:rPr>
+        <w:t xml:space="preserve">. Elsevier BV, 79, pp. 135–151. </w:t>
+      </w:r>
+      <w:proofErr w:type="spellStart"/>
+      <w:r>
+        <w:rPr>
+          <w:rFonts w:eastAsia="宋体"/>
+          <w:lang w:val="en-GB" w:eastAsia="zh-CN"/>
+        </w:rPr>
+        <w:t>doi</w:t>
+      </w:r>
+      <w:proofErr w:type="spellEnd"/>
+      <w:r>
+        <w:rPr>
+          <w:rFonts w:eastAsia="宋体"/>
+          <w:lang w:val="en-GB" w:eastAsia="zh-CN"/>
+        </w:rPr>
+        <w:t xml:space="preserve">: </w:t>
+      </w:r>
+      <w:hyperlink r:id="rId32" w:history="1">
+        <w:r>
+          <w:rPr>
+            <w:rStyle w:val="affe"/>
+            <w:rFonts w:eastAsia="宋体"/>
+            <w:lang w:val="en-GB" w:eastAsia="zh-CN"/>
+          </w:rPr>
+          <w:t>10.1016/j.jeem.2016.06.005</w:t>
+        </w:r>
+      </w:hyperlink>
+      <w:r>
+        <w:rPr>
+          <w:rFonts w:eastAsia="宋体"/>
+          <w:lang w:val="en-GB" w:eastAsia="zh-CN"/>
+        </w:rPr>
+        <w:t>.</w:t>
+      </w:r>
+    </w:p>
+    <w:p>
+      <w:pPr>
+        <w:rPr>
+          <w:rFonts w:eastAsia="宋体"/>
+          <w:lang w:val="en-GB" w:eastAsia="zh-CN"/>
+        </w:rPr>
+      </w:pPr>
+      <w:r>
+        <w:rPr>
+          <w:rFonts w:eastAsia="宋体"/>
+          <w:lang w:val="en-GB" w:eastAsia="zh-CN"/>
+        </w:rPr>
+        <w:t xml:space="preserve">Cattaneo, C., Beine, M., Fröhlich, C. J., </w:t>
+      </w:r>
+      <w:proofErr w:type="spellStart"/>
+      <w:r>
+        <w:rPr>
+          <w:rFonts w:eastAsia="宋体"/>
+          <w:lang w:val="en-GB" w:eastAsia="zh-CN"/>
+        </w:rPr>
+        <w:t>Kniveton</w:t>
+      </w:r>
+      <w:proofErr w:type="spellEnd"/>
+      <w:r>
+        <w:rPr>
+          <w:rFonts w:eastAsia="宋体"/>
+          <w:lang w:val="en-GB" w:eastAsia="zh-CN"/>
+        </w:rPr>
+        <w:t xml:space="preserve">, D., Martinez-Zarzoso, I., </w:t>
+      </w:r>
+      <w:proofErr w:type="spellStart"/>
+      <w:r>
+        <w:rPr>
+          <w:rFonts w:eastAsia="宋体"/>
+          <w:lang w:val="en-GB" w:eastAsia="zh-CN"/>
+        </w:rPr>
+        <w:t>Mastrorillo</w:t>
+      </w:r>
+      <w:proofErr w:type="spellEnd"/>
+      <w:r>
+        <w:rPr>
+          <w:rFonts w:eastAsia="宋体"/>
+          <w:lang w:val="en-GB" w:eastAsia="zh-CN"/>
+        </w:rPr>
+        <w:t xml:space="preserve">, M., </w:t>
+      </w:r>
+      <w:proofErr w:type="spellStart"/>
+      <w:r>
+        <w:rPr>
+          <w:rFonts w:eastAsia="宋体"/>
+          <w:lang w:val="en-GB" w:eastAsia="zh-CN"/>
+        </w:rPr>
+        <w:t>Millock</w:t>
+      </w:r>
+      <w:proofErr w:type="spellEnd"/>
+      <w:r>
+        <w:rPr>
+          <w:rFonts w:eastAsia="宋体"/>
+          <w:lang w:val="en-GB" w:eastAsia="zh-CN"/>
+        </w:rPr>
+        <w:t xml:space="preserve">, K., Piguet, E. and Schraven, B. (2019). ‘Human Migration in the Era of Climate Change’. </w:t>
+      </w:r>
+      <w:r>
+        <w:rPr>
+          <w:rFonts w:eastAsia="宋体"/>
+          <w:i/>
+          <w:iCs/>
+          <w:lang w:val="en-GB" w:eastAsia="zh-CN"/>
+        </w:rPr>
+        <w:t>Review of Environmental Economics and Policy</w:t>
+      </w:r>
+      <w:r>
+        <w:rPr>
+          <w:rFonts w:eastAsia="宋体"/>
+          <w:lang w:val="en-GB" w:eastAsia="zh-CN"/>
+        </w:rPr>
+        <w:t xml:space="preserve">, 13 (2), pp. 189–206. </w:t>
+      </w:r>
+      <w:proofErr w:type="spellStart"/>
+      <w:r>
+        <w:rPr>
+          <w:rFonts w:eastAsia="宋体"/>
+          <w:lang w:val="en-GB" w:eastAsia="zh-CN"/>
+        </w:rPr>
+        <w:t>doi</w:t>
+      </w:r>
+      <w:proofErr w:type="spellEnd"/>
+      <w:r>
+        <w:rPr>
+          <w:rFonts w:eastAsia="宋体"/>
+          <w:lang w:val="en-GB" w:eastAsia="zh-CN"/>
+        </w:rPr>
+        <w:t xml:space="preserve">: </w:t>
+      </w:r>
+      <w:hyperlink r:id="rId33" w:history="1">
+        <w:r>
+          <w:rPr>
+            <w:rStyle w:val="affe"/>
+            <w:rFonts w:eastAsia="宋体"/>
+            <w:lang w:val="en-GB" w:eastAsia="zh-CN"/>
+          </w:rPr>
+          <w:t>10.1093/</w:t>
+        </w:r>
+        <w:proofErr w:type="spellStart"/>
+        <w:r>
+          <w:rPr>
+            <w:rStyle w:val="affe"/>
+            <w:rFonts w:eastAsia="宋体"/>
+            <w:lang w:val="en-GB" w:eastAsia="zh-CN"/>
+          </w:rPr>
+          <w:t>reep</w:t>
+        </w:r>
+        <w:proofErr w:type="spellEnd"/>
+        <w:r>
+          <w:rPr>
+            <w:rStyle w:val="affe"/>
+            <w:rFonts w:eastAsia="宋体"/>
+            <w:lang w:val="en-GB" w:eastAsia="zh-CN"/>
+          </w:rPr>
+          <w:t>/rez008</w:t>
+        </w:r>
+      </w:hyperlink>
+      <w:r>
+        <w:rPr>
+          <w:rFonts w:eastAsia="宋体"/>
+          <w:lang w:val="en-GB" w:eastAsia="zh-CN"/>
+        </w:rPr>
+        <w:t>.</w:t>
+      </w:r>
+    </w:p>
+    <w:p>
+      <w:pPr>
+        <w:rPr>
+          <w:rFonts w:eastAsia="宋体"/>
+          <w:lang w:val="en-GB" w:eastAsia="zh-CN"/>
+        </w:rPr>
+      </w:pPr>
+      <w:r>
+        <w:rPr>
+          <w:rFonts w:eastAsia="宋体"/>
+          <w:lang w:val="en-GB" w:eastAsia="zh-CN"/>
+        </w:rPr>
+        <w:t xml:space="preserve">Central Committee of the Communist Party of China and State Council of the People’s Republic of China. (2025). </w:t>
+      </w:r>
+      <w:r>
+        <w:rPr>
+          <w:rFonts w:eastAsia="宋体"/>
+          <w:i/>
+          <w:iCs/>
+          <w:lang w:val="en-GB" w:eastAsia="zh-CN"/>
+        </w:rPr>
+        <w:t>The Rural Revitalisation Plan (2024–2027)</w:t>
+      </w:r>
+      <w:r>
+        <w:rPr>
+          <w:rFonts w:eastAsia="宋体"/>
+          <w:lang w:val="en-GB" w:eastAsia="zh-CN"/>
+        </w:rPr>
+        <w:t xml:space="preserve">. Beijing, China: Government of the People’s Republic of China. Available at: </w:t>
+      </w:r>
+      <w:hyperlink r:id="rId34" w:history="1">
+        <w:r>
+          <w:rPr>
+            <w:rStyle w:val="affe"/>
+            <w:rFonts w:eastAsia="宋体"/>
+            <w:lang w:val="en-GB" w:eastAsia="zh-CN"/>
+          </w:rPr>
+          <w:t>https://www.gov.cn/zhengce/202501/content_7000493.htm</w:t>
+        </w:r>
+      </w:hyperlink>
+      <w:r>
+        <w:rPr>
+          <w:rFonts w:eastAsia="宋体"/>
+          <w:lang w:val="en-GB" w:eastAsia="zh-CN"/>
+        </w:rPr>
+        <w:t>.</w:t>
+      </w:r>
+    </w:p>
+    <w:p>
+      <w:pPr>
+        <w:rPr>
+          <w:rFonts w:eastAsia="宋体"/>
+          <w:lang w:val="en-GB" w:eastAsia="zh-CN"/>
+        </w:rPr>
+      </w:pPr>
+      <w:r>
+        <w:rPr>
+          <w:rFonts w:eastAsia="宋体"/>
+          <w:lang w:val="en-GB" w:eastAsia="zh-CN"/>
+        </w:rPr>
+        <w:t xml:space="preserve">Chan, K. W. (2010). ‘The Household Registration System and Migrant Labor in China: Notes on a Debate’. </w:t>
+      </w:r>
+      <w:r>
+        <w:rPr>
+          <w:rFonts w:eastAsia="宋体"/>
+          <w:i/>
+          <w:iCs/>
+          <w:lang w:val="en-GB" w:eastAsia="zh-CN"/>
+        </w:rPr>
+        <w:t>Population and Development Review</w:t>
+      </w:r>
+      <w:r>
+        <w:rPr>
+          <w:rFonts w:eastAsia="宋体"/>
+          <w:lang w:val="en-GB" w:eastAsia="zh-CN"/>
+        </w:rPr>
+        <w:t xml:space="preserve">, 36 (2), pp. 357–364. </w:t>
+      </w:r>
+      <w:proofErr w:type="spellStart"/>
+      <w:r>
+        <w:rPr>
+          <w:rFonts w:eastAsia="宋体"/>
+          <w:lang w:val="en-GB" w:eastAsia="zh-CN"/>
+        </w:rPr>
+        <w:t>doi</w:t>
+      </w:r>
+      <w:proofErr w:type="spellEnd"/>
+      <w:r>
+        <w:rPr>
+          <w:rFonts w:eastAsia="宋体"/>
+          <w:lang w:val="en-GB" w:eastAsia="zh-CN"/>
+        </w:rPr>
+        <w:t xml:space="preserve">: </w:t>
+      </w:r>
+      <w:hyperlink r:id="rId35" w:history="1">
+        <w:r>
+          <w:rPr>
+            <w:rStyle w:val="affe"/>
+            <w:rFonts w:eastAsia="宋体"/>
+            <w:lang w:val="en-GB" w:eastAsia="zh-CN"/>
+          </w:rPr>
+          <w:t>10.1111/j.1728-4457.</w:t>
+        </w:r>
+        <w:proofErr w:type="gramStart"/>
+        <w:r>
+          <w:rPr>
+            <w:rStyle w:val="affe"/>
+            <w:rFonts w:eastAsia="宋体"/>
+            <w:lang w:val="en-GB" w:eastAsia="zh-CN"/>
+          </w:rPr>
+          <w:t>2010.00333.x</w:t>
+        </w:r>
+        <w:proofErr w:type="gramEnd"/>
+      </w:hyperlink>
+      <w:r>
+        <w:rPr>
+          <w:rFonts w:eastAsia="宋体"/>
+          <w:lang w:val="en-GB" w:eastAsia="zh-CN"/>
+        </w:rPr>
+        <w:t>.</w:t>
+      </w:r>
+    </w:p>
+    <w:p>
+      <w:pPr>
+        <w:rPr>
+          <w:rFonts w:eastAsia="宋体"/>
+          <w:lang w:val="en-GB" w:eastAsia="zh-CN"/>
+        </w:rPr>
+      </w:pPr>
+      <w:r>
+        <w:rPr>
+          <w:rFonts w:eastAsia="宋体"/>
+          <w:lang w:val="en-GB" w:eastAsia="zh-CN"/>
+        </w:rPr>
+        <w:t xml:space="preserve">De Haas, H. (2021). ‘A theory of migration: the aspirations-capabilities framework’. </w:t>
+      </w:r>
+      <w:r>
+        <w:rPr>
+          <w:rFonts w:eastAsia="宋体"/>
+          <w:i/>
+          <w:iCs/>
+          <w:lang w:val="en-GB" w:eastAsia="zh-CN"/>
+        </w:rPr>
+        <w:t>Comparative Migration Studies</w:t>
+      </w:r>
+      <w:r>
+        <w:rPr>
+          <w:rFonts w:eastAsia="宋体"/>
+          <w:lang w:val="en-GB" w:eastAsia="zh-CN"/>
+        </w:rPr>
+        <w:t xml:space="preserve">. Springer Science and Business Media LLC, 9 (1). </w:t>
+      </w:r>
+      <w:proofErr w:type="spellStart"/>
+      <w:r>
+        <w:rPr>
+          <w:rFonts w:eastAsia="宋体"/>
+          <w:lang w:val="en-GB" w:eastAsia="zh-CN"/>
+        </w:rPr>
+        <w:t>doi</w:t>
+      </w:r>
+      <w:proofErr w:type="spellEnd"/>
+      <w:r>
+        <w:rPr>
+          <w:rFonts w:eastAsia="宋体"/>
+          <w:lang w:val="en-GB" w:eastAsia="zh-CN"/>
+        </w:rPr>
+        <w:t xml:space="preserve">: </w:t>
+      </w:r>
+      <w:hyperlink r:id="rId36" w:history="1">
+        <w:r>
+          <w:rPr>
+            <w:rStyle w:val="affe"/>
+            <w:rFonts w:eastAsia="宋体"/>
+            <w:lang w:val="en-GB" w:eastAsia="zh-CN"/>
+          </w:rPr>
+          <w:t>10.1186/s40878-020-00210-4</w:t>
+        </w:r>
+      </w:hyperlink>
+      <w:r>
+        <w:rPr>
+          <w:rFonts w:eastAsia="宋体"/>
+          <w:lang w:val="en-GB" w:eastAsia="zh-CN"/>
+        </w:rPr>
+        <w:t>.</w:t>
+      </w:r>
+    </w:p>
+    <w:p>
+      <w:pPr>
+        <w:rPr>
+          <w:rFonts w:eastAsia="宋体"/>
+          <w:lang w:val="en-GB" w:eastAsia="zh-CN"/>
+        </w:rPr>
+      </w:pPr>
+      <w:r>
+        <w:rPr>
+          <w:rFonts w:eastAsia="宋体"/>
+          <w:lang w:val="en-GB" w:eastAsia="zh-CN"/>
+        </w:rPr>
+        <w:t xml:space="preserve">Gray, C. and Mueller, V. (2012). ‘Drought and Population Mobility in Rural Ethiopia’. </w:t>
+      </w:r>
+      <w:r>
+        <w:rPr>
+          <w:rFonts w:eastAsia="宋体"/>
+          <w:i/>
+          <w:iCs/>
+          <w:lang w:val="en-GB" w:eastAsia="zh-CN"/>
+        </w:rPr>
+        <w:t>World Development</w:t>
+      </w:r>
+      <w:r>
+        <w:rPr>
+          <w:rFonts w:eastAsia="宋体"/>
+          <w:lang w:val="en-GB" w:eastAsia="zh-CN"/>
+        </w:rPr>
+        <w:t xml:space="preserve">. Elsevier BV, 40 (1), pp. 134–145. </w:t>
+      </w:r>
+      <w:proofErr w:type="spellStart"/>
+      <w:r>
+        <w:rPr>
+          <w:rFonts w:eastAsia="宋体"/>
+          <w:lang w:val="en-GB" w:eastAsia="zh-CN"/>
+        </w:rPr>
+        <w:t>doi</w:t>
+      </w:r>
+      <w:proofErr w:type="spellEnd"/>
+      <w:r>
+        <w:rPr>
+          <w:rFonts w:eastAsia="宋体"/>
+          <w:lang w:val="en-GB" w:eastAsia="zh-CN"/>
+        </w:rPr>
+        <w:t xml:space="preserve">: </w:t>
+      </w:r>
+      <w:hyperlink r:id="rId37" w:history="1">
+        <w:r>
+          <w:rPr>
+            <w:rStyle w:val="affe"/>
+            <w:rFonts w:eastAsia="宋体"/>
+            <w:lang w:val="en-GB" w:eastAsia="zh-CN"/>
+          </w:rPr>
+          <w:t>10.1016/j.worlddev.2011.05.023</w:t>
+        </w:r>
+      </w:hyperlink>
+      <w:r>
+        <w:rPr>
+          <w:rFonts w:eastAsia="宋体"/>
+          <w:lang w:val="en-GB" w:eastAsia="zh-CN"/>
+        </w:rPr>
+        <w:t>.</w:t>
+      </w:r>
+    </w:p>
+    <w:p>
+      <w:pPr>
+        <w:rPr>
+          <w:rFonts w:eastAsia="宋体"/>
+          <w:lang w:val="en-GB" w:eastAsia="zh-CN"/>
+        </w:rPr>
+      </w:pPr>
+      <w:r>
+        <w:rPr>
+          <w:rFonts w:eastAsia="宋体"/>
+          <w:lang w:val="en-GB" w:eastAsia="zh-CN"/>
+        </w:rPr>
+        <w:t xml:space="preserve">Guizhou Provincial Bureau of Statistics. (2011). </w:t>
+      </w:r>
+      <w:r>
+        <w:rPr>
+          <w:rFonts w:eastAsia="宋体"/>
+          <w:i/>
+          <w:iCs/>
+          <w:lang w:val="en-GB" w:eastAsia="zh-CN"/>
+        </w:rPr>
+        <w:t>Guizhou Statistical Yearbook 2011</w:t>
+      </w:r>
+      <w:r>
+        <w:rPr>
+          <w:rFonts w:eastAsia="宋体"/>
+          <w:lang w:val="en-GB" w:eastAsia="zh-CN"/>
+        </w:rPr>
+        <w:t>. Beijing: China Statistics Press.</w:t>
+      </w:r>
+    </w:p>
+    <w:p>
+      <w:pPr>
+        <w:rPr>
+          <w:rFonts w:eastAsia="宋体"/>
+          <w:lang w:val="en-GB" w:eastAsia="zh-CN"/>
+        </w:rPr>
+      </w:pPr>
+      <w:r>
+        <w:rPr>
+          <w:rFonts w:eastAsia="宋体"/>
+          <w:lang w:val="en-GB" w:eastAsia="zh-CN"/>
+        </w:rPr>
+        <w:lastRenderedPageBreak/>
+        <w:t xml:space="preserve">Hoffmann, R. (no date). ‘Drought and aridity influence internal migration worldwide’. </w:t>
+      </w:r>
+      <w:r>
+        <w:rPr>
+          <w:rFonts w:eastAsia="宋体"/>
+          <w:i/>
+          <w:iCs/>
+          <w:lang w:val="en-GB" w:eastAsia="zh-CN"/>
+        </w:rPr>
+        <w:t>Nature Climate Change</w:t>
+      </w:r>
+      <w:r>
+        <w:rPr>
+          <w:rFonts w:eastAsia="宋体"/>
+          <w:lang w:val="en-GB" w:eastAsia="zh-CN"/>
+        </w:rPr>
+        <w:t xml:space="preserve">. </w:t>
+      </w:r>
+      <w:proofErr w:type="spellStart"/>
+      <w:r>
+        <w:rPr>
+          <w:rFonts w:eastAsia="宋体"/>
+          <w:lang w:val="en-GB" w:eastAsia="zh-CN"/>
+        </w:rPr>
+        <w:t>doi</w:t>
+      </w:r>
+      <w:proofErr w:type="spellEnd"/>
+      <w:r>
+        <w:rPr>
+          <w:rFonts w:eastAsia="宋体"/>
+          <w:lang w:val="en-GB" w:eastAsia="zh-CN"/>
+        </w:rPr>
+        <w:t xml:space="preserve">: </w:t>
+      </w:r>
+      <w:hyperlink r:id="rId38" w:history="1">
+        <w:r>
+          <w:rPr>
+            <w:rStyle w:val="affe"/>
+            <w:rFonts w:eastAsia="宋体"/>
+            <w:lang w:val="en-GB" w:eastAsia="zh-CN"/>
+          </w:rPr>
+          <w:t>doi.org/10.1038/s41558-024-02165-1</w:t>
+        </w:r>
+      </w:hyperlink>
+      <w:r>
+        <w:rPr>
+          <w:rFonts w:eastAsia="宋体"/>
+          <w:lang w:val="en-GB" w:eastAsia="zh-CN"/>
+        </w:rPr>
+        <w:t>.</w:t>
+      </w:r>
+    </w:p>
+    <w:p>
+      <w:pPr>
+        <w:rPr>
+          <w:rFonts w:eastAsia="宋体"/>
+          <w:lang w:val="en-GB" w:eastAsia="zh-CN"/>
+        </w:rPr>
+      </w:pPr>
+      <w:r>
+        <w:rPr>
+          <w:rFonts w:eastAsia="宋体"/>
+          <w:lang w:val="en-GB" w:eastAsia="zh-CN"/>
+        </w:rPr>
+        <w:t xml:space="preserve">Hoffmann, R., Abel, G., Malpede, M., </w:t>
+      </w:r>
+      <w:proofErr w:type="spellStart"/>
+      <w:r>
+        <w:rPr>
+          <w:rFonts w:eastAsia="宋体"/>
+          <w:lang w:val="en-GB" w:eastAsia="zh-CN"/>
+        </w:rPr>
+        <w:t>Muttarak</w:t>
+      </w:r>
+      <w:proofErr w:type="spellEnd"/>
+      <w:r>
+        <w:rPr>
+          <w:rFonts w:eastAsia="宋体"/>
+          <w:lang w:val="en-GB" w:eastAsia="zh-CN"/>
+        </w:rPr>
+        <w:t xml:space="preserve">, R. and Percoco, M. (2024). ‘Drought and aridity influence internal migration worldwide’. </w:t>
+      </w:r>
+      <w:r>
+        <w:rPr>
+          <w:rFonts w:eastAsia="宋体"/>
+          <w:i/>
+          <w:iCs/>
+          <w:lang w:val="en-GB" w:eastAsia="zh-CN"/>
+        </w:rPr>
+        <w:t>Nature Climate Change</w:t>
+      </w:r>
+      <w:r>
+        <w:rPr>
+          <w:rFonts w:eastAsia="宋体"/>
+          <w:lang w:val="en-GB" w:eastAsia="zh-CN"/>
+        </w:rPr>
+        <w:t xml:space="preserve">. Springer Science and Business Media LLC, 14 (12), pp. 1245–1253. </w:t>
+      </w:r>
+      <w:proofErr w:type="spellStart"/>
+      <w:r>
+        <w:rPr>
+          <w:rFonts w:eastAsia="宋体"/>
+          <w:lang w:val="en-GB" w:eastAsia="zh-CN"/>
+        </w:rPr>
+        <w:t>doi</w:t>
+      </w:r>
+      <w:proofErr w:type="spellEnd"/>
+      <w:r>
+        <w:rPr>
+          <w:rFonts w:eastAsia="宋体"/>
+          <w:lang w:val="en-GB" w:eastAsia="zh-CN"/>
+        </w:rPr>
+        <w:t xml:space="preserve">: </w:t>
+      </w:r>
+      <w:hyperlink r:id="rId39" w:history="1">
+        <w:r>
+          <w:rPr>
+            <w:rStyle w:val="affe"/>
+            <w:rFonts w:eastAsia="宋体"/>
+            <w:lang w:val="en-GB" w:eastAsia="zh-CN"/>
+          </w:rPr>
+          <w:t>10.1038/s41558-024-02165-1</w:t>
+        </w:r>
+      </w:hyperlink>
+      <w:r>
+        <w:rPr>
+          <w:rFonts w:eastAsia="宋体"/>
+          <w:lang w:val="en-GB" w:eastAsia="zh-CN"/>
+        </w:rPr>
+        <w:t>.</w:t>
+      </w:r>
+    </w:p>
+    <w:p>
+      <w:pPr>
+        <w:rPr>
+          <w:rFonts w:eastAsia="宋体"/>
+          <w:lang w:val="en-GB" w:eastAsia="zh-CN"/>
+        </w:rPr>
+      </w:pPr>
+      <w:r>
+        <w:rPr>
+          <w:rFonts w:eastAsia="宋体"/>
+          <w:lang w:val="en-GB" w:eastAsia="zh-CN"/>
+        </w:rPr>
+        <w:t xml:space="preserve">Huang, J. (2012). ‘Spatial changes of population and economic causes in Guizhou Province in the past decade’. </w:t>
+      </w:r>
+      <w:r>
+        <w:rPr>
+          <w:rFonts w:eastAsia="宋体"/>
+          <w:i/>
+          <w:iCs/>
+          <w:lang w:val="en-GB" w:eastAsia="zh-CN"/>
+        </w:rPr>
+        <w:t>Contemporary Economics</w:t>
+      </w:r>
+      <w:r>
+        <w:rPr>
+          <w:rFonts w:eastAsia="宋体"/>
+          <w:lang w:val="en-GB" w:eastAsia="zh-CN"/>
+        </w:rPr>
+        <w:t>, (8), pp. 94–96.</w:t>
+      </w:r>
+    </w:p>
+    <w:p>
+      <w:pPr>
+        <w:rPr>
+          <w:rFonts w:eastAsia="宋体"/>
+          <w:lang w:val="en-GB" w:eastAsia="zh-CN"/>
+        </w:rPr>
+      </w:pPr>
+      <w:r>
+        <w:rPr>
+          <w:rFonts w:eastAsia="宋体"/>
+          <w:lang w:val="en-GB" w:eastAsia="zh-CN"/>
+        </w:rPr>
+        <w:t xml:space="preserve">Intergovernmental Panel </w:t>
+      </w:r>
+      <w:proofErr w:type="gramStart"/>
+      <w:r>
+        <w:rPr>
+          <w:rFonts w:eastAsia="宋体"/>
+          <w:lang w:val="en-GB" w:eastAsia="zh-CN"/>
+        </w:rPr>
+        <w:t>On</w:t>
+      </w:r>
+      <w:proofErr w:type="gramEnd"/>
+      <w:r>
+        <w:rPr>
+          <w:rFonts w:eastAsia="宋体"/>
+          <w:lang w:val="en-GB" w:eastAsia="zh-CN"/>
+        </w:rPr>
+        <w:t xml:space="preserve"> Climate Change (</w:t>
+      </w:r>
+      <w:proofErr w:type="spellStart"/>
+      <w:r>
+        <w:rPr>
+          <w:rFonts w:eastAsia="宋体"/>
+          <w:lang w:val="en-GB" w:eastAsia="zh-CN"/>
+        </w:rPr>
+        <w:t>Ipcc</w:t>
+      </w:r>
+      <w:proofErr w:type="spellEnd"/>
+      <w:r>
+        <w:rPr>
+          <w:rFonts w:eastAsia="宋体"/>
+          <w:lang w:val="en-GB" w:eastAsia="zh-CN"/>
+        </w:rPr>
+        <w:t xml:space="preserve">). (2023). </w:t>
+      </w:r>
+      <w:r>
+        <w:rPr>
+          <w:rFonts w:eastAsia="宋体"/>
+          <w:i/>
+          <w:iCs/>
+          <w:lang w:val="en-GB" w:eastAsia="zh-CN"/>
+        </w:rPr>
+        <w:t>Climate Change 2022 – Impacts, Adaptation and Vulnerability: Working Group II Contribution to the Sixth Assessment Report of the Intergovernmental Panel on Climate Change</w:t>
+      </w:r>
+      <w:r>
+        <w:rPr>
+          <w:rFonts w:eastAsia="宋体"/>
+          <w:lang w:val="en-GB" w:eastAsia="zh-CN"/>
+        </w:rPr>
+        <w:t xml:space="preserve">. 1st </w:t>
+      </w:r>
+      <w:proofErr w:type="spellStart"/>
+      <w:r>
+        <w:rPr>
+          <w:rFonts w:eastAsia="宋体"/>
+          <w:lang w:val="en-GB" w:eastAsia="zh-CN"/>
+        </w:rPr>
+        <w:t>edn</w:t>
+      </w:r>
+      <w:proofErr w:type="spellEnd"/>
+      <w:r>
+        <w:rPr>
+          <w:rFonts w:eastAsia="宋体"/>
+          <w:lang w:val="en-GB" w:eastAsia="zh-CN"/>
+        </w:rPr>
+        <w:t xml:space="preserve">. Cambridge University Press. </w:t>
+      </w:r>
+      <w:proofErr w:type="spellStart"/>
+      <w:r>
+        <w:rPr>
+          <w:rFonts w:eastAsia="宋体"/>
+          <w:lang w:val="en-GB" w:eastAsia="zh-CN"/>
+        </w:rPr>
+        <w:t>doi</w:t>
+      </w:r>
+      <w:proofErr w:type="spellEnd"/>
+      <w:r>
+        <w:rPr>
+          <w:rFonts w:eastAsia="宋体"/>
+          <w:lang w:val="en-GB" w:eastAsia="zh-CN"/>
+        </w:rPr>
+        <w:t xml:space="preserve">: </w:t>
+      </w:r>
+      <w:hyperlink r:id="rId40" w:history="1">
+        <w:r>
+          <w:rPr>
+            <w:rStyle w:val="affe"/>
+            <w:rFonts w:eastAsia="宋体"/>
+            <w:lang w:val="en-GB" w:eastAsia="zh-CN"/>
+          </w:rPr>
+          <w:t>10.1017/9781009325844</w:t>
+        </w:r>
+      </w:hyperlink>
+      <w:r>
+        <w:rPr>
+          <w:rFonts w:eastAsia="宋体"/>
+          <w:lang w:val="en-GB" w:eastAsia="zh-CN"/>
+        </w:rPr>
+        <w:t>.</w:t>
+      </w:r>
+    </w:p>
+    <w:p>
+      <w:pPr>
+        <w:rPr>
+          <w:rFonts w:eastAsia="宋体"/>
+          <w:lang w:val="en-GB" w:eastAsia="zh-CN"/>
+        </w:rPr>
+      </w:pPr>
+      <w:r>
+        <w:rPr>
+          <w:rFonts w:eastAsia="宋体"/>
+          <w:lang w:val="en-GB" w:eastAsia="zh-CN"/>
+        </w:rPr>
+        <w:t xml:space="preserve">Liang, S., Wu, W., Sun, J., Li, Z., Sun, X., Chen, H., Chen, S., Fan, L., You, L. and Yang, P. (2021). ‘Climate-mediated dynamics of the northern limit of paddy rice in China’. </w:t>
+      </w:r>
+      <w:r>
+        <w:rPr>
+          <w:rFonts w:eastAsia="宋体"/>
+          <w:i/>
+          <w:iCs/>
+          <w:lang w:val="en-GB" w:eastAsia="zh-CN"/>
+        </w:rPr>
+        <w:t>Environmental Research Letters</w:t>
+      </w:r>
+      <w:r>
+        <w:rPr>
+          <w:rFonts w:eastAsia="宋体"/>
+          <w:lang w:val="en-GB" w:eastAsia="zh-CN"/>
+        </w:rPr>
+        <w:t xml:space="preserve">, 16 (6), p. 064008. </w:t>
+      </w:r>
+      <w:proofErr w:type="spellStart"/>
+      <w:r>
+        <w:rPr>
+          <w:rFonts w:eastAsia="宋体"/>
+          <w:lang w:val="en-GB" w:eastAsia="zh-CN"/>
+        </w:rPr>
+        <w:t>doi</w:t>
+      </w:r>
+      <w:proofErr w:type="spellEnd"/>
+      <w:r>
+        <w:rPr>
+          <w:rFonts w:eastAsia="宋体"/>
+          <w:lang w:val="en-GB" w:eastAsia="zh-CN"/>
+        </w:rPr>
+        <w:t xml:space="preserve">: </w:t>
+      </w:r>
+      <w:hyperlink r:id="rId41" w:history="1">
+        <w:r>
+          <w:rPr>
+            <w:rStyle w:val="affe"/>
+            <w:rFonts w:eastAsia="宋体"/>
+            <w:lang w:val="en-GB" w:eastAsia="zh-CN"/>
+          </w:rPr>
+          <w:t>10.1088/1748-9326/abfac0</w:t>
+        </w:r>
+      </w:hyperlink>
+      <w:r>
+        <w:rPr>
+          <w:rFonts w:eastAsia="宋体"/>
+          <w:lang w:val="en-GB" w:eastAsia="zh-CN"/>
+        </w:rPr>
+        <w:t>.</w:t>
+      </w:r>
+    </w:p>
+    <w:p>
+      <w:pPr>
+        <w:rPr>
+          <w:rFonts w:eastAsia="宋体"/>
+          <w:lang w:val="en-GB" w:eastAsia="zh-CN"/>
+        </w:rPr>
+      </w:pPr>
+      <w:r>
+        <w:rPr>
+          <w:rFonts w:eastAsia="宋体"/>
+          <w:lang w:val="en-GB" w:eastAsia="zh-CN"/>
+        </w:rPr>
+        <w:t xml:space="preserve">Liang, Z. and Ma, Z. (2004). ‘China’s Floating Population: New Evidence from the 2000 Census’. </w:t>
+      </w:r>
+      <w:r>
+        <w:rPr>
+          <w:rFonts w:eastAsia="宋体"/>
+          <w:i/>
+          <w:iCs/>
+          <w:lang w:val="en-GB" w:eastAsia="zh-CN"/>
+        </w:rPr>
+        <w:t>Population and Development Review</w:t>
+      </w:r>
+      <w:r>
+        <w:rPr>
+          <w:rFonts w:eastAsia="宋体"/>
+          <w:lang w:val="en-GB" w:eastAsia="zh-CN"/>
+        </w:rPr>
+        <w:t xml:space="preserve">, 30 (3), pp. 467–488. </w:t>
+      </w:r>
+      <w:proofErr w:type="spellStart"/>
+      <w:r>
+        <w:rPr>
+          <w:rFonts w:eastAsia="宋体"/>
+          <w:lang w:val="en-GB" w:eastAsia="zh-CN"/>
+        </w:rPr>
+        <w:t>doi</w:t>
+      </w:r>
+      <w:proofErr w:type="spellEnd"/>
+      <w:r>
+        <w:rPr>
+          <w:rFonts w:eastAsia="宋体"/>
+          <w:lang w:val="en-GB" w:eastAsia="zh-CN"/>
+        </w:rPr>
+        <w:t xml:space="preserve">: </w:t>
+      </w:r>
+      <w:hyperlink r:id="rId42" w:history="1">
+        <w:r>
+          <w:rPr>
+            <w:rStyle w:val="affe"/>
+            <w:rFonts w:eastAsia="宋体"/>
+            <w:lang w:val="en-GB" w:eastAsia="zh-CN"/>
+          </w:rPr>
+          <w:t>10.1111/j.1728-4457.</w:t>
+        </w:r>
+        <w:proofErr w:type="gramStart"/>
+        <w:r>
+          <w:rPr>
+            <w:rStyle w:val="affe"/>
+            <w:rFonts w:eastAsia="宋体"/>
+            <w:lang w:val="en-GB" w:eastAsia="zh-CN"/>
+          </w:rPr>
+          <w:t>2004.00024.x</w:t>
+        </w:r>
+        <w:proofErr w:type="gramEnd"/>
+      </w:hyperlink>
+      <w:r>
+        <w:rPr>
+          <w:rFonts w:eastAsia="宋体"/>
+          <w:lang w:val="en-GB" w:eastAsia="zh-CN"/>
+        </w:rPr>
+        <w:t>.</w:t>
+      </w:r>
+    </w:p>
+    <w:p>
+      <w:pPr>
+        <w:rPr>
+          <w:rFonts w:eastAsia="宋体"/>
+          <w:lang w:val="en-GB" w:eastAsia="zh-CN"/>
+        </w:rPr>
+      </w:pPr>
+      <w:r>
+        <w:rPr>
+          <w:rFonts w:eastAsia="宋体"/>
+          <w:lang w:val="en-GB" w:eastAsia="zh-CN"/>
+        </w:rPr>
+        <w:t>Lu, M. and Xia, Y. (2016). ‘Migration in the People’s Republic of China’.</w:t>
+      </w:r>
+    </w:p>
+    <w:p>
+      <w:pPr>
+        <w:rPr>
+          <w:rFonts w:eastAsia="宋体"/>
+          <w:lang w:val="en-GB" w:eastAsia="zh-CN"/>
+        </w:rPr>
+      </w:pPr>
+      <w:r>
+        <w:rPr>
+          <w:rFonts w:eastAsia="宋体"/>
+          <w:lang w:val="en-GB" w:eastAsia="zh-CN"/>
+        </w:rPr>
+        <w:t>Luo, Y., Tian, M., Wu, H., Wang, C. and Zhang, J. (2019). ‘</w:t>
+      </w:r>
+      <w:proofErr w:type="spellStart"/>
+      <w:r>
+        <w:rPr>
+          <w:rFonts w:eastAsia="宋体"/>
+          <w:lang w:val="en-GB" w:eastAsia="zh-CN"/>
+        </w:rPr>
+        <w:t>Spatio</w:t>
+      </w:r>
+      <w:proofErr w:type="spellEnd"/>
+      <w:r>
+        <w:rPr>
+          <w:rFonts w:eastAsia="宋体"/>
+          <w:lang w:val="en-GB" w:eastAsia="zh-CN"/>
+        </w:rPr>
+        <w:t xml:space="preserve">-temporal distribution and climatic background of agricultural drought in Guizhou Province’. </w:t>
+      </w:r>
+      <w:r>
+        <w:rPr>
+          <w:rFonts w:eastAsia="宋体"/>
+          <w:i/>
+          <w:iCs/>
+          <w:lang w:val="en-GB" w:eastAsia="zh-CN"/>
+        </w:rPr>
+        <w:t>Jilin Agriculture</w:t>
+      </w:r>
+      <w:r>
+        <w:rPr>
+          <w:rFonts w:eastAsia="宋体"/>
+          <w:lang w:val="en-GB" w:eastAsia="zh-CN"/>
+        </w:rPr>
+        <w:t xml:space="preserve">, (10), pp. 108–112. </w:t>
+      </w:r>
+      <w:proofErr w:type="spellStart"/>
+      <w:r>
+        <w:rPr>
+          <w:rFonts w:eastAsia="宋体"/>
+          <w:lang w:val="en-GB" w:eastAsia="zh-CN"/>
+        </w:rPr>
+        <w:t>doi</w:t>
+      </w:r>
+      <w:proofErr w:type="spellEnd"/>
+      <w:r>
+        <w:rPr>
+          <w:rFonts w:eastAsia="宋体"/>
+          <w:lang w:val="en-GB" w:eastAsia="zh-CN"/>
+        </w:rPr>
+        <w:t xml:space="preserve">: </w:t>
+      </w:r>
+      <w:hyperlink r:id="rId43" w:history="1">
+        <w:r>
+          <w:rPr>
+            <w:rStyle w:val="affe"/>
+            <w:rFonts w:eastAsia="宋体"/>
+            <w:lang w:val="en-GB" w:eastAsia="zh-CN"/>
+          </w:rPr>
+          <w:t>10.14025/j.cnki.jlny.2019.10.071</w:t>
+        </w:r>
+      </w:hyperlink>
+      <w:r>
+        <w:rPr>
+          <w:rFonts w:eastAsia="宋体"/>
+          <w:lang w:val="en-GB" w:eastAsia="zh-CN"/>
+        </w:rPr>
+        <w:t>.</w:t>
+      </w:r>
+    </w:p>
+    <w:p>
+      <w:pPr>
+        <w:rPr>
+          <w:rFonts w:eastAsia="宋体"/>
+          <w:lang w:val="en-GB" w:eastAsia="zh-CN"/>
+        </w:rPr>
+      </w:pPr>
+      <w:proofErr w:type="spellStart"/>
+      <w:r>
+        <w:rPr>
+          <w:rFonts w:eastAsia="宋体"/>
+          <w:lang w:val="en-GB" w:eastAsia="zh-CN"/>
+        </w:rPr>
+        <w:t>McLeman</w:t>
+      </w:r>
+      <w:proofErr w:type="spellEnd"/>
+      <w:r>
+        <w:rPr>
+          <w:rFonts w:eastAsia="宋体"/>
+          <w:lang w:val="en-GB" w:eastAsia="zh-CN"/>
+        </w:rPr>
+        <w:t xml:space="preserve">, R. (2018). ‘Thresholds in climate migration’. </w:t>
+      </w:r>
+      <w:r>
+        <w:rPr>
+          <w:rFonts w:eastAsia="宋体"/>
+          <w:i/>
+          <w:iCs/>
+          <w:lang w:val="en-GB" w:eastAsia="zh-CN"/>
+        </w:rPr>
+        <w:t>Population and Environment</w:t>
+      </w:r>
+      <w:r>
+        <w:rPr>
+          <w:rFonts w:eastAsia="宋体"/>
+          <w:lang w:val="en-GB" w:eastAsia="zh-CN"/>
+        </w:rPr>
+        <w:t xml:space="preserve">. Springer Science and Business Media LLC, 39 (4), pp. 319–338. </w:t>
+      </w:r>
+      <w:proofErr w:type="spellStart"/>
+      <w:r>
+        <w:rPr>
+          <w:rFonts w:eastAsia="宋体"/>
+          <w:lang w:val="en-GB" w:eastAsia="zh-CN"/>
+        </w:rPr>
+        <w:t>doi</w:t>
+      </w:r>
+      <w:proofErr w:type="spellEnd"/>
+      <w:r>
+        <w:rPr>
+          <w:rFonts w:eastAsia="宋体"/>
+          <w:lang w:val="en-GB" w:eastAsia="zh-CN"/>
+        </w:rPr>
+        <w:t xml:space="preserve">: </w:t>
+      </w:r>
+      <w:hyperlink r:id="rId44" w:history="1">
+        <w:r>
+          <w:rPr>
+            <w:rStyle w:val="affe"/>
+            <w:rFonts w:eastAsia="宋体"/>
+            <w:lang w:val="en-GB" w:eastAsia="zh-CN"/>
+          </w:rPr>
+          <w:t>10.1007/s11111-017-0290-2</w:t>
+        </w:r>
+      </w:hyperlink>
+      <w:r>
+        <w:rPr>
+          <w:rFonts w:eastAsia="宋体"/>
+          <w:lang w:val="en-GB" w:eastAsia="zh-CN"/>
+        </w:rPr>
+        <w:t>.</w:t>
+      </w:r>
+    </w:p>
+    <w:p>
+      <w:pPr>
+        <w:rPr>
+          <w:rFonts w:eastAsia="宋体"/>
+          <w:lang w:val="en-GB" w:eastAsia="zh-CN"/>
+        </w:rPr>
+      </w:pPr>
+      <w:r>
+        <w:rPr>
+          <w:rFonts w:eastAsia="宋体"/>
+          <w:lang w:val="en-GB" w:eastAsia="zh-CN"/>
+        </w:rPr>
+        <w:t xml:space="preserve">Mueller, V., Gray, C. and Kosec, K. (2014). ‘Heat stress increases long-term human migration in rural Pakistan’. </w:t>
+      </w:r>
+      <w:r>
+        <w:rPr>
+          <w:rFonts w:eastAsia="宋体"/>
+          <w:i/>
+          <w:iCs/>
+          <w:lang w:val="en-GB" w:eastAsia="zh-CN"/>
+        </w:rPr>
+        <w:t>Nature Climate Change</w:t>
+      </w:r>
+      <w:r>
+        <w:rPr>
+          <w:rFonts w:eastAsia="宋体"/>
+          <w:lang w:val="en-GB" w:eastAsia="zh-CN"/>
+        </w:rPr>
+        <w:t xml:space="preserve">. Springer Science and Business Media LLC, 4 (3), pp. 182–185. </w:t>
+      </w:r>
+      <w:proofErr w:type="spellStart"/>
+      <w:r>
+        <w:rPr>
+          <w:rFonts w:eastAsia="宋体"/>
+          <w:lang w:val="en-GB" w:eastAsia="zh-CN"/>
+        </w:rPr>
+        <w:t>doi</w:t>
+      </w:r>
+      <w:proofErr w:type="spellEnd"/>
+      <w:r>
+        <w:rPr>
+          <w:rFonts w:eastAsia="宋体"/>
+          <w:lang w:val="en-GB" w:eastAsia="zh-CN"/>
+        </w:rPr>
+        <w:t xml:space="preserve">: </w:t>
+      </w:r>
+      <w:hyperlink r:id="rId45" w:history="1">
+        <w:r>
+          <w:rPr>
+            <w:rStyle w:val="affe"/>
+            <w:rFonts w:eastAsia="宋体"/>
+            <w:lang w:val="en-GB" w:eastAsia="zh-CN"/>
+          </w:rPr>
+          <w:t>10.1038/nclimate2103</w:t>
+        </w:r>
+      </w:hyperlink>
+      <w:r>
+        <w:rPr>
+          <w:rFonts w:eastAsia="宋体"/>
+          <w:lang w:val="en-GB" w:eastAsia="zh-CN"/>
+        </w:rPr>
+        <w:t>.</w:t>
+      </w:r>
+    </w:p>
+    <w:p>
+      <w:pPr>
+        <w:rPr>
+          <w:rFonts w:eastAsia="宋体"/>
+          <w:lang w:val="en-GB" w:eastAsia="zh-CN"/>
+        </w:rPr>
+      </w:pPr>
+      <w:r>
+        <w:rPr>
+          <w:rFonts w:eastAsia="宋体"/>
+          <w:lang w:val="en-GB" w:eastAsia="zh-CN"/>
+        </w:rPr>
+        <w:t xml:space="preserve">National Climate </w:t>
+      </w:r>
+      <w:proofErr w:type="spellStart"/>
+      <w:r>
+        <w:rPr>
+          <w:rFonts w:eastAsia="宋体"/>
+          <w:lang w:val="en-GB" w:eastAsia="zh-CN"/>
+        </w:rPr>
+        <w:t>Center</w:t>
+      </w:r>
+      <w:proofErr w:type="spellEnd"/>
+      <w:r>
+        <w:rPr>
+          <w:rFonts w:eastAsia="宋体"/>
+          <w:lang w:val="en-GB" w:eastAsia="zh-CN"/>
+        </w:rPr>
+        <w:t xml:space="preserve">, C. M. A. (2025). </w:t>
+      </w:r>
+      <w:r>
+        <w:rPr>
+          <w:rFonts w:eastAsia="宋体"/>
+          <w:i/>
+          <w:iCs/>
+          <w:lang w:val="en-GB" w:eastAsia="zh-CN"/>
+        </w:rPr>
+        <w:t>China Climate Change Blue Book (2025)</w:t>
+      </w:r>
+      <w:r>
+        <w:rPr>
+          <w:rFonts w:eastAsia="宋体"/>
+          <w:lang w:val="en-GB" w:eastAsia="zh-CN"/>
+        </w:rPr>
+        <w:t>. 9787030824820. Beijing, China: Science Press.</w:t>
+      </w:r>
+    </w:p>
+    <w:p>
+      <w:pPr>
+        <w:rPr>
+          <w:rFonts w:eastAsia="宋体"/>
+          <w:lang w:val="en-GB" w:eastAsia="zh-CN"/>
+        </w:rPr>
+      </w:pPr>
+      <w:r>
+        <w:rPr>
+          <w:rFonts w:eastAsia="宋体"/>
+          <w:lang w:val="en-GB" w:eastAsia="zh-CN"/>
+        </w:rPr>
+        <w:t xml:space="preserve">Sun, Y. (2023). ‘Temperature effects on rural household outmigration: Evidence from China’. </w:t>
+      </w:r>
+      <w:r>
+        <w:rPr>
+          <w:rFonts w:eastAsia="宋体"/>
+          <w:i/>
+          <w:iCs/>
+          <w:lang w:val="en-GB" w:eastAsia="zh-CN"/>
+        </w:rPr>
+        <w:t>Population and Environment</w:t>
+      </w:r>
+      <w:r>
+        <w:rPr>
+          <w:rFonts w:eastAsia="宋体"/>
+          <w:lang w:val="en-GB" w:eastAsia="zh-CN"/>
+        </w:rPr>
+        <w:t xml:space="preserve">, 45 (4), p. 25. </w:t>
+      </w:r>
+      <w:proofErr w:type="spellStart"/>
+      <w:r>
+        <w:rPr>
+          <w:rFonts w:eastAsia="宋体"/>
+          <w:lang w:val="en-GB" w:eastAsia="zh-CN"/>
+        </w:rPr>
+        <w:t>doi</w:t>
+      </w:r>
+      <w:proofErr w:type="spellEnd"/>
+      <w:r>
+        <w:rPr>
+          <w:rFonts w:eastAsia="宋体"/>
+          <w:lang w:val="en-GB" w:eastAsia="zh-CN"/>
+        </w:rPr>
+        <w:t xml:space="preserve">: </w:t>
+      </w:r>
+      <w:hyperlink r:id="rId46" w:history="1">
+        <w:r>
+          <w:rPr>
+            <w:rStyle w:val="affe"/>
+            <w:rFonts w:eastAsia="宋体"/>
+            <w:lang w:val="en-GB" w:eastAsia="zh-CN"/>
+          </w:rPr>
+          <w:t>10.1007/s11111-023-00441-4</w:t>
+        </w:r>
+      </w:hyperlink>
+      <w:r>
+        <w:rPr>
+          <w:rFonts w:eastAsia="宋体"/>
+          <w:lang w:val="en-GB" w:eastAsia="zh-CN"/>
+        </w:rPr>
+        <w:t>.</w:t>
+      </w:r>
+    </w:p>
+    <w:p>
+      <w:pPr>
+        <w:rPr>
+          <w:rFonts w:eastAsia="宋体"/>
+          <w:lang w:val="en-GB" w:eastAsia="zh-CN"/>
+        </w:rPr>
+      </w:pPr>
+      <w:r>
+        <w:rPr>
+          <w:rFonts w:eastAsia="宋体"/>
+          <w:i/>
+          <w:iCs/>
+          <w:lang w:val="en-GB" w:eastAsia="zh-CN"/>
+        </w:rPr>
+        <w:lastRenderedPageBreak/>
+        <w:t>The State of Food and Agriculture 2021: Making Agrifood Systems More Resilient to Shocks and Stresses</w:t>
+      </w:r>
+      <w:r>
+        <w:rPr>
+          <w:rFonts w:eastAsia="宋体"/>
+          <w:lang w:val="en-GB" w:eastAsia="zh-CN"/>
+        </w:rPr>
+        <w:t xml:space="preserve">. (2021). </w:t>
+      </w:r>
+      <w:proofErr w:type="spellStart"/>
+      <w:r>
+        <w:rPr>
+          <w:rFonts w:eastAsia="宋体"/>
+          <w:lang w:val="en-GB" w:eastAsia="zh-CN"/>
+        </w:rPr>
+        <w:t>S.l.</w:t>
+      </w:r>
+      <w:proofErr w:type="spellEnd"/>
+      <w:r>
+        <w:rPr>
+          <w:rFonts w:eastAsia="宋体"/>
+          <w:lang w:val="en-GB" w:eastAsia="zh-CN"/>
+        </w:rPr>
+        <w:t>: Food and Agriculture Organization of the United Nations.</w:t>
+      </w:r>
+    </w:p>
+    <w:p>
+      <w:pPr>
+        <w:rPr>
+          <w:rFonts w:eastAsia="宋体"/>
+          <w:lang w:val="en-GB" w:eastAsia="zh-CN"/>
+        </w:rPr>
+      </w:pPr>
+      <w:r>
+        <w:rPr>
+          <w:rFonts w:eastAsia="宋体"/>
+          <w:lang w:val="en-GB" w:eastAsia="zh-CN"/>
+        </w:rPr>
+        <w:t xml:space="preserve">Vicente-Serrano, S. M., </w:t>
+      </w:r>
+      <w:proofErr w:type="spellStart"/>
+      <w:r>
+        <w:rPr>
+          <w:rFonts w:eastAsia="宋体"/>
+          <w:lang w:val="en-GB" w:eastAsia="zh-CN"/>
+        </w:rPr>
+        <w:t>Beguería</w:t>
+      </w:r>
+      <w:proofErr w:type="spellEnd"/>
+      <w:r>
+        <w:rPr>
+          <w:rFonts w:eastAsia="宋体"/>
+          <w:lang w:val="en-GB" w:eastAsia="zh-CN"/>
+        </w:rPr>
+        <w:t xml:space="preserve">, S. and López-Moreno, J. I. (2010). ‘A </w:t>
+      </w:r>
+      <w:proofErr w:type="spellStart"/>
+      <w:r>
+        <w:rPr>
+          <w:rFonts w:eastAsia="宋体"/>
+          <w:lang w:val="en-GB" w:eastAsia="zh-CN"/>
+        </w:rPr>
+        <w:t>Multiscalar</w:t>
+      </w:r>
+      <w:proofErr w:type="spellEnd"/>
+      <w:r>
+        <w:rPr>
+          <w:rFonts w:eastAsia="宋体"/>
+          <w:lang w:val="en-GB" w:eastAsia="zh-CN"/>
+        </w:rPr>
+        <w:t xml:space="preserve"> Drought Index Sensitive to Global Warming: The Standardized Precipitation Evapotranspiration Index’. </w:t>
+      </w:r>
+      <w:r>
+        <w:rPr>
+          <w:rFonts w:eastAsia="宋体"/>
+          <w:i/>
+          <w:iCs/>
+          <w:lang w:val="en-GB" w:eastAsia="zh-CN"/>
+        </w:rPr>
+        <w:t>Journal of Climate</w:t>
+      </w:r>
+      <w:r>
+        <w:rPr>
+          <w:rFonts w:eastAsia="宋体"/>
+          <w:lang w:val="en-GB" w:eastAsia="zh-CN"/>
+        </w:rPr>
+        <w:t xml:space="preserve">, 23 (7), pp. 1696–1718. </w:t>
+      </w:r>
+      <w:proofErr w:type="spellStart"/>
+      <w:r>
+        <w:rPr>
+          <w:rFonts w:eastAsia="宋体"/>
+          <w:lang w:val="en-GB" w:eastAsia="zh-CN"/>
+        </w:rPr>
+        <w:t>doi</w:t>
+      </w:r>
+      <w:proofErr w:type="spellEnd"/>
+      <w:r>
+        <w:rPr>
+          <w:rFonts w:eastAsia="宋体"/>
+          <w:lang w:val="en-GB" w:eastAsia="zh-CN"/>
+        </w:rPr>
+        <w:t xml:space="preserve">: </w:t>
+      </w:r>
+      <w:hyperlink r:id="rId47" w:history="1">
+        <w:r>
+          <w:rPr>
+            <w:rStyle w:val="affe"/>
+            <w:rFonts w:eastAsia="宋体"/>
+            <w:lang w:val="en-GB" w:eastAsia="zh-CN"/>
+          </w:rPr>
+          <w:t>10.1175/2009JCLI2909.1</w:t>
+        </w:r>
+      </w:hyperlink>
+      <w:r>
+        <w:rPr>
+          <w:rFonts w:eastAsia="宋体"/>
+          <w:lang w:val="en-GB" w:eastAsia="zh-CN"/>
+        </w:rPr>
+        <w:t>.</w:t>
+      </w:r>
+    </w:p>
+    <w:p>
+      <w:pPr>
+        <w:rPr>
+          <w:rFonts w:eastAsia="宋体"/>
+          <w:lang w:val="en-GB" w:eastAsia="zh-CN"/>
+        </w:rPr>
+      </w:pPr>
+      <w:r>
+        <w:rPr>
+          <w:rFonts w:eastAsia="宋体"/>
+          <w:lang w:val="en-GB" w:eastAsia="zh-CN"/>
+        </w:rPr>
+        <w:t xml:space="preserve">Wang, H., Chen, B. and Shen, X. (2024). ‘Extreme rainfall, farmer vulnerability, and </w:t>
+      </w:r>
+      <w:proofErr w:type="spellStart"/>
+      <w:r>
+        <w:rPr>
+          <w:rFonts w:eastAsia="宋体"/>
+          <w:lang w:val="en-GB" w:eastAsia="zh-CN"/>
+        </w:rPr>
+        <w:t>labor</w:t>
+      </w:r>
+      <w:proofErr w:type="spellEnd"/>
+      <w:r>
+        <w:rPr>
+          <w:rFonts w:eastAsia="宋体"/>
+          <w:lang w:val="en-GB" w:eastAsia="zh-CN"/>
+        </w:rPr>
+        <w:t xml:space="preserve"> mobility—Evidence from rural China’. </w:t>
+      </w:r>
+      <w:r>
+        <w:rPr>
+          <w:rFonts w:eastAsia="宋体"/>
+          <w:i/>
+          <w:iCs/>
+          <w:lang w:val="en-GB" w:eastAsia="zh-CN"/>
+        </w:rPr>
+        <w:t>Science of The Total Environment</w:t>
+      </w:r>
+      <w:r>
+        <w:rPr>
+          <w:rFonts w:eastAsia="宋体"/>
+          <w:lang w:val="en-GB" w:eastAsia="zh-CN"/>
+        </w:rPr>
+        <w:t xml:space="preserve">, 918, p. 170866. </w:t>
+      </w:r>
+      <w:proofErr w:type="spellStart"/>
+      <w:r>
+        <w:rPr>
+          <w:rFonts w:eastAsia="宋体"/>
+          <w:lang w:val="en-GB" w:eastAsia="zh-CN"/>
+        </w:rPr>
+        <w:t>doi</w:t>
+      </w:r>
+      <w:proofErr w:type="spellEnd"/>
+      <w:r>
+        <w:rPr>
+          <w:rFonts w:eastAsia="宋体"/>
+          <w:lang w:val="en-GB" w:eastAsia="zh-CN"/>
+        </w:rPr>
+        <w:t xml:space="preserve">: </w:t>
+      </w:r>
+      <w:hyperlink r:id="rId48" w:history="1">
+        <w:r>
+          <w:rPr>
+            <w:rStyle w:val="affe"/>
+            <w:rFonts w:eastAsia="宋体"/>
+            <w:lang w:val="en-GB" w:eastAsia="zh-CN"/>
+          </w:rPr>
+          <w:t>10.1016/j.scitotenv.2024.170866</w:t>
+        </w:r>
+      </w:hyperlink>
+      <w:r>
+        <w:rPr>
+          <w:rFonts w:eastAsia="宋体"/>
+          <w:lang w:val="en-GB" w:eastAsia="zh-CN"/>
+        </w:rPr>
+        <w:t>.</w:t>
+      </w:r>
+    </w:p>
+    <w:p>
+      <w:pPr>
+        <w:rPr>
+          <w:rFonts w:eastAsia="宋体"/>
+          <w:lang w:val="en-GB" w:eastAsia="zh-CN"/>
+        </w:rPr>
+      </w:pPr>
+      <w:r>
+        <w:rPr>
+          <w:rFonts w:eastAsia="宋体"/>
+          <w:lang w:val="en-GB" w:eastAsia="zh-CN"/>
+        </w:rPr>
+        <w:t xml:space="preserve">Wang, X. (2013). ‘Different Roles of Land in Rural–Urban Migration: Evidence from China’s Household Survey’. </w:t>
+      </w:r>
+      <w:r>
+        <w:rPr>
+          <w:rFonts w:eastAsia="宋体"/>
+          <w:i/>
+          <w:iCs/>
+          <w:lang w:val="en-GB" w:eastAsia="zh-CN"/>
+        </w:rPr>
+        <w:t>China &amp; World Economy</w:t>
+      </w:r>
+      <w:r>
+        <w:rPr>
+          <w:rFonts w:eastAsia="宋体"/>
+          <w:lang w:val="en-GB" w:eastAsia="zh-CN"/>
+        </w:rPr>
+        <w:t xml:space="preserve">, 21 (1), pp. 107–126. </w:t>
+      </w:r>
+      <w:proofErr w:type="spellStart"/>
+      <w:r>
+        <w:rPr>
+          <w:rFonts w:eastAsia="宋体"/>
+          <w:lang w:val="en-GB" w:eastAsia="zh-CN"/>
+        </w:rPr>
+        <w:t>doi</w:t>
+      </w:r>
+      <w:proofErr w:type="spellEnd"/>
+      <w:r>
+        <w:rPr>
+          <w:rFonts w:eastAsia="宋体"/>
+          <w:lang w:val="en-GB" w:eastAsia="zh-CN"/>
+        </w:rPr>
+        <w:t xml:space="preserve">: </w:t>
+      </w:r>
+      <w:hyperlink r:id="rId49" w:history="1">
+        <w:r>
+          <w:rPr>
+            <w:rStyle w:val="affe"/>
+            <w:rFonts w:eastAsia="宋体"/>
+            <w:lang w:val="en-GB" w:eastAsia="zh-CN"/>
+          </w:rPr>
+          <w:t>10.1111/j.1749-124X.</w:t>
+        </w:r>
+        <w:proofErr w:type="gramStart"/>
+        <w:r>
+          <w:rPr>
+            <w:rStyle w:val="affe"/>
+            <w:rFonts w:eastAsia="宋体"/>
+            <w:lang w:val="en-GB" w:eastAsia="zh-CN"/>
+          </w:rPr>
+          <w:t>2013.12011.x</w:t>
+        </w:r>
+        <w:proofErr w:type="gramEnd"/>
+      </w:hyperlink>
+      <w:r>
+        <w:rPr>
+          <w:rFonts w:eastAsia="宋体"/>
+          <w:lang w:val="en-GB" w:eastAsia="zh-CN"/>
+        </w:rPr>
+        <w:t>.</w:t>
+      </w:r>
+    </w:p>
+    <w:p>
+      <w:pPr>
+        <w:rPr>
+          <w:rFonts w:eastAsia="宋体"/>
+          <w:lang w:val="en-GB" w:eastAsia="zh-CN"/>
+        </w:rPr>
+      </w:pPr>
+      <w:r>
+        <w:rPr>
+          <w:rFonts w:eastAsia="宋体"/>
+          <w:lang w:val="en-GB" w:eastAsia="zh-CN"/>
+        </w:rPr>
+        <w:t xml:space="preserve">Wei, W. and Li, X. (2021). ‘Changes of NDVI in </w:t>
+      </w:r>
+      <w:proofErr w:type="spellStart"/>
+      <w:r>
+        <w:rPr>
+          <w:rFonts w:eastAsia="宋体"/>
+          <w:lang w:val="en-GB" w:eastAsia="zh-CN"/>
+        </w:rPr>
+        <w:t>Beipan</w:t>
+      </w:r>
+      <w:proofErr w:type="spellEnd"/>
+      <w:r>
+        <w:rPr>
+          <w:rFonts w:eastAsia="宋体"/>
+          <w:lang w:val="en-GB" w:eastAsia="zh-CN"/>
+        </w:rPr>
+        <w:t xml:space="preserve"> River Basin of Guizhou Province and its relationship with terrain gradient and population distribution during 2000–2018’. </w:t>
+      </w:r>
+      <w:r>
+        <w:rPr>
+          <w:rFonts w:eastAsia="宋体"/>
+          <w:i/>
+          <w:iCs/>
+          <w:lang w:val="en-GB" w:eastAsia="zh-CN"/>
+        </w:rPr>
+        <w:t>Bulletin of Soil and Water Conservation</w:t>
+      </w:r>
+      <w:r>
+        <w:rPr>
+          <w:rFonts w:eastAsia="宋体"/>
+          <w:lang w:val="en-GB" w:eastAsia="zh-CN"/>
+        </w:rPr>
+        <w:t xml:space="preserve">, 41 (6), pp. 361–368. </w:t>
+      </w:r>
+      <w:proofErr w:type="spellStart"/>
+      <w:r>
+        <w:rPr>
+          <w:rFonts w:eastAsia="宋体"/>
+          <w:lang w:val="en-GB" w:eastAsia="zh-CN"/>
+        </w:rPr>
+        <w:t>doi</w:t>
+      </w:r>
+      <w:proofErr w:type="spellEnd"/>
+      <w:r>
+        <w:rPr>
+          <w:rFonts w:eastAsia="宋体"/>
+          <w:lang w:val="en-GB" w:eastAsia="zh-CN"/>
+        </w:rPr>
+        <w:t xml:space="preserve">: </w:t>
+      </w:r>
+      <w:hyperlink r:id="rId50" w:history="1">
+        <w:r>
+          <w:rPr>
+            <w:rStyle w:val="affe"/>
+            <w:rFonts w:eastAsia="宋体"/>
+            <w:lang w:val="en-GB" w:eastAsia="zh-CN"/>
+          </w:rPr>
+          <w:t>10.13961/j.cnki.stbctb.2021.06.046</w:t>
+        </w:r>
+      </w:hyperlink>
+      <w:r>
+        <w:rPr>
+          <w:rFonts w:eastAsia="宋体"/>
+          <w:lang w:val="en-GB" w:eastAsia="zh-CN"/>
+        </w:rPr>
+        <w:t>.</w:t>
+      </w:r>
+    </w:p>
+    <w:p>
+      <w:pPr>
+        <w:rPr>
+          <w:rFonts w:eastAsia="宋体"/>
+          <w:lang w:val="en-GB" w:eastAsia="zh-CN"/>
+        </w:rPr>
+      </w:pPr>
+      <w:r>
+        <w:rPr>
+          <w:rFonts w:eastAsia="宋体"/>
+          <w:lang w:val="en-GB" w:eastAsia="zh-CN"/>
+        </w:rPr>
+        <w:t xml:space="preserve">Yun, S., Jun, Y. and Hong, S. (2012). ‘Social perception and response to the drought process: a case study of the drought during 2009–2010 in the </w:t>
+      </w:r>
+      <w:proofErr w:type="spellStart"/>
+      <w:r>
+        <w:rPr>
+          <w:rFonts w:eastAsia="宋体"/>
+          <w:lang w:val="en-GB" w:eastAsia="zh-CN"/>
+        </w:rPr>
+        <w:t>Qianxi’nan</w:t>
+      </w:r>
+      <w:proofErr w:type="spellEnd"/>
+      <w:r>
+        <w:rPr>
+          <w:rFonts w:eastAsia="宋体"/>
+          <w:lang w:val="en-GB" w:eastAsia="zh-CN"/>
+        </w:rPr>
+        <w:t xml:space="preserve"> Prefecture of Guizhou Province’. </w:t>
+      </w:r>
+      <w:r>
+        <w:rPr>
+          <w:rFonts w:eastAsia="宋体"/>
+          <w:i/>
+          <w:iCs/>
+          <w:lang w:val="en-GB" w:eastAsia="zh-CN"/>
+        </w:rPr>
+        <w:t>Natural Hazards</w:t>
+      </w:r>
+      <w:r>
+        <w:rPr>
+          <w:rFonts w:eastAsia="宋体"/>
+          <w:lang w:val="en-GB" w:eastAsia="zh-CN"/>
+        </w:rPr>
+        <w:t xml:space="preserve">, 64 (1), pp. 839–851. </w:t>
+      </w:r>
+      <w:proofErr w:type="spellStart"/>
+      <w:r>
+        <w:rPr>
+          <w:rFonts w:eastAsia="宋体"/>
+          <w:lang w:val="en-GB" w:eastAsia="zh-CN"/>
+        </w:rPr>
+        <w:t>doi</w:t>
+      </w:r>
+      <w:proofErr w:type="spellEnd"/>
+      <w:r>
+        <w:rPr>
+          <w:rFonts w:eastAsia="宋体"/>
+          <w:lang w:val="en-GB" w:eastAsia="zh-CN"/>
+        </w:rPr>
+        <w:t xml:space="preserve">: </w:t>
+      </w:r>
+      <w:hyperlink r:id="rId51" w:history="1">
+        <w:r>
+          <w:rPr>
+            <w:rStyle w:val="affe"/>
+            <w:rFonts w:eastAsia="宋体"/>
+            <w:lang w:val="en-GB" w:eastAsia="zh-CN"/>
+          </w:rPr>
+          <w:t>10.1007/s11069-012-0274-6</w:t>
+        </w:r>
+      </w:hyperlink>
+      <w:r>
+        <w:rPr>
+          <w:rFonts w:eastAsia="宋体"/>
+          <w:lang w:val="en-GB" w:eastAsia="zh-CN"/>
+        </w:rPr>
+        <w:t>.</w:t>
+      </w:r>
+    </w:p>
+    <w:p>
+      <w:pPr>
+        <w:rPr>
+          <w:rFonts w:eastAsia="宋体"/>
+          <w:lang w:val="en-GB" w:eastAsia="zh-CN"/>
+        </w:rPr>
+      </w:pPr>
+      <w:r>
+        <w:rPr>
+          <w:rFonts w:eastAsia="宋体"/>
+          <w:lang w:val="en-GB" w:eastAsia="zh-CN"/>
+        </w:rPr>
+        <w:t xml:space="preserve">Zheng, W., Chen, X., Xu, W. and Wu, Z. (2024). ‘Heterogeneous and short-term effects of a changing climate on farmers’ </w:t>
+      </w:r>
+      <w:proofErr w:type="spellStart"/>
+      <w:r>
+        <w:rPr>
+          <w:rFonts w:eastAsia="宋体"/>
+          <w:lang w:val="en-GB" w:eastAsia="zh-CN"/>
+        </w:rPr>
+        <w:t>labor</w:t>
+      </w:r>
+      <w:proofErr w:type="spellEnd"/>
+      <w:r>
+        <w:rPr>
+          <w:rFonts w:eastAsia="宋体"/>
+          <w:lang w:val="en-GB" w:eastAsia="zh-CN"/>
+        </w:rPr>
+        <w:t xml:space="preserve"> allocation: An empirical analysis of China’. </w:t>
+      </w:r>
+      <w:r>
+        <w:rPr>
+          <w:rFonts w:eastAsia="宋体"/>
+          <w:i/>
+          <w:iCs/>
+          <w:lang w:val="en-GB" w:eastAsia="zh-CN"/>
+        </w:rPr>
+        <w:t>PLOS ONE</w:t>
+      </w:r>
+      <w:r>
+        <w:rPr>
+          <w:rFonts w:eastAsia="宋体"/>
+          <w:lang w:val="en-GB" w:eastAsia="zh-CN"/>
+        </w:rPr>
+        <w:t xml:space="preserve">. Edited by Z. Mushtaq, 19 (7), p. e0306260. </w:t>
+      </w:r>
+      <w:proofErr w:type="spellStart"/>
+      <w:r>
+        <w:rPr>
+          <w:rFonts w:eastAsia="宋体"/>
+          <w:lang w:val="en-GB" w:eastAsia="zh-CN"/>
+        </w:rPr>
+        <w:t>doi</w:t>
+      </w:r>
+      <w:proofErr w:type="spellEnd"/>
+      <w:r>
+        <w:rPr>
+          <w:rFonts w:eastAsia="宋体"/>
+          <w:lang w:val="en-GB" w:eastAsia="zh-CN"/>
+        </w:rPr>
+        <w:t xml:space="preserve">: </w:t>
+      </w:r>
+      <w:hyperlink r:id="rId52" w:history="1">
+        <w:r>
+          <w:rPr>
+            <w:rStyle w:val="affe"/>
+            <w:rFonts w:eastAsia="宋体"/>
+            <w:lang w:val="en-GB" w:eastAsia="zh-CN"/>
+          </w:rPr>
+          <w:t>10.1371/journal.pone.0306260</w:t>
+        </w:r>
+      </w:hyperlink>
+      <w:r>
+        <w:rPr>
+          <w:rFonts w:eastAsia="宋体"/>
+          <w:lang w:val="en-GB" w:eastAsia="zh-CN"/>
+        </w:rPr>
+        <w:t>.</w:t>
+      </w:r>
+    </w:p>
+    <w:p>
+      <w:pPr>
+        <w:rPr>
+          <w:rFonts w:eastAsia="宋体" w:hint="eastAsia"/>
+          <w:lang w:val="en-GB" w:eastAsia="zh-CN"/>
+        </w:rPr>
+      </w:pPr>
+      <w:r>
+        <w:rPr>
+          <w:rFonts w:eastAsia="宋体"/>
+          <w:lang w:val="en-GB" w:eastAsia="zh-CN"/>
+        </w:rPr>
+        <w:br w:type="page"/>
+      </w:r>
+    </w:p>
+    <w:p>
+      <w:pPr>
+        <w:pStyle w:val="1"/>
+      </w:pPr>
+      <w:bookmarkStart w:id="68" w:name="_Toc205748882"/>
+      <w:r>
+        <w:lastRenderedPageBreak/>
+        <w:t>Appendices</w:t>
+      </w:r>
+      <w:bookmarkEnd w:id="68"/>
+    </w:p>
+    <w:p>
       <w:r>
         <w:t>Include supplementary material such as extended tables, figures, or code.</w:t>
       </w:r>
     </w:p>
     <w:sectPr>
-      <w:footerReference w:type="default" r:id="rId13"/>
+      <w:footerReference w:type="default" r:id="rId53"/>
       <w:pgSz w:w="12240" w:h="15840"/>
       <w:pgMar w:top="1440" w:right="1800" w:bottom="1440" w:left="1800" w:header="720" w:footer="720" w:gutter="0"/>
       <w:pgNumType w:fmt="numberInDash" w:start="0"/>
@@ -6558,6 +12677,7 @@
     <w:p>
       <w:pPr>
         <w:pStyle w:val="affa"/>
+        <w:jc w:val="left"/>
       </w:pPr>
       <w:r>
         <w:rPr>
@@ -6566,7 +12686,7 @@
         <w:annotationRef/>
       </w:r>
       <w:r>
-        <w:t>1025 words</w:t>
+        <w:t>1078 words</w:t>
       </w:r>
     </w:p>
   </w:comment>
@@ -6586,10 +12706,11 @@
       </w:r>
     </w:p>
   </w:comment>
-  <w:comment w:id="14" w:author="Zeng, Xinyi" w:date="2025-08-07T17:07:00Z" w:initials="XZ">
+  <w:comment w:id="10" w:author="Zeng, Xinyi" w:date="2025-08-10T18:33:00Z" w:initials="XZ">
     <w:p>
       <w:pPr>
         <w:pStyle w:val="affa"/>
+        <w:jc w:val="left"/>
       </w:pPr>
       <w:r>
         <w:rPr>
@@ -6598,34 +12719,15 @@
         <w:annotationRef/>
       </w:r>
       <w:r>
-        <w:t>strucutue</w:t>
-      </w:r>
-      <w:r>
-        <w:rPr>
-          <w:rFonts w:hint="eastAsia"/>
-        </w:rPr>
-        <w:t>：</w:t>
-      </w:r>
-      <w:r>
-        <w:rPr>
-          <w:rFonts w:hint="eastAsia"/>
-        </w:rPr>
-        <w:t>Empirical studies consistently show that climate shocks significantly reduce agricultural productivity. Liang et al. (2021) used satellite crop distribution data to document the northward shift of China's rice-growing boundary and linked these changes to long-term temperature and precipitation trends. Similarly, Wang et al. (2024) analysed extreme rainfall events in rural China using Standardised Precipitation Index (SPI) data, finding that yield losses and income declines were particularly severe in less affluent regions. Zheng et al. (2024) analysed panel data from rural Chinese households, showing that short-term climate change affects the allocation of agricultural labour, with significant regional differences.</w:t>
-      </w:r>
-    </w:p>
-    <w:p>
-      <w:pPr>
-        <w:pStyle w:val="affa"/>
-      </w:pPr>
-      <w:r>
-        <w:t>Regional studies have further revealed the vulnerability of Guizhou's agricultural system. Luo et al. (2019) analysed the spatio-temporal distribution of agricultural drought in the province and identified areas prone to persistent drought, particularly in the northwestern region. Wei and Li (2021) studied the relationship between the normalised difference vegetation index (NDVI), terrain gradient, and population distribution in the Beipanjiang River basin, finding that vegetation in high-altitude areas is more sensitive to climate change. These findings support the use of the normalised difference vegetation index (NDVI) as an alternative indicator of agricultural vitality in drought impact assessments and indicate that natural geographical features are important moderating factors in the interaction between climate and agriculture.</w:t>
+        <w:t>2250 words</w:t>
       </w:r>
     </w:p>
   </w:comment>
-  <w:comment w:id="24" w:author="Zeng, Xinyi" w:date="2025-08-08T17:17:00Z" w:initials="XZ">
+  <w:comment w:id="25" w:author="Zeng, Xinyi" w:date="2025-08-10T18:31:00Z" w:initials="XZ">
     <w:p>
       <w:pPr>
         <w:pStyle w:val="affa"/>
+        <w:jc w:val="left"/>
       </w:pPr>
       <w:r>
         <w:rPr>
@@ -6634,11 +12736,11 @@
         <w:annotationRef/>
       </w:r>
       <w:r>
-        <w:t>To do</w:t>
+        <w:t>1637 words</w:t>
       </w:r>
     </w:p>
   </w:comment>
-  <w:comment w:id="26" w:author="Zeng, Xinyi" w:date="2025-08-08T17:30:00Z" w:initials="XZ">
+  <w:comment w:id="37" w:author="Zeng, Xinyi" w:date="2025-08-08T17:17:00Z" w:initials="XZ">
     <w:p>
       <w:pPr>
         <w:pStyle w:val="affa"/>
@@ -6650,14 +12752,15 @@
         <w:annotationRef/>
       </w:r>
       <w:r>
-        <w:t>Describe data</w:t>
+        <w:t>To do</w:t>
       </w:r>
     </w:p>
   </w:comment>
-  <w:comment w:id="27" w:author="Zeng, Xinyi" w:date="2025-08-08T17:31:00Z" w:initials="XZ">
+  <w:comment w:id="67" w:author="Zeng, Xinyi" w:date="2025-08-10T17:07:00Z" w:initials="XZ">
     <w:p>
       <w:pPr>
         <w:pStyle w:val="affa"/>
+        <w:jc w:val="left"/>
       </w:pPr>
       <w:r>
         <w:rPr>
@@ -6666,7 +12769,7 @@
         <w:annotationRef/>
       </w:r>
       <w:r>
-        <w:t>Describe data</w:t>
+        <w:t>Check before submission</w:t>
       </w:r>
     </w:p>
   </w:comment>
@@ -6679,10 +12782,10 @@
   <w15:commentEx w15:paraId="5F052BE6" w15:done="0"/>
   <w15:commentEx w15:paraId="55414252" w15:done="0"/>
   <w15:commentEx w15:paraId="0037B07C" w15:done="0"/>
-  <w15:commentEx w15:paraId="35CEA6FF" w15:done="0"/>
+  <w15:commentEx w15:paraId="376CC636" w15:done="0"/>
+  <w15:commentEx w15:paraId="682F2BE3" w15:done="0"/>
   <w15:commentEx w15:paraId="2C9EDB55" w15:done="0"/>
-  <w15:commentEx w15:paraId="7B97D712" w15:done="0"/>
-  <w15:commentEx w15:paraId="6558F829" w15:done="0"/>
+  <w15:commentEx w15:paraId="0990BC45" w15:done="0"/>
 </w15:commentsEx>
 </file>
 
@@ -6692,10 +12795,10 @@
   <w16cex:commentExtensible w16cex:durableId="703BC9FC" w16cex:dateUtc="2025-08-05T07:55:00Z"/>
   <w16cex:commentExtensible w16cex:durableId="18035CD5" w16cex:dateUtc="2025-08-05T10:33:00Z"/>
   <w16cex:commentExtensible w16cex:durableId="65B40324" w16cex:dateUtc="2025-08-05T09:48:00Z"/>
-  <w16cex:commentExtensible w16cex:durableId="38A5248E" w16cex:dateUtc="2025-08-07T09:07:00Z"/>
+  <w16cex:commentExtensible w16cex:durableId="3358E26D" w16cex:dateUtc="2025-08-10T10:33:00Z"/>
+  <w16cex:commentExtensible w16cex:durableId="06DDB2BC" w16cex:dateUtc="2025-08-10T10:31:00Z"/>
   <w16cex:commentExtensible w16cex:durableId="468A6D9A" w16cex:dateUtc="2025-08-08T09:17:00Z"/>
-  <w16cex:commentExtensible w16cex:durableId="6DB40DAD" w16cex:dateUtc="2025-08-08T09:30:00Z"/>
-  <w16cex:commentExtensible w16cex:durableId="7EE4234A" w16cex:dateUtc="2025-08-08T09:31:00Z"/>
+  <w16cex:commentExtensible w16cex:durableId="5FE310AA" w16cex:dateUtc="2025-08-10T09:07:00Z"/>
 </w16cex:commentsExtensible>
 </file>
 
@@ -6705,10 +12808,10 @@
   <w16cid:commentId w16cid:paraId="5F052BE6" w16cid:durableId="703BC9FC"/>
   <w16cid:commentId w16cid:paraId="55414252" w16cid:durableId="18035CD5"/>
   <w16cid:commentId w16cid:paraId="0037B07C" w16cid:durableId="65B40324"/>
-  <w16cid:commentId w16cid:paraId="35CEA6FF" w16cid:durableId="38A5248E"/>
+  <w16cid:commentId w16cid:paraId="376CC636" w16cid:durableId="3358E26D"/>
+  <w16cid:commentId w16cid:paraId="682F2BE3" w16cid:durableId="06DDB2BC"/>
   <w16cid:commentId w16cid:paraId="2C9EDB55" w16cid:durableId="468A6D9A"/>
-  <w16cid:commentId w16cid:paraId="7B97D712" w16cid:durableId="6DB40DAD"/>
-  <w16cid:commentId w16cid:paraId="6558F829" w16cid:durableId="7EE4234A"/>
+  <w16cid:commentId w16cid:paraId="0990BC45" w16cid:durableId="5FE310AA"/>
 </w16cid:commentsIds>
 </file>
 
@@ -8794,7 +14897,10 @@
   <w:style w:type="paragraph" w:default="1" w:styleId="a1">
     <w:name w:val="Normal"/>
     <w:qFormat/>
-    <w:rsid w:val="00FC693F"/>
+    <w:rsid w:val="00E6229B"/>
+    <w:pPr>
+      <w:jc w:val="both"/>
+    </w:pPr>
     <w:rPr>
       <w:rFonts w:ascii="Times New Roman" w:hAnsi="Times New Roman"/>
       <w:sz w:val="24"/>
@@ -19990,6 +26096,29 @@
       <w:spacing w:after="0"/>
     </w:pPr>
   </w:style>
+  <w:style w:type="paragraph" w:styleId="afff1">
+    <w:name w:val="Bibliography"/>
+    <w:basedOn w:val="a1"/>
+    <w:next w:val="a1"/>
+    <w:uiPriority w:val="37"/>
+    <w:unhideWhenUsed/>
+    <w:rsid w:val="00B731FF"/>
+    <w:pPr>
+      <w:spacing w:after="240" w:line="240" w:lineRule="auto"/>
+    </w:pPr>
+  </w:style>
+  <w:style w:type="character" w:styleId="afff2">
+    <w:name w:val="Unresolved Mention"/>
+    <w:basedOn w:val="a2"/>
+    <w:uiPriority w:val="99"/>
+    <w:semiHidden/>
+    <w:unhideWhenUsed/>
+    <w:rsid w:val="00236FC4"/>
+    <w:rPr>
+      <w:color w:val="605E5C"/>
+      <w:shd w:val="clear" w:color="auto" w:fill="E1DFDD"/>
+    </w:rPr>
+  </w:style>
 </w:styles>
 </file>
 
